--- a/docs/Reporte_Proyecto_Final_Paralela.docx
+++ b/docs/Reporte_Proyecto_Final_Paralela.docx
@@ -23,7 +23,7 @@
           <w:noProof/>
         </w:rPr>
         <w:drawing>
-          <wp:inline distT="0" distB="0" distL="0" distR="0" wp14:anchorId="4CAE2AAB" wp14:editId="50B1C416">
+          <wp:inline distT="0" distB="0" distL="0" distR="0" wp14:anchorId="4CAE2AAB" wp14:editId="3CAD88B2">
             <wp:extent cx="3632528" cy="1266825"/>
             <wp:effectExtent l="0" t="0" r="6350" b="0"/>
             <wp:docPr id="574075383" name="Picture 2" descr="A blue and black logo&#10;&#10;Description automatically generated"/>
@@ -2864,7 +2864,7 @@
                 <w:sz w:val="20"/>
                 <w:szCs w:val="20"/>
               </w:rPr>
-              <w:t>Jorge Reynoso</w:t>
+              <w:t>Jimmy Herrera</w:t>
             </w:r>
           </w:p>
         </w:tc>
@@ -2999,7 +2999,7 @@
                 <w:sz w:val="20"/>
                 <w:szCs w:val="20"/>
               </w:rPr>
-              <w:t>Jimmy Herrera</w:t>
+              <w:t>Jorge Reynoso</w:t>
             </w:r>
           </w:p>
         </w:tc>
@@ -8241,7 +8241,7 @@
                 <w:sz w:val="20"/>
                 <w:szCs w:val="20"/>
               </w:rPr>
-              <w:t>Jorge Reynoso</w:t>
+              <w:t>Jimmy Herrera</w:t>
             </w:r>
           </w:p>
         </w:tc>
@@ -8381,7 +8381,7 @@
                 <w:sz w:val="20"/>
                 <w:szCs w:val="20"/>
               </w:rPr>
-              <w:t>Jimmy Herrera</w:t>
+              <w:t>Jorge Reynoso</w:t>
             </w:r>
           </w:p>
         </w:tc>
@@ -10150,7 +10150,22 @@
         <w:rPr>
           <w:lang w:val="es-DO"/>
         </w:rPr>
-        <w:t>.NET 8.0 SDK instalado (https://dotnet.microsoft.com/download)</w:t>
+        <w:t>.NET 8.0 SDK instalado (</w:t>
+      </w:r>
+      <w:hyperlink r:id="rId8" w:history="1">
+        <w:r>
+          <w:rPr>
+            <w:rStyle w:val="Hipervnculo"/>
+            <w:lang w:val="es-DO"/>
+          </w:rPr>
+          <w:t>https://dotnet.microsoft.com/download\</w:t>
+        </w:r>
+      </w:hyperlink>
+      <w:r>
+        <w:rPr>
+          <w:lang w:val="es-MX"/>
+        </w:rPr>
+        <w:t>)</w:t>
       </w:r>
     </w:p>
     <w:p>
@@ -10215,9 +10230,9 @@
           <w:ilvl w:val="0"/>
           <w:numId w:val="3"/>
         </w:numPr>
-        <w:spacing w:before="60" w:after="60"/>
-        <w:rPr>
-          <w:lang w:val="es-DO"/>
+        <w:spacing w:before="80" w:after="80"/>
+        <w:rPr>
+          <w:lang w:val="es-MX"/>
         </w:rPr>
       </w:pPr>
       <w:r>
@@ -10238,8 +10253,17 @@
         <w:rPr>
           <w:lang w:val="es-DO"/>
         </w:rPr>
-        <w:t xml:space="preserve"> clone https://github.com/[usuario]/Sist-Transacciones-Paralelas2</w:t>
-      </w:r>
+        <w:t xml:space="preserve"> clone </w:t>
+      </w:r>
+      <w:hyperlink r:id="rId9" w:history="1">
+        <w:r>
+          <w:rPr>
+            <w:rStyle w:val="Hipervnculo"/>
+            <w:lang w:val="es-MX"/>
+          </w:rPr>
+          <w:t>https://github.com/cacabone/Sist-Transacciones-Paralelas.git</w:t>
+        </w:r>
+      </w:hyperlink>
     </w:p>
     <w:p>
       <w:pPr>
@@ -10271,7 +10295,21 @@
         <w:rPr>
           <w:lang w:val="es-DO"/>
         </w:rPr>
-        <w:t xml:space="preserve"> del proyecto: cd Sist-Transacciones-Paralelas2</w:t>
+        <w:t xml:space="preserve"> del proyecto: cd </w:t>
+      </w:r>
+      <w:proofErr w:type="spellStart"/>
+      <w:r>
+        <w:rPr>
+          <w:lang w:val="es-DO"/>
+        </w:rPr>
+        <w:t>Sist</w:t>
+      </w:r>
+      <w:proofErr w:type="spellEnd"/>
+      <w:r>
+        <w:rPr>
+          <w:lang w:val="es-DO"/>
+        </w:rPr>
+        <w:t>-Transacciones-Paralelas</w:t>
       </w:r>
     </w:p>
     <w:p>
@@ -10663,7 +10701,7 @@
       </w:r>
       <w:proofErr w:type="spellStart"/>
       <w:r>
-        <w:t>src</w:t>
+        <w:t>metrics</w:t>
       </w:r>
       <w:proofErr w:type="spellEnd"/>
       <w:r>
@@ -10671,28 +10709,9 @@
       </w:r>
       <w:proofErr w:type="spellStart"/>
       <w:r>
-        <w:t>BankSystem.App</w:t>
-      </w:r>
-      <w:proofErr w:type="spellEnd"/>
-      <w:r>
-        <w:t>/</w:t>
-      </w:r>
-      <w:proofErr w:type="spellStart"/>
-      <w:r>
-        <w:t>metrics</w:t>
-      </w:r>
-      <w:proofErr w:type="spellEnd"/>
-      <w:r>
-        <w:t>/</w:t>
-      </w:r>
-      <w:proofErr w:type="spellStart"/>
-      <w:r>
         <w:t>results</w:t>
       </w:r>
       <w:proofErr w:type="spellEnd"/>
-      <w:r>
-        <w:t>/benchmark_results_[fecha].csv</w:t>
-      </w:r>
     </w:p>
     <w:p>
       <w:pPr>
@@ -10720,11 +10739,9 @@
       <w:r>
         <w:t xml:space="preserve">Repositorio </w:t>
       </w:r>
-      <w:proofErr w:type="spellStart"/>
-      <w:r>
-        <w:t>publico</w:t>
-      </w:r>
-      <w:proofErr w:type="spellEnd"/>
+      <w:r>
+        <w:t>público</w:t>
+      </w:r>
       <w:r>
         <w:t xml:space="preserve"> en GitHub:</w:t>
       </w:r>
@@ -10733,9 +10750,14 @@
       <w:pPr>
         <w:spacing w:before="80" w:after="80"/>
       </w:pPr>
-      <w:r>
-        <w:t>https://github.com/[usuario]/Sist-Transacciones-Paralelas2</w:t>
-      </w:r>
+      <w:hyperlink r:id="rId10" w:history="1">
+        <w:r>
+          <w:rPr>
+            <w:rStyle w:val="Hipervnculo"/>
+          </w:rPr>
+          <w:t>https://github.com/cacabone/Sist-Transacciones-Paralelas.git</w:t>
+        </w:r>
+      </w:hyperlink>
     </w:p>
     <w:p>
       <w:pPr>
@@ -10969,8 +10991,8 @@
       </w:r>
     </w:p>
     <w:sectPr>
-      <w:headerReference w:type="default" r:id="rId8"/>
-      <w:footerReference w:type="default" r:id="rId9"/>
+      <w:headerReference w:type="default" r:id="rId11"/>
+      <w:footerReference w:type="default" r:id="rId12"/>
       <w:pgSz w:w="12240" w:h="15840"/>
       <w:pgMar w:top="1440" w:right="1440" w:bottom="1440" w:left="1440" w:header="708" w:footer="708" w:gutter="0"/>
       <w:cols w:space="720"/>
@@ -12033,6 +12055,18 @@
     <w:uiPriority w:val="99"/>
     <w:rsid w:val="001D7A6F"/>
   </w:style>
+  <w:style w:type="character" w:styleId="Mencinsinresolver">
+    <w:name w:val="Unresolved Mention"/>
+    <w:basedOn w:val="Fuentedeprrafopredeter"/>
+    <w:uiPriority w:val="99"/>
+    <w:semiHidden/>
+    <w:unhideWhenUsed/>
+    <w:rsid w:val="008F5BB5"/>
+    <w:rPr>
+      <w:color w:val="605E5C"/>
+      <w:shd w:val="clear" w:color="auto" w:fill="E1DFDD"/>
+    </w:rPr>
+  </w:style>
 </w:styles>
 </file>
 

--- a/docs/Reporte_Proyecto_Final_Paralela.docx
+++ b/docs/Reporte_Proyecto_Final_Paralela.docx
@@ -26,7 +26,7 @@
           <wp:inline distT="0" distB="0" distL="0" distR="0" wp14:anchorId="4CAE2AAB" wp14:editId="3CAD88B2">
             <wp:extent cx="3632528" cy="1266825"/>
             <wp:effectExtent l="0" t="0" r="6350" b="0"/>
-            <wp:docPr id="574075383" name="Picture 2" descr="A blue and black logo&#10;&#10;Description automatically generated"/>
+            <wp:docPr id="574075383" name="Picture 2" descr="A blue and black logo  Description automatically generated"/>
             <wp:cNvGraphicFramePr>
               <a:graphicFrameLocks xmlns:a="http://schemas.openxmlformats.org/drawingml/2006/main" noChangeAspect="1"/>
             </wp:cNvGraphicFramePr>
@@ -34,7 +34,7 @@
               <a:graphicData uri="http://schemas.openxmlformats.org/drawingml/2006/picture">
                 <pic:pic xmlns:pic="http://schemas.openxmlformats.org/drawingml/2006/picture">
                   <pic:nvPicPr>
-                    <pic:cNvPr id="574075383" name="Picture 2" descr="A blue and black logo&#10;&#10;Description automatically generated"/>
+                    <pic:cNvPr id="574075383" name="Picture 2" descr="A blue and black logo  Description automatically generated"/>
                     <pic:cNvPicPr>
                       <a:picLocks noChangeAspect="1" noChangeArrowheads="1"/>
                     </pic:cNvPicPr>
@@ -139,577 +139,290 @@
           <w:b/>
           <w:bCs/>
         </w:rPr>
-        <w:t xml:space="preserve">Robert Gabriel Nunez </w:t>
-      </w:r>
+        <w:t>Robert Gabriel Nunez Matias (Líder)</w:t>
+      </w:r>
+    </w:p>
+    <w:p>
+      <w:pPr>
+        <w:spacing w:after="40"/>
+        <w:jc w:val="center"/>
+      </w:pPr>
+      <w:r>
+        <w:t>Emil Remy López Hernández</w:t>
+      </w:r>
+    </w:p>
+    <w:p>
+      <w:pPr>
+        <w:spacing w:after="40"/>
+        <w:jc w:val="center"/>
+      </w:pPr>
+      <w:r>
+        <w:t>Jorge Luis Reynoso Frias</w:t>
+      </w:r>
+    </w:p>
+    <w:p>
+      <w:pPr>
+        <w:spacing w:after="40"/>
+        <w:jc w:val="center"/>
+      </w:pPr>
+      <w:r>
+        <w:t>Jimmy Alexander Herrera</w:t>
+      </w:r>
+    </w:p>
+    <w:p>
+      <w:pPr>
+        <w:spacing w:before="80" w:after="80"/>
+      </w:pPr>
+    </w:p>
+    <w:p>
+      <w:pPr>
+        <w:spacing w:after="40"/>
+        <w:jc w:val="center"/>
+      </w:pPr>
+      <w:r>
+        <w:rPr>
+          <w:color w:val="595959"/>
+        </w:rPr>
+        <w:t>Profesor: Erick Leonardo Pérez Veloz</w:t>
+      </w:r>
+    </w:p>
+    <w:p>
+      <w:pPr>
+        <w:jc w:val="center"/>
+      </w:pPr>
+      <w:r>
+        <w:rPr>
+          <w:color w:val="595959"/>
+        </w:rPr>
+        <w:t>Fecha de Entrega: 20 de abril de 2026</w:t>
+      </w:r>
+    </w:p>
+    <w:p>
+      <w:r>
+        <w:br w:type="page"/>
+      </w:r>
+    </w:p>
+    <w:p>
+      <w:pPr>
+        <w:pStyle w:val="Ttulo1"/>
+        <w:rPr>
+          <w:lang w:val="es-DO"/>
+        </w:rPr>
+      </w:pPr>
+      <w:r>
+        <w:rPr>
+          <w:lang w:val="es-DO"/>
+        </w:rPr>
+        <w:lastRenderedPageBreak/>
+        <w:t>Índice</w:t>
+      </w:r>
+    </w:p>
+    <w:p>
+      <w:pPr>
+        <w:spacing w:before="80" w:after="80"/>
+      </w:pPr>
+      <w:r>
+        <w:t>1. Introducción</w:t>
+      </w:r>
+    </w:p>
+    <w:p>
+      <w:pPr>
+        <w:spacing w:before="80" w:after="80"/>
+      </w:pPr>
+      <w:r>
+        <w:t>2. Descripción del Problema</w:t>
+      </w:r>
+    </w:p>
+    <w:p>
+      <w:pPr>
+        <w:spacing w:before="80" w:after="80"/>
+      </w:pPr>
+      <w:r>
+        <w:t>3. Cumplimiento de los Requisitos del Proyecto</w:t>
+      </w:r>
+    </w:p>
+    <w:p>
+      <w:pPr>
+        <w:spacing w:before="80" w:after="80"/>
+      </w:pPr>
+      <w:r>
+        <w:t>4. Diseño de la Solución</w:t>
+      </w:r>
+    </w:p>
+    <w:p>
+      <w:pPr>
+        <w:spacing w:before="80" w:after="80"/>
+      </w:pPr>
+      <w:r>
+        <w:t>5. Implementación Técnica</w:t>
+      </w:r>
+    </w:p>
+    <w:p>
+      <w:pPr>
+        <w:spacing w:before="80" w:after="80"/>
+      </w:pPr>
+      <w:r>
+        <w:t>6. Evaluación de Desempeño</w:t>
+      </w:r>
+    </w:p>
+    <w:p>
+      <w:pPr>
+        <w:spacing w:before="80" w:after="80"/>
+      </w:pPr>
+      <w:r>
+        <w:t>7. Trabajo en Equipo</w:t>
+      </w:r>
+    </w:p>
+    <w:p>
+      <w:pPr>
+        <w:spacing w:before="80" w:after="80"/>
+      </w:pPr>
+      <w:r>
+        <w:t>8. Conclusiones</w:t>
+      </w:r>
+    </w:p>
+    <w:p>
+      <w:pPr>
+        <w:spacing w:before="80" w:after="80"/>
+      </w:pPr>
+      <w:r>
+        <w:t>9. Referencias</w:t>
+      </w:r>
+    </w:p>
+    <w:p>
+      <w:pPr>
+        <w:spacing w:before="80" w:after="80"/>
+      </w:pPr>
+      <w:r>
+        <w:t>10. Anexos</w:t>
+      </w:r>
+    </w:p>
+    <w:p>
+      <w:r>
+        <w:br w:type="page"/>
+      </w:r>
+    </w:p>
+    <w:p>
+      <w:pPr>
+        <w:pStyle w:val="Ttulo1"/>
+        <w:rPr>
+          <w:lang w:val="es-DO"/>
+        </w:rPr>
+      </w:pPr>
+      <w:r>
+        <w:rPr>
+          <w:lang w:val="es-DO"/>
+        </w:rPr>
+        <w:lastRenderedPageBreak/>
+        <w:t>1. Introducción</w:t>
+      </w:r>
+    </w:p>
+    <w:p>
+      <w:pPr>
+        <w:pStyle w:val="Ttulo2"/>
+        <w:rPr>
+          <w:lang w:val="es-DO"/>
+        </w:rPr>
+      </w:pPr>
+      <w:r>
+        <w:rPr>
+          <w:lang w:val="es-DO"/>
+        </w:rPr>
+        <w:t>1.1 Presentación General del Proyecto</w:t>
+      </w:r>
+    </w:p>
+    <w:p>
+      <w:pPr>
+        <w:spacing w:before="80" w:after="80"/>
+        <w:jc w:val="both"/>
+      </w:pPr>
+      <w:r>
+        <w:t>El presente proyecto desarrolla un sistema de procesamiento masivo de transacciones bancarias utilizando técnicas de computacion paralela en C#. El sistema simula el núcleo operativo (Core Banking) de una institución financiera, procesando depositos, retiros y transferencias provenientes de tres canales distintos: Cajero, Agente Bancario y Vía Electronica. Mediante la descomposición de datos en bloques procesados simultáneamente por multiples hilos, se demuestra empíricamente la ganancia en rendimiento que ofrece el paralelismo frente a la ejecución secuencial.</w:t>
+      </w:r>
+    </w:p>
+    <w:p>
+      <w:pPr>
+        <w:spacing w:before="80" w:after="80"/>
+      </w:pPr>
+    </w:p>
+    <w:p>
+      <w:pPr>
+        <w:pStyle w:val="Ttulo2"/>
+        <w:rPr>
+          <w:lang w:val="es-DO"/>
+        </w:rPr>
+      </w:pPr>
+      <w:r>
+        <w:rPr>
+          <w:lang w:val="es-DO"/>
+        </w:rPr>
+        <w:t>1.2 Justificación del Tema</w:t>
+      </w:r>
+    </w:p>
+    <w:p>
+      <w:pPr>
+        <w:spacing w:before="80" w:after="80"/>
+        <w:jc w:val="both"/>
+      </w:pPr>
+      <w:r>
+        <w:t>El procesamiento de transacciones bancarias representa uno de los casos de uso mas representativos del computo paralelo en la industria financiera. Los sistemas bancarios modernos deben procesar millones de operaciones diarias con baja latencia y alta confiabilidad. Este escenario exige el uso de paralelismo para distribuir la carga entre múltiples nucleos de CPU, manteniendo la integridad de los datos mediante mecanismos de sincronización. El tema fue elegido porque combina todos los elementos fundamentales de la computación paralela: descomposicion de datos, acceso concurrente a recursos compartidos, sincronización y medicion de rendimiento.</w:t>
+      </w:r>
+    </w:p>
+    <w:p>
+      <w:pPr>
+        <w:spacing w:before="80" w:after="80"/>
+      </w:pPr>
+    </w:p>
+    <w:p>
+      <w:pPr>
+        <w:pStyle w:val="Ttulo2"/>
+        <w:rPr>
+          <w:lang w:val="es-DO"/>
+        </w:rPr>
+      </w:pPr>
+      <w:r>
+        <w:rPr>
+          <w:lang w:val="es-DO"/>
+        </w:rPr>
+        <w:t>1.3 Objetivos</w:t>
+      </w:r>
+    </w:p>
+    <w:p>
+      <w:pPr>
+        <w:spacing w:before="80" w:after="80"/>
+      </w:pPr>
       <w:r>
         <w:rPr>
           <w:b/>
           <w:bCs/>
         </w:rPr>
-        <w:t>Matias (Líder</w:t>
-      </w:r>
+        <w:t>Objetivo General:</w:t>
+      </w:r>
+    </w:p>
+    <w:p>
+      <w:pPr>
+        <w:spacing w:before="80" w:after="80"/>
+        <w:jc w:val="both"/>
+      </w:pPr>
+      <w:r>
+        <w:t>Desarrollar un sistema paralelo de procesamiento de transacciones bancarias en C# que demuestre las ventajas del paralelismo en términos de Speedup y Eficiencia frente a la ejecución secuencial.</w:t>
+      </w:r>
+    </w:p>
+    <w:p>
+      <w:pPr>
+        <w:spacing w:before="80" w:after="80"/>
+      </w:pPr>
+    </w:p>
+    <w:p>
+      <w:pPr>
+        <w:spacing w:before="80" w:after="80"/>
+      </w:pPr>
       <w:r>
         <w:rPr>
           <w:b/>
           <w:bCs/>
         </w:rPr>
-        <w:t>)</w:t>
-      </w:r>
-    </w:p>
-    <w:p>
-      <w:pPr>
-        <w:spacing w:after="40"/>
-        <w:jc w:val="center"/>
-      </w:pPr>
-      <w:r>
-        <w:t xml:space="preserve">Emil Remy </w:t>
-      </w:r>
-      <w:r>
-        <w:t>López</w:t>
-      </w:r>
-      <w:r>
-        <w:t xml:space="preserve"> </w:t>
-      </w:r>
-      <w:r>
-        <w:t>Hernández</w:t>
-      </w:r>
-    </w:p>
-    <w:p>
-      <w:pPr>
-        <w:spacing w:after="40"/>
-        <w:jc w:val="center"/>
-      </w:pPr>
-      <w:r>
-        <w:t>Jorge Luis Reynoso Frias</w:t>
-      </w:r>
-    </w:p>
-    <w:p>
-      <w:pPr>
-        <w:spacing w:after="40"/>
-        <w:jc w:val="center"/>
-      </w:pPr>
-      <w:r>
-        <w:t>Jimmy Alexander Herrera</w:t>
-      </w:r>
-    </w:p>
-    <w:p>
-      <w:pPr>
-        <w:spacing w:before="80" w:after="80"/>
-      </w:pPr>
-    </w:p>
-    <w:p>
-      <w:pPr>
-        <w:spacing w:after="40"/>
-        <w:jc w:val="center"/>
-      </w:pPr>
-      <w:r>
-        <w:rPr>
-          <w:color w:val="595959"/>
-        </w:rPr>
-        <w:t xml:space="preserve">Profesor: Erick Leonardo </w:t>
-      </w:r>
-      <w:r>
-        <w:rPr>
-          <w:color w:val="595959"/>
-        </w:rPr>
-        <w:t>Pérez</w:t>
-      </w:r>
-      <w:r>
-        <w:rPr>
-          <w:color w:val="595959"/>
-        </w:rPr>
-        <w:t xml:space="preserve"> Veloz</w:t>
-      </w:r>
-    </w:p>
-    <w:p>
-      <w:pPr>
-        <w:jc w:val="center"/>
-      </w:pPr>
-      <w:r>
-        <w:rPr>
-          <w:color w:val="595959"/>
-        </w:rPr>
-        <w:t>Fecha de Entrega: 20 de abril de 2026</w:t>
-      </w:r>
-    </w:p>
-    <w:p>
-      <w:r>
-        <w:br w:type="page"/>
-      </w:r>
-    </w:p>
-    <w:p>
-      <w:pPr>
-        <w:pStyle w:val="Ttulo1"/>
-        <w:rPr>
-          <w:lang w:val="es-DO"/>
-        </w:rPr>
-      </w:pPr>
-      <w:r>
-        <w:rPr>
-          <w:lang w:val="es-DO"/>
-        </w:rPr>
-        <w:lastRenderedPageBreak/>
-        <w:t>Índice</w:t>
-      </w:r>
-    </w:p>
-    <w:p>
-      <w:pPr>
-        <w:spacing w:before="80" w:after="80"/>
-      </w:pPr>
-      <w:r>
-        <w:t xml:space="preserve">1. </w:t>
-      </w:r>
-      <w:r>
-        <w:t>Introducción</w:t>
-      </w:r>
-    </w:p>
-    <w:p>
-      <w:pPr>
-        <w:spacing w:before="80" w:after="80"/>
-      </w:pPr>
-      <w:r>
-        <w:t xml:space="preserve">2. </w:t>
-      </w:r>
-      <w:r>
-        <w:t>Descripción</w:t>
-      </w:r>
-      <w:r>
-        <w:t xml:space="preserve"> del Problema</w:t>
-      </w:r>
-    </w:p>
-    <w:p>
-      <w:pPr>
-        <w:spacing w:before="80" w:after="80"/>
-      </w:pPr>
-      <w:r>
-        <w:t>3. Cumplimiento de los Requisitos del Proyecto</w:t>
-      </w:r>
-    </w:p>
-    <w:p>
-      <w:pPr>
-        <w:spacing w:before="80" w:after="80"/>
-      </w:pPr>
-      <w:r>
-        <w:t xml:space="preserve">4. </w:t>
-      </w:r>
-      <w:r>
-        <w:t>Diseño</w:t>
-      </w:r>
-      <w:r>
-        <w:t xml:space="preserve"> de la </w:t>
-      </w:r>
-      <w:r>
-        <w:t>Solución</w:t>
-      </w:r>
-    </w:p>
-    <w:p>
-      <w:pPr>
-        <w:spacing w:before="80" w:after="80"/>
-      </w:pPr>
-      <w:r>
-        <w:t xml:space="preserve">5. </w:t>
-      </w:r>
-      <w:r>
-        <w:t>Implementación</w:t>
-      </w:r>
-      <w:r>
-        <w:t xml:space="preserve"> </w:t>
-      </w:r>
-      <w:r>
-        <w:t>Técnica</w:t>
-      </w:r>
-    </w:p>
-    <w:p>
-      <w:pPr>
-        <w:spacing w:before="80" w:after="80"/>
-      </w:pPr>
-      <w:r>
-        <w:t xml:space="preserve">6. </w:t>
-      </w:r>
-      <w:r>
-        <w:t>Evaluación</w:t>
-      </w:r>
-      <w:r>
-        <w:t xml:space="preserve"> de </w:t>
-      </w:r>
-      <w:r>
-        <w:t>Desempeño</w:t>
-      </w:r>
-    </w:p>
-    <w:p>
-      <w:pPr>
-        <w:spacing w:before="80" w:after="80"/>
-      </w:pPr>
-      <w:r>
-        <w:t>7. Trabajo en Equipo</w:t>
-      </w:r>
-    </w:p>
-    <w:p>
-      <w:pPr>
-        <w:spacing w:before="80" w:after="80"/>
-      </w:pPr>
-      <w:r>
-        <w:t>8. Conclusiones</w:t>
-      </w:r>
-    </w:p>
-    <w:p>
-      <w:pPr>
-        <w:spacing w:before="80" w:after="80"/>
-      </w:pPr>
-      <w:r>
-        <w:t>9. Referencias</w:t>
-      </w:r>
-    </w:p>
-    <w:p>
-      <w:pPr>
-        <w:spacing w:before="80" w:after="80"/>
-      </w:pPr>
-      <w:r>
-        <w:t>10. Anexos</w:t>
-      </w:r>
-    </w:p>
-    <w:p>
-      <w:r>
-        <w:br w:type="page"/>
-      </w:r>
-    </w:p>
-    <w:p>
-      <w:pPr>
-        <w:pStyle w:val="Ttulo1"/>
-        <w:rPr>
-          <w:lang w:val="es-DO"/>
-        </w:rPr>
-      </w:pPr>
-      <w:r>
-        <w:rPr>
-          <w:lang w:val="es-DO"/>
-        </w:rPr>
-        <w:lastRenderedPageBreak/>
-        <w:t xml:space="preserve">1. </w:t>
-      </w:r>
-      <w:r>
-        <w:rPr>
-          <w:lang w:val="es-DO"/>
-        </w:rPr>
-        <w:t>Introducción</w:t>
-      </w:r>
-    </w:p>
-    <w:p>
-      <w:pPr>
-        <w:pStyle w:val="Ttulo2"/>
-        <w:rPr>
-          <w:lang w:val="es-DO"/>
-        </w:rPr>
-      </w:pPr>
-      <w:r>
-        <w:rPr>
-          <w:lang w:val="es-DO"/>
-        </w:rPr>
-        <w:t xml:space="preserve">1.1 </w:t>
-      </w:r>
-      <w:r>
-        <w:rPr>
-          <w:lang w:val="es-DO"/>
-        </w:rPr>
-        <w:t>Presentación</w:t>
-      </w:r>
-      <w:r>
-        <w:rPr>
-          <w:lang w:val="es-DO"/>
-        </w:rPr>
-        <w:t xml:space="preserve"> General del Proyecto</w:t>
-      </w:r>
-    </w:p>
-    <w:p>
-      <w:pPr>
-        <w:spacing w:before="80" w:after="80"/>
-        <w:jc w:val="both"/>
-      </w:pPr>
-      <w:r>
-        <w:t xml:space="preserve">El presente proyecto desarrolla un sistema de procesamiento masivo de transacciones bancarias utilizando </w:t>
-      </w:r>
-      <w:r>
-        <w:t>técnicas</w:t>
-      </w:r>
-      <w:r>
-        <w:t xml:space="preserve"> de </w:t>
-      </w:r>
-      <w:proofErr w:type="spellStart"/>
-      <w:r>
-        <w:t>computacion</w:t>
-      </w:r>
-      <w:proofErr w:type="spellEnd"/>
-      <w:r>
-        <w:t xml:space="preserve"> paralela en C#. El sistema simula el </w:t>
-      </w:r>
-      <w:r>
-        <w:t>núcleo</w:t>
-      </w:r>
-      <w:r>
-        <w:t xml:space="preserve"> operativo (Core </w:t>
-      </w:r>
-      <w:proofErr w:type="spellStart"/>
-      <w:r>
-        <w:t>Banking</w:t>
-      </w:r>
-      <w:proofErr w:type="spellEnd"/>
-      <w:r>
-        <w:t xml:space="preserve">) de una </w:t>
-      </w:r>
-      <w:r>
-        <w:t>institución</w:t>
-      </w:r>
-      <w:r>
-        <w:t xml:space="preserve"> financiera, procesando </w:t>
-      </w:r>
-      <w:proofErr w:type="spellStart"/>
-      <w:r>
-        <w:t>depositos</w:t>
-      </w:r>
-      <w:proofErr w:type="spellEnd"/>
-      <w:r>
-        <w:t xml:space="preserve">, retiros y transferencias provenientes de tres canales distintos: Cajero, Agente Bancario y </w:t>
-      </w:r>
-      <w:r>
-        <w:t>Vía</w:t>
-      </w:r>
-      <w:r>
-        <w:t xml:space="preserve"> </w:t>
-      </w:r>
-      <w:proofErr w:type="spellStart"/>
-      <w:r>
-        <w:t>Electronica</w:t>
-      </w:r>
-      <w:proofErr w:type="spellEnd"/>
-      <w:r>
-        <w:t xml:space="preserve">. Mediante la </w:t>
-      </w:r>
-      <w:r>
-        <w:t>descomposición</w:t>
-      </w:r>
-      <w:r>
-        <w:t xml:space="preserve"> de datos en bloques procesados </w:t>
-      </w:r>
-      <w:r>
-        <w:t>simultáneamente</w:t>
-      </w:r>
-      <w:r>
-        <w:t xml:space="preserve"> por </w:t>
-      </w:r>
-      <w:proofErr w:type="spellStart"/>
-      <w:r>
-        <w:t>multiples</w:t>
-      </w:r>
-      <w:proofErr w:type="spellEnd"/>
-      <w:r>
-        <w:t xml:space="preserve"> hilos, se demuestra </w:t>
-      </w:r>
-      <w:r>
-        <w:t>empíricamente</w:t>
-      </w:r>
-      <w:r>
-        <w:t xml:space="preserve"> la ganancia en rendimiento que ofrece el paralelismo frente a la </w:t>
-      </w:r>
-      <w:r>
-        <w:t>ejecución</w:t>
-      </w:r>
-      <w:r>
-        <w:t xml:space="preserve"> secuencial.</w:t>
-      </w:r>
-    </w:p>
-    <w:p>
-      <w:pPr>
-        <w:spacing w:before="80" w:after="80"/>
-      </w:pPr>
-    </w:p>
-    <w:p>
-      <w:pPr>
-        <w:pStyle w:val="Ttulo2"/>
-        <w:rPr>
-          <w:lang w:val="es-DO"/>
-        </w:rPr>
-      </w:pPr>
-      <w:r>
-        <w:rPr>
-          <w:lang w:val="es-DO"/>
-        </w:rPr>
-        <w:t xml:space="preserve">1.2 </w:t>
-      </w:r>
-      <w:r>
-        <w:rPr>
-          <w:lang w:val="es-DO"/>
-        </w:rPr>
-        <w:t>Justificación</w:t>
-      </w:r>
-      <w:r>
-        <w:rPr>
-          <w:lang w:val="es-DO"/>
-        </w:rPr>
-        <w:t xml:space="preserve"> del Tema</w:t>
-      </w:r>
-    </w:p>
-    <w:p>
-      <w:pPr>
-        <w:spacing w:before="80" w:after="80"/>
-        <w:jc w:val="both"/>
-      </w:pPr>
-      <w:r>
-        <w:t xml:space="preserve">El procesamiento de transacciones bancarias representa uno de los casos de uso </w:t>
-      </w:r>
-      <w:proofErr w:type="spellStart"/>
-      <w:r>
-        <w:t>mas</w:t>
-      </w:r>
-      <w:proofErr w:type="spellEnd"/>
-      <w:r>
-        <w:t xml:space="preserve"> representativos del </w:t>
-      </w:r>
-      <w:proofErr w:type="spellStart"/>
-      <w:r>
-        <w:t>computo</w:t>
-      </w:r>
-      <w:proofErr w:type="spellEnd"/>
-      <w:r>
-        <w:t xml:space="preserve"> paralelo en la industria financiera. Los sistemas bancarios modernos deben procesar millones de operaciones diarias con baja latencia y alta confiabilidad. Este escenario exige el uso de paralelismo para distribuir la carga entre </w:t>
-      </w:r>
-      <w:r>
-        <w:t>múltiples</w:t>
-      </w:r>
-      <w:r>
-        <w:t xml:space="preserve"> </w:t>
-      </w:r>
-      <w:proofErr w:type="spellStart"/>
-      <w:r>
-        <w:t>nucleos</w:t>
-      </w:r>
-      <w:proofErr w:type="spellEnd"/>
-      <w:r>
-        <w:t xml:space="preserve"> de CPU, manteniendo la integridad de los datos mediante mecanismos de </w:t>
-      </w:r>
-      <w:r>
-        <w:t>sincronización</w:t>
-      </w:r>
-      <w:r>
-        <w:t xml:space="preserve">. El tema fue elegido porque combina todos los elementos fundamentales de la </w:t>
-      </w:r>
-      <w:r>
-        <w:t>computación</w:t>
-      </w:r>
-      <w:r>
-        <w:t xml:space="preserve"> paralela: </w:t>
-      </w:r>
-      <w:proofErr w:type="spellStart"/>
-      <w:r>
-        <w:t>descomposicion</w:t>
-      </w:r>
-      <w:proofErr w:type="spellEnd"/>
-      <w:r>
-        <w:t xml:space="preserve"> de datos, acceso concurrente a recursos compartidos, </w:t>
-      </w:r>
-      <w:r>
-        <w:t>sincronización</w:t>
-      </w:r>
-      <w:r>
-        <w:t xml:space="preserve"> y </w:t>
-      </w:r>
-      <w:proofErr w:type="spellStart"/>
-      <w:r>
-        <w:t>medicion</w:t>
-      </w:r>
-      <w:proofErr w:type="spellEnd"/>
-      <w:r>
-        <w:t xml:space="preserve"> de rendimiento.</w:t>
-      </w:r>
-    </w:p>
-    <w:p>
-      <w:pPr>
-        <w:spacing w:before="80" w:after="80"/>
-      </w:pPr>
-    </w:p>
-    <w:p>
-      <w:pPr>
-        <w:pStyle w:val="Ttulo2"/>
-        <w:rPr>
-          <w:lang w:val="es-DO"/>
-        </w:rPr>
-      </w:pPr>
-      <w:r>
-        <w:rPr>
-          <w:lang w:val="es-DO"/>
-        </w:rPr>
-        <w:t>1.3 Objetivos</w:t>
-      </w:r>
-    </w:p>
-    <w:p>
-      <w:pPr>
-        <w:spacing w:before="80" w:after="80"/>
-      </w:pPr>
-      <w:r>
-        <w:rPr>
-          <w:b/>
-          <w:bCs/>
-        </w:rPr>
-        <w:t>Objetivo General:</w:t>
-      </w:r>
-    </w:p>
-    <w:p>
-      <w:pPr>
-        <w:spacing w:before="80" w:after="80"/>
-        <w:jc w:val="both"/>
-      </w:pPr>
-      <w:r>
-        <w:t xml:space="preserve">Desarrollar un sistema paralelo de procesamiento de transacciones bancarias en C# que demuestre las ventajas del paralelismo en </w:t>
-      </w:r>
-      <w:r>
-        <w:t>términos</w:t>
-      </w:r>
-      <w:r>
-        <w:t xml:space="preserve"> de </w:t>
-      </w:r>
-      <w:proofErr w:type="spellStart"/>
-      <w:r>
-        <w:t>Speedup</w:t>
-      </w:r>
-      <w:proofErr w:type="spellEnd"/>
-      <w:r>
-        <w:t xml:space="preserve"> y Eficiencia frente a la </w:t>
-      </w:r>
-      <w:r>
-        <w:t>ejecución</w:t>
-      </w:r>
-      <w:r>
-        <w:t xml:space="preserve"> secuencial.</w:t>
-      </w:r>
-    </w:p>
-    <w:p>
-      <w:pPr>
-        <w:spacing w:before="80" w:after="80"/>
-      </w:pPr>
-    </w:p>
-    <w:p>
-      <w:pPr>
-        <w:spacing w:before="80" w:after="80"/>
-      </w:pPr>
-      <w:r>
-        <w:rPr>
-          <w:b/>
-          <w:bCs/>
-        </w:rPr>
-        <w:t xml:space="preserve">Objetivos </w:t>
-      </w:r>
-      <w:r>
-        <w:rPr>
-          <w:b/>
-          <w:bCs/>
-        </w:rPr>
-        <w:t>Específicos</w:t>
-      </w:r>
-      <w:r>
-        <w:rPr>
-          <w:b/>
-          <w:bCs/>
-        </w:rPr>
-        <w:t>:</w:t>
+        <w:t>Objetivos Específicos:</w:t>
       </w:r>
     </w:p>
     <w:p>
@@ -747,21 +460,7 @@
         <w:rPr>
           <w:lang w:val="es-DO"/>
         </w:rPr>
-        <w:t xml:space="preserve">Diseñar una </w:t>
-      </w:r>
-      <w:proofErr w:type="spellStart"/>
-      <w:r>
-        <w:rPr>
-          <w:lang w:val="es-DO"/>
-        </w:rPr>
-        <w:t>logica</w:t>
-      </w:r>
-      <w:proofErr w:type="spellEnd"/>
-      <w:r>
-        <w:rPr>
-          <w:lang w:val="es-DO"/>
-        </w:rPr>
-        <w:t xml:space="preserve"> fiscal que aplique retenciones del 0.15% según el canal de origen y tipo de transacción.</w:t>
+        <w:t>Diseñar una logica fiscal que aplique retenciones del 0.15% según el canal de origen y tipo de transacción.</w:t>
       </w:r>
     </w:p>
     <w:p>
@@ -780,33 +479,7 @@
         <w:rPr>
           <w:lang w:val="es-DO"/>
         </w:rPr>
-        <w:t xml:space="preserve">Garantizar la integridad de datos concurrentes mediante locks granulares y operaciones </w:t>
-      </w:r>
-      <w:r>
-        <w:rPr>
-          <w:lang w:val="es-DO"/>
-        </w:rPr>
-        <w:t>atómicas</w:t>
-      </w:r>
-      <w:r>
-        <w:rPr>
-          <w:lang w:val="es-DO"/>
-        </w:rPr>
-        <w:t xml:space="preserve"> con </w:t>
-      </w:r>
-      <w:proofErr w:type="spellStart"/>
-      <w:r>
-        <w:rPr>
-          <w:lang w:val="es-DO"/>
-        </w:rPr>
-        <w:t>Interlocked</w:t>
-      </w:r>
-      <w:proofErr w:type="spellEnd"/>
-      <w:r>
-        <w:rPr>
-          <w:lang w:val="es-DO"/>
-        </w:rPr>
-        <w:t>.</w:t>
+        <w:t>Garantizar la integridad de datos concurrentes mediante locks granulares y operaciones atómicas con Interlocked.</w:t>
       </w:r>
     </w:p>
     <w:p>
@@ -825,19 +498,7 @@
         <w:rPr>
           <w:lang w:val="es-DO"/>
         </w:rPr>
-        <w:t xml:space="preserve">Medir y comparar el rendimiento con </w:t>
-      </w:r>
-      <w:r>
-        <w:rPr>
-          <w:lang w:val="es-DO"/>
-        </w:rPr>
-        <w:t>volúmenes</w:t>
-      </w:r>
-      <w:r>
-        <w:rPr>
-          <w:lang w:val="es-DO"/>
-        </w:rPr>
-        <w:t xml:space="preserve"> de 10K, 100K, 500K y 1M transacciones.</w:t>
+        <w:t>Medir y comparar el rendimiento con volúmenes de 10K, 100K, 500K y 1M transacciones.</w:t>
       </w:r>
     </w:p>
     <w:p>
@@ -856,33 +517,7 @@
         <w:rPr>
           <w:lang w:val="es-DO"/>
         </w:rPr>
-        <w:t xml:space="preserve">Generar reportes de </w:t>
-      </w:r>
-      <w:proofErr w:type="spellStart"/>
-      <w:r>
-        <w:rPr>
-          <w:lang w:val="es-DO"/>
-        </w:rPr>
-        <w:t>Speedup</w:t>
-      </w:r>
-      <w:proofErr w:type="spellEnd"/>
-      <w:r>
-        <w:rPr>
-          <w:lang w:val="es-DO"/>
-        </w:rPr>
-        <w:t xml:space="preserve">, Eficiencia y </w:t>
-      </w:r>
-      <w:r>
-        <w:rPr>
-          <w:lang w:val="es-DO"/>
-        </w:rPr>
-        <w:t>recaudación</w:t>
-      </w:r>
-      <w:r>
-        <w:rPr>
-          <w:lang w:val="es-DO"/>
-        </w:rPr>
-        <w:t xml:space="preserve"> fiscal en formato CSV.</w:t>
+        <w:t>Generar reportes de Speedup, Eficiencia y recaudación fiscal en formato CSV.</w:t>
       </w:r>
     </w:p>
     <w:p>
@@ -902,19 +537,7 @@
           <w:lang w:val="es-DO"/>
         </w:rPr>
         <w:lastRenderedPageBreak/>
-        <w:t xml:space="preserve">2. </w:t>
-      </w:r>
-      <w:r>
-        <w:rPr>
-          <w:lang w:val="es-DO"/>
-        </w:rPr>
-        <w:t>Descripción</w:t>
-      </w:r>
-      <w:r>
-        <w:rPr>
-          <w:lang w:val="es-DO"/>
-        </w:rPr>
-        <w:t xml:space="preserve"> del Problema</w:t>
+        <w:t>2. Descripción del Problema</w:t>
       </w:r>
     </w:p>
     <w:p>
@@ -937,41 +560,7 @@
         <w:jc w:val="both"/>
       </w:pPr>
       <w:r>
-        <w:t xml:space="preserve">Un banco moderno procesa cientos de miles de transacciones diarias provenientes de </w:t>
-      </w:r>
-      <w:r>
-        <w:t>múltiples</w:t>
-      </w:r>
-      <w:r>
-        <w:t xml:space="preserve"> canales de </w:t>
-      </w:r>
-      <w:proofErr w:type="spellStart"/>
-      <w:r>
-        <w:t>atencion</w:t>
-      </w:r>
-      <w:proofErr w:type="spellEnd"/>
-      <w:r>
-        <w:t xml:space="preserve">. Cada </w:t>
-      </w:r>
-      <w:r>
-        <w:t>transacción</w:t>
-      </w:r>
-      <w:r>
-        <w:t xml:space="preserve"> implica leer y modificar el balance de una o </w:t>
-      </w:r>
-      <w:proofErr w:type="spellStart"/>
-      <w:r>
-        <w:t>mas</w:t>
-      </w:r>
-      <w:proofErr w:type="spellEnd"/>
-      <w:r>
-        <w:t xml:space="preserve"> cuentas, validar fondos disponibles, calcular impuestos aplicables y actualizar una cuenta global de </w:t>
-      </w:r>
-      <w:r>
-        <w:t>recaudación</w:t>
-      </w:r>
-      <w:r>
-        <w:t xml:space="preserve"> fiscal. En un sistema secuencial, estas operaciones se ejecutan una tras otra, generando cuellos de botella que incrementan la latencia del sistema a medida que crece el volumen.</w:t>
+        <w:t>Un banco moderno procesa cientos de miles de transacciones diarias provenientes de múltiples canales de atencion. Cada transacción implica leer y modificar el balance de una o mas cuentas, validar fondos disponibles, calcular impuestos aplicables y actualizar una cuenta global de recaudación fiscal. En un sistema secuencial, estas operaciones se ejecutan una tras otra, generando cuellos de botella que incrementan la latencia del sistema a medida que crece el volumen.</w:t>
       </w:r>
     </w:p>
     <w:p>
@@ -990,19 +579,7 @@
         <w:rPr>
           <w:lang w:val="es-DO"/>
         </w:rPr>
-        <w:t xml:space="preserve">2.2 </w:t>
-      </w:r>
-      <w:r>
-        <w:rPr>
-          <w:lang w:val="es-DO"/>
-        </w:rPr>
-        <w:t>Aplicación</w:t>
-      </w:r>
-      <w:r>
-        <w:rPr>
-          <w:lang w:val="es-DO"/>
-        </w:rPr>
-        <w:t xml:space="preserve"> en un Escenario Real</w:t>
+        <w:t>2.2 Aplicación en un Escenario Real</w:t>
       </w:r>
     </w:p>
     <w:p>
@@ -1011,13 +588,7 @@
         <w:jc w:val="both"/>
       </w:pPr>
       <w:r>
-        <w:t xml:space="preserve">El sistema modela tres canales bancarios con </w:t>
-      </w:r>
-      <w:r>
-        <w:t>características</w:t>
-      </w:r>
-      <w:r>
-        <w:t xml:space="preserve"> distintas:</w:t>
+        <w:t>El sistema modela tres canales bancarios con características distintas:</w:t>
       </w:r>
     </w:p>
     <w:p>
@@ -1036,19 +607,7 @@
         <w:rPr>
           <w:lang w:val="es-DO"/>
         </w:rPr>
-        <w:t xml:space="preserve">Cajero: aplica impuesto del 0.15% </w:t>
-      </w:r>
-      <w:r>
-        <w:rPr>
-          <w:lang w:val="es-DO"/>
-        </w:rPr>
-        <w:t>únicamente</w:t>
-      </w:r>
-      <w:r>
-        <w:rPr>
-          <w:lang w:val="es-DO"/>
-        </w:rPr>
-        <w:t xml:space="preserve"> en retiros mayores a $10,000.</w:t>
+        <w:t>Cajero: aplica impuesto del 0.15% únicamente en retiros mayores a $10,000.</w:t>
       </w:r>
     </w:p>
     <w:p>
@@ -1086,21 +645,7 @@
         <w:rPr>
           <w:lang w:val="es-DO"/>
         </w:rPr>
-        <w:t xml:space="preserve">Vía </w:t>
-      </w:r>
-      <w:proofErr w:type="spellStart"/>
-      <w:r>
-        <w:rPr>
-          <w:lang w:val="es-DO"/>
-        </w:rPr>
-        <w:t>Electronica</w:t>
-      </w:r>
-      <w:proofErr w:type="spellEnd"/>
-      <w:r>
-        <w:rPr>
-          <w:lang w:val="es-DO"/>
-        </w:rPr>
-        <w:t>: aplica impuesto al 0.15% en todas las transacciones sin excepción.</w:t>
+        <w:t>Vía Electronica: aplica impuesto al 0.15% en todas las transacciones sin excepción.</w:t>
       </w:r>
     </w:p>
     <w:p>
@@ -1114,37 +659,7 @@
         <w:jc w:val="both"/>
       </w:pPr>
       <w:r>
-        <w:t xml:space="preserve">Los datos de prueba son reproducibles mediante una semilla fija (Seed = 42), garantizando que los experimentos sean comparables entre ejecuciones. La </w:t>
-      </w:r>
-      <w:r>
-        <w:t>\</w:t>
-      </w:r>
-      <w:r>
-        <w:t xml:space="preserve"> de tipos de </w:t>
-      </w:r>
-      <w:proofErr w:type="spellStart"/>
-      <w:r>
-        <w:t>transaccion</w:t>
-      </w:r>
-      <w:proofErr w:type="spellEnd"/>
-      <w:r>
-        <w:t xml:space="preserve"> es 70% </w:t>
-      </w:r>
-      <w:proofErr w:type="spellStart"/>
-      <w:r>
-        <w:t>depositos</w:t>
-      </w:r>
-      <w:proofErr w:type="spellEnd"/>
-      <w:r>
-        <w:t xml:space="preserve">, 20% transferencias y 10% retiros, lo que replica un </w:t>
-      </w:r>
-      <w:proofErr w:type="spellStart"/>
-      <w:r>
-        <w:t>patron</w:t>
-      </w:r>
-      <w:proofErr w:type="spellEnd"/>
-      <w:r>
-        <w:t xml:space="preserve"> realista de operaciones bancarias.</w:t>
+        <w:t>Los datos de prueba son reproducibles mediante una semilla fija (Seed = 42), garantizando que los experimentos sean comparables entre ejecuciones. La distribucion de tipos de transaccion es 70% depositos, 20% transferencias y 10% retiros, lo que replica un patron realista de operaciones bancarias.</w:t>
       </w:r>
     </w:p>
     <w:p>
@@ -1155,24 +670,10 @@
     <w:p>
       <w:pPr>
         <w:pStyle w:val="Ttulo2"/>
-        <w:rPr>
-          <w:lang w:val="es-DO"/>
-        </w:rPr>
-      </w:pPr>
-      <w:r>
-        <w:rPr>
-          <w:lang w:val="es-DO"/>
-        </w:rPr>
-        <w:t xml:space="preserve">2.3 Importancia del Paralelismo en la </w:t>
-      </w:r>
-      <w:proofErr w:type="spellStart"/>
-      <w:r>
-        <w:rPr>
-          <w:lang w:val="es-DO"/>
-        </w:rPr>
-        <w:t>Solucion</w:t>
-      </w:r>
-      <w:proofErr w:type="spellEnd"/>
+      </w:pPr>
+      <w:r>
+        <w:t>2.3 Datos Base Utilizados</w:t>
+      </w:r>
     </w:p>
     <w:p>
       <w:pPr>
@@ -1180,47 +681,180 @@
         <w:jc w:val="both"/>
       </w:pPr>
       <w:r>
-        <w:t xml:space="preserve">Sin paralelismo, procesar 1,000,000 de transacciones de forma secuencial toma aproximadamente 210ms en el hardware de prueba. Distribuyendo el trabajo entre 8 hilos, el tiempo se reduce a 59ms, logrando un </w:t>
-      </w:r>
-      <w:proofErr w:type="spellStart"/>
-      <w:r>
-        <w:t>Speedup</w:t>
-      </w:r>
-      <w:proofErr w:type="spellEnd"/>
-      <w:r>
-        <w:t xml:space="preserve"> de 3.55x. El paralelismo permite </w:t>
-      </w:r>
-      <w:proofErr w:type="spellStart"/>
-      <w:r>
-        <w:t>ademas</w:t>
-      </w:r>
-      <w:proofErr w:type="spellEnd"/>
-      <w:r>
-        <w:t xml:space="preserve"> escalar horizontalmente: a mayor cantidad de </w:t>
-      </w:r>
-      <w:proofErr w:type="spellStart"/>
-      <w:r>
-        <w:t>nucleos</w:t>
-      </w:r>
-      <w:proofErr w:type="spellEnd"/>
-      <w:r>
-        <w:t xml:space="preserve"> disponibles, mayor </w:t>
-      </w:r>
-      <w:proofErr w:type="spellStart"/>
-      <w:r>
-        <w:t>reduccion</w:t>
-      </w:r>
-      <w:proofErr w:type="spellEnd"/>
-      <w:r>
-        <w:t xml:space="preserve"> en el tiempo de procesamiento, lo que es esencial para sistemas bancarios en </w:t>
-      </w:r>
-      <w:proofErr w:type="spellStart"/>
-      <w:r>
-        <w:t>produccion</w:t>
-      </w:r>
-      <w:proofErr w:type="spellEnd"/>
-      <w:r>
-        <w:t>.</w:t>
+        <w:t>El sistema utiliza un conjunto de datos base generado programaticamente mediante la clase DataGenerator, disenada especificamente para producir escenarios de prueba realistas, reproducibles y escalables. La reproducibilidad es un requisito critico en computacion paralela: para comparar el rendimiento entre distintas configuraciones de hilos, los datos de entrada deben ser identicos en cada ejecucion.</w:t>
+      </w:r>
+    </w:p>
+    <w:p>
+      <w:pPr>
+        <w:spacing w:before="80" w:after="80"/>
+        <w:jc w:val="both"/>
+      </w:pPr>
+      <w:r>
+        <w:t xml:space="preserve">El mecanismo central de reproducibilidad es una </w:t>
+      </w:r>
+      <w:r>
+        <w:rPr>
+          <w:b/>
+        </w:rPr>
+        <w:t>semilla fija (Seed = 42)</w:t>
+      </w:r>
+      <w:r>
+        <w:t xml:space="preserve"> que inicializa el generador de numeros aleatorios. Esto garantiza que ejecutar el sistema con los mismos parametros en cualquier maquina produzca exactamente las mismas cuentas, los mismos montos y la misma distribucion de canales, permitiendo comparaciones justas entre ejecuciones.</w:t>
+      </w:r>
+    </w:p>
+    <w:p>
+      <w:pPr>
+        <w:spacing w:before="120" w:after="60"/>
+      </w:pPr>
+      <w:r>
+        <w:rPr>
+          <w:b/>
+        </w:rPr>
+        <w:t>Cuentas bancarias generadas:</w:t>
+      </w:r>
+    </w:p>
+    <w:p>
+      <w:pPr>
+        <w:numPr>
+          <w:ilvl w:val="0"/>
+          <w:numId w:val="1"/>
+        </w:numPr>
+        <w:spacing w:before="60" w:after="60"/>
+      </w:pPr>
+      <w:r>
+        <w:t>ID secuencial unico: ACC-0001, ACC-0002, ... hasta ACC-N.</w:t>
+      </w:r>
+    </w:p>
+    <w:p>
+      <w:pPr>
+        <w:numPr>
+          <w:ilvl w:val="0"/>
+          <w:numId w:val="1"/>
+        </w:numPr>
+        <w:spacing w:before="60" w:after="60"/>
+      </w:pPr>
+      <w:r>
+        <w:t>Propietario asignado aleatoriamente de un pool de 12 nombres en espanol.</w:t>
+      </w:r>
+    </w:p>
+    <w:p>
+      <w:pPr>
+        <w:numPr>
+          <w:ilvl w:val="0"/>
+          <w:numId w:val="1"/>
+        </w:numPr>
+        <w:spacing w:before="60" w:after="60"/>
+      </w:pPr>
+      <w:r>
+        <w:t>Balance inicial aleatorio entre $500 y $50,000, redondeado a 2 decimales.</w:t>
+      </w:r>
+    </w:p>
+    <w:p>
+      <w:pPr>
+        <w:numPr>
+          <w:ilvl w:val="0"/>
+          <w:numId w:val="1"/>
+        </w:numPr>
+        <w:spacing w:before="60" w:after="60"/>
+      </w:pPr>
+      <w:r>
+        <w:t>Para volumenes mayores a 10,000 cuentas, la generacion se realiza en paralelo usando Parallel.For con un RNG local por hilo para evitar contention.</w:t>
+      </w:r>
+    </w:p>
+    <w:p>
+      <w:pPr>
+        <w:spacing w:before="120" w:after="60"/>
+      </w:pPr>
+      <w:r>
+        <w:rPr>
+          <w:b/>
+        </w:rPr>
+        <w:t>Transacciones generadas:</w:t>
+      </w:r>
+    </w:p>
+    <w:p>
+      <w:pPr>
+        <w:numPr>
+          <w:ilvl w:val="0"/>
+          <w:numId w:val="1"/>
+        </w:numPr>
+        <w:spacing w:before="60" w:after="60"/>
+      </w:pPr>
+      <w:r>
+        <w:t>Distribucion de tipos: 70% depositos, 20% transferencias, 10% retiros. Esta proporcion minimiza los errores de fondos insuficientes y replica un patron realista de operaciones bancarias.</w:t>
+      </w:r>
+    </w:p>
+    <w:p>
+      <w:pPr>
+        <w:numPr>
+          <w:ilvl w:val="0"/>
+          <w:numId w:val="1"/>
+        </w:numPr>
+        <w:spacing w:before="60" w:after="60"/>
+      </w:pPr>
+      <w:r>
+        <w:t>Canal asignado aleatoriamente entre Cajero, Agente Bancario y Via Electronica con distribucion uniforme (33% cada uno aproximadamente).</w:t>
+      </w:r>
+    </w:p>
+    <w:p>
+      <w:pPr>
+        <w:numPr>
+          <w:ilvl w:val="0"/>
+          <w:numId w:val="1"/>
+        </w:numPr>
+        <w:spacing w:before="60" w:after="60"/>
+      </w:pPr>
+      <w:r>
+        <w:t>Montos realistas segun tipo: Depositos $10-$500, Retiros $10-$200, Transferencias $50-$540.</w:t>
+      </w:r>
+    </w:p>
+    <w:p>
+      <w:pPr>
+        <w:numPr>
+          <w:ilvl w:val="0"/>
+          <w:numId w:val="1"/>
+        </w:numPr>
+        <w:spacing w:before="60" w:after="60"/>
+      </w:pPr>
+      <w:r>
+        <w:t>Para volumenes mayores a 100,000 transacciones, la generacion tambien es paralela con RNG local por hilo (Seed + indice), garantizando reproducibilidad incluso en generacion concurrente.</w:t>
+      </w:r>
+    </w:p>
+    <w:p>
+      <w:pPr>
+        <w:spacing w:before="80" w:after="80"/>
+        <w:jc w:val="both"/>
+      </w:pPr>
+      <w:r>
+        <w:t>Estos datos base fueron disenados para estresar el sistema de sincronizacion: al tener multiples transacciones apuntando a las mismas cuentas simultaneamente, se generan situaciones reales de contention de locks que permiten medir con precision el impacto de la sincronizacion sobre el Speedup y la Eficiencia.</w:t>
+      </w:r>
+    </w:p>
+    <w:p>
+      <w:pPr>
+        <w:spacing w:before="80" w:after="80"/>
+      </w:pPr>
+    </w:p>
+    <w:p>
+      <w:pPr>
+        <w:pStyle w:val="Ttulo2"/>
+        <w:rPr>
+          <w:lang w:val="es-DO"/>
+        </w:rPr>
+      </w:pPr>
+      <w:r>
+        <w:rPr>
+          <w:lang w:val="es-DO"/>
+        </w:rPr>
+        <w:t>2.4 Importancia del Paralelismo en la Solucion</w:t>
+      </w:r>
+    </w:p>
+    <w:p>
+      <w:pPr>
+        <w:spacing w:before="80" w:after="80"/>
+        <w:jc w:val="both"/>
+      </w:pPr>
+      <w:r>
+        <w:t>Sin paralelismo, procesar 1,000,000 de transacciones de forma secuencial toma aproximadamente 210ms en el hardware de prueba. Distribuyendo el trabajo entre 8 hilos, el tiempo se reduce a 59ms, logrando un Speedup de 3.55x. El paralelismo permite ademas escalar horizontalmente: a mayor cantidad de nucleos disponibles, mayor reduccion en el tiempo de procesamiento, lo que es esencial para sistemas bancarios en produccion.</w:t>
       </w:r>
     </w:p>
     <w:p>
@@ -1426,37 +1060,12 @@
             <w:pPr>
               <w:jc w:val="center"/>
             </w:pPr>
-            <w:proofErr w:type="spellStart"/>
-            <w:r>
-              <w:rPr>
-                <w:sz w:val="20"/>
-                <w:szCs w:val="20"/>
-              </w:rPr>
-              <w:t>Ejecucion</w:t>
-            </w:r>
-            <w:proofErr w:type="spellEnd"/>
-            <w:r>
-              <w:rPr>
-                <w:sz w:val="20"/>
-                <w:szCs w:val="20"/>
-              </w:rPr>
-              <w:t xml:space="preserve"> simultanea de </w:t>
-            </w:r>
-            <w:proofErr w:type="spellStart"/>
-            <w:r>
-              <w:rPr>
-                <w:sz w:val="20"/>
-                <w:szCs w:val="20"/>
-              </w:rPr>
-              <w:t>multiples</w:t>
-            </w:r>
-            <w:proofErr w:type="spellEnd"/>
-            <w:r>
-              <w:rPr>
-                <w:sz w:val="20"/>
-                <w:szCs w:val="20"/>
-              </w:rPr>
-              <w:t xml:space="preserve"> tareas</w:t>
+            <w:r>
+              <w:rPr>
+                <w:sz w:val="20"/>
+                <w:szCs w:val="20"/>
+              </w:rPr>
+              <w:t>Ejecucion simultanea de multiples tareas</w:t>
             </w:r>
           </w:p>
         </w:tc>
@@ -1481,53 +1090,12 @@
             <w:pPr>
               <w:jc w:val="center"/>
             </w:pPr>
-            <w:proofErr w:type="spellStart"/>
-            <w:r>
-              <w:rPr>
-                <w:sz w:val="20"/>
-                <w:szCs w:val="20"/>
-              </w:rPr>
-              <w:t>Parallel.ForEach</w:t>
-            </w:r>
-            <w:proofErr w:type="spellEnd"/>
-            <w:r>
-              <w:rPr>
-                <w:sz w:val="20"/>
-                <w:szCs w:val="20"/>
-              </w:rPr>
-              <w:t xml:space="preserve"> con </w:t>
-            </w:r>
-            <w:proofErr w:type="spellStart"/>
-            <w:r>
-              <w:rPr>
-                <w:sz w:val="20"/>
-                <w:szCs w:val="20"/>
-              </w:rPr>
-              <w:t>MaxDegreeOfParallelism</w:t>
-            </w:r>
-            <w:proofErr w:type="spellEnd"/>
-            <w:r>
-              <w:rPr>
-                <w:sz w:val="20"/>
-                <w:szCs w:val="20"/>
-              </w:rPr>
-              <w:t xml:space="preserve"> distribuye lotes de transacciones entre N hilos </w:t>
-            </w:r>
-            <w:proofErr w:type="spellStart"/>
-            <w:r>
-              <w:rPr>
-                <w:sz w:val="20"/>
-                <w:szCs w:val="20"/>
-              </w:rPr>
-              <w:t>simultaneamente</w:t>
-            </w:r>
-            <w:proofErr w:type="spellEnd"/>
-            <w:r>
-              <w:rPr>
-                <w:sz w:val="20"/>
-                <w:szCs w:val="20"/>
-              </w:rPr>
-              <w:t>.</w:t>
+            <w:r>
+              <w:rPr>
+                <w:sz w:val="20"/>
+                <w:szCs w:val="20"/>
+              </w:rPr>
+              <w:t>Parallel.ForEach con MaxDegreeOfParallelism distribuye lotes de transacciones entre N hilos simultaneamente.</w:t>
             </w:r>
           </w:p>
         </w:tc>
@@ -1619,55 +1187,7 @@
                 <w:sz w:val="20"/>
                 <w:szCs w:val="20"/>
               </w:rPr>
-              <w:t xml:space="preserve">Todos los hilos acceden al </w:t>
-            </w:r>
-            <w:proofErr w:type="spellStart"/>
-            <w:r>
-              <w:rPr>
-                <w:sz w:val="20"/>
-                <w:szCs w:val="20"/>
-              </w:rPr>
-              <w:t>AccountRepository</w:t>
-            </w:r>
-            <w:proofErr w:type="spellEnd"/>
-            <w:r>
-              <w:rPr>
-                <w:sz w:val="20"/>
-                <w:szCs w:val="20"/>
-              </w:rPr>
-              <w:t xml:space="preserve"> (balances) y </w:t>
-            </w:r>
-            <w:proofErr w:type="spellStart"/>
-            <w:r>
-              <w:rPr>
-                <w:sz w:val="20"/>
-                <w:szCs w:val="20"/>
-              </w:rPr>
-              <w:t>TaxCollector</w:t>
-            </w:r>
-            <w:proofErr w:type="spellEnd"/>
-            <w:r>
-              <w:rPr>
-                <w:sz w:val="20"/>
-                <w:szCs w:val="20"/>
-              </w:rPr>
-              <w:t xml:space="preserve"> (</w:t>
-            </w:r>
-            <w:proofErr w:type="spellStart"/>
-            <w:r>
-              <w:rPr>
-                <w:sz w:val="20"/>
-                <w:szCs w:val="20"/>
-              </w:rPr>
-              <w:t>recaudacion</w:t>
-            </w:r>
-            <w:proofErr w:type="spellEnd"/>
-            <w:r>
-              <w:rPr>
-                <w:sz w:val="20"/>
-                <w:szCs w:val="20"/>
-              </w:rPr>
-              <w:t xml:space="preserve"> fiscal global) de forma concurrente.</w:t>
+              <w:t>Todos los hilos acceden al AccountRepository (balances) y TaxCollector (recaudacion fiscal global) de forma concurrente.</w:t>
             </w:r>
           </w:p>
         </w:tc>
@@ -1724,31 +1244,13 @@
             <w:pPr>
               <w:jc w:val="center"/>
             </w:pPr>
-            <w:proofErr w:type="spellStart"/>
-            <w:r>
-              <w:rPr>
-                <w:sz w:val="20"/>
-                <w:szCs w:val="20"/>
-              </w:rPr>
-              <w:t>Exploracion</w:t>
-            </w:r>
-            <w:proofErr w:type="spellEnd"/>
-            <w:r>
-              <w:rPr>
-                <w:sz w:val="20"/>
-                <w:szCs w:val="20"/>
-              </w:rPr>
-              <w:t xml:space="preserve"> de estrategias de </w:t>
-            </w:r>
-            <w:proofErr w:type="spellStart"/>
-            <w:r>
-              <w:rPr>
-                <w:sz w:val="20"/>
-                <w:szCs w:val="20"/>
-              </w:rPr>
-              <w:t>paralelizacion</w:t>
-            </w:r>
-            <w:proofErr w:type="spellEnd"/>
+            <w:r>
+              <w:rPr>
+                <w:sz w:val="20"/>
+                <w:szCs w:val="20"/>
+              </w:rPr>
+              <w:t>Exploracion de estrategias de paralelizacion</w:t>
+            </w:r>
           </w:p>
         </w:tc>
         <w:tc>
@@ -1777,39 +1279,7 @@
                 <w:sz w:val="20"/>
                 <w:szCs w:val="20"/>
               </w:rPr>
-              <w:t xml:space="preserve">Se comparan dos estrategias: </w:t>
-            </w:r>
-            <w:proofErr w:type="spellStart"/>
-            <w:r>
-              <w:rPr>
-                <w:sz w:val="20"/>
-                <w:szCs w:val="20"/>
-              </w:rPr>
-              <w:t>division</w:t>
-            </w:r>
-            <w:proofErr w:type="spellEnd"/>
-            <w:r>
-              <w:rPr>
-                <w:sz w:val="20"/>
-                <w:szCs w:val="20"/>
-              </w:rPr>
-              <w:t xml:space="preserve"> por bloques de transacciones y </w:t>
-            </w:r>
-            <w:proofErr w:type="spellStart"/>
-            <w:r>
-              <w:rPr>
-                <w:sz w:val="20"/>
-                <w:szCs w:val="20"/>
-              </w:rPr>
-              <w:t>variacion</w:t>
-            </w:r>
-            <w:proofErr w:type="spellEnd"/>
-            <w:r>
-              <w:rPr>
-                <w:sz w:val="20"/>
-                <w:szCs w:val="20"/>
-              </w:rPr>
-              <w:t xml:space="preserve"> del grado de paralelismo (1, 2, 4, 8 hilos).</w:t>
+              <w:t>Se comparan dos estrategias: division por bloques de transacciones y variacion del grado de paralelismo (1, 2, 4, 8 hilos).</w:t>
             </w:r>
           </w:p>
         </w:tc>
@@ -1871,23 +1341,7 @@
                 <w:sz w:val="20"/>
                 <w:szCs w:val="20"/>
               </w:rPr>
-              <w:t xml:space="preserve">Escalabilidad con </w:t>
-            </w:r>
-            <w:proofErr w:type="spellStart"/>
-            <w:r>
-              <w:rPr>
-                <w:sz w:val="20"/>
-                <w:szCs w:val="20"/>
-              </w:rPr>
-              <w:t>mas</w:t>
-            </w:r>
-            <w:proofErr w:type="spellEnd"/>
-            <w:r>
-              <w:rPr>
-                <w:sz w:val="20"/>
-                <w:szCs w:val="20"/>
-              </w:rPr>
-              <w:t xml:space="preserve"> recursos</w:t>
+              <w:t>Escalabilidad con mas recursos</w:t>
             </w:r>
           </w:p>
         </w:tc>
@@ -1912,37 +1366,12 @@
             <w:pPr>
               <w:jc w:val="center"/>
             </w:pPr>
-            <w:proofErr w:type="spellStart"/>
-            <w:r>
-              <w:rPr>
-                <w:sz w:val="20"/>
-                <w:szCs w:val="20"/>
-              </w:rPr>
-              <w:t>BenchmarkRunner</w:t>
-            </w:r>
-            <w:proofErr w:type="spellEnd"/>
-            <w:r>
-              <w:rPr>
-                <w:sz w:val="20"/>
-                <w:szCs w:val="20"/>
-              </w:rPr>
-              <w:t xml:space="preserve"> ejecuta pruebas con 1, 2, 4 y 8 hilos sobre </w:t>
-            </w:r>
-            <w:proofErr w:type="spellStart"/>
-            <w:r>
-              <w:rPr>
-                <w:sz w:val="20"/>
-                <w:szCs w:val="20"/>
-              </w:rPr>
-              <w:t>volumenes</w:t>
-            </w:r>
-            <w:proofErr w:type="spellEnd"/>
-            <w:r>
-              <w:rPr>
-                <w:sz w:val="20"/>
-                <w:szCs w:val="20"/>
-              </w:rPr>
-              <w:t xml:space="preserve"> de 10K hasta 1M transacciones, midiendo el comportamiento de escala.</w:t>
+            <w:r>
+              <w:rPr>
+                <w:sz w:val="20"/>
+                <w:szCs w:val="20"/>
+              </w:rPr>
+              <w:t>BenchmarkRunner ejecuta pruebas con 1, 2, 4 y 8 hilos sobre volumenes de 10K hasta 1M transacciones, midiendo el comportamiento de escala.</w:t>
             </w:r>
           </w:p>
         </w:tc>
@@ -1999,37 +1428,12 @@
             <w:pPr>
               <w:jc w:val="center"/>
             </w:pPr>
-            <w:proofErr w:type="spellStart"/>
-            <w:r>
-              <w:rPr>
-                <w:sz w:val="20"/>
-                <w:szCs w:val="20"/>
-              </w:rPr>
-              <w:t>Metricas</w:t>
-            </w:r>
-            <w:proofErr w:type="spellEnd"/>
-            <w:r>
-              <w:rPr>
-                <w:sz w:val="20"/>
-                <w:szCs w:val="20"/>
-              </w:rPr>
-              <w:t xml:space="preserve"> de </w:t>
-            </w:r>
-            <w:proofErr w:type="spellStart"/>
-            <w:r>
-              <w:rPr>
-                <w:sz w:val="20"/>
-                <w:szCs w:val="20"/>
-              </w:rPr>
-              <w:t>evaluacion</w:t>
-            </w:r>
-            <w:proofErr w:type="spellEnd"/>
-            <w:r>
-              <w:rPr>
-                <w:sz w:val="20"/>
-                <w:szCs w:val="20"/>
-              </w:rPr>
-              <w:t xml:space="preserve"> del rendimiento</w:t>
+            <w:r>
+              <w:rPr>
+                <w:sz w:val="20"/>
+                <w:szCs w:val="20"/>
+              </w:rPr>
+              <w:t>Metricas de evaluacion del rendimiento</w:t>
             </w:r>
           </w:p>
         </w:tc>
@@ -2059,103 +1463,7 @@
                 <w:sz w:val="20"/>
                 <w:szCs w:val="20"/>
               </w:rPr>
-              <w:t xml:space="preserve">Se calculan </w:t>
-            </w:r>
-            <w:proofErr w:type="spellStart"/>
-            <w:r>
-              <w:rPr>
-                <w:sz w:val="20"/>
-                <w:szCs w:val="20"/>
-              </w:rPr>
-              <w:t>Speedup</w:t>
-            </w:r>
-            <w:proofErr w:type="spellEnd"/>
-            <w:r>
-              <w:rPr>
-                <w:sz w:val="20"/>
-                <w:szCs w:val="20"/>
-              </w:rPr>
-              <w:t xml:space="preserve"> = T1/</w:t>
-            </w:r>
-            <w:proofErr w:type="spellStart"/>
-            <w:r>
-              <w:rPr>
-                <w:sz w:val="20"/>
-                <w:szCs w:val="20"/>
-              </w:rPr>
-              <w:t>Tn</w:t>
-            </w:r>
-            <w:proofErr w:type="spellEnd"/>
-            <w:r>
-              <w:rPr>
-                <w:sz w:val="20"/>
-                <w:szCs w:val="20"/>
-              </w:rPr>
-              <w:t xml:space="preserve">, Eficiencia = </w:t>
-            </w:r>
-            <w:proofErr w:type="spellStart"/>
-            <w:r>
-              <w:rPr>
-                <w:sz w:val="20"/>
-                <w:szCs w:val="20"/>
-              </w:rPr>
-              <w:t>Speedup</w:t>
-            </w:r>
-            <w:proofErr w:type="spellEnd"/>
-            <w:r>
-              <w:rPr>
-                <w:sz w:val="20"/>
-                <w:szCs w:val="20"/>
-              </w:rPr>
-              <w:t>/</w:t>
-            </w:r>
-            <w:proofErr w:type="spellStart"/>
-            <w:r>
-              <w:rPr>
-                <w:sz w:val="20"/>
-                <w:szCs w:val="20"/>
-              </w:rPr>
-              <w:t>N_hilos</w:t>
-            </w:r>
-            <w:proofErr w:type="spellEnd"/>
-            <w:r>
-              <w:rPr>
-                <w:sz w:val="20"/>
-                <w:szCs w:val="20"/>
-              </w:rPr>
-              <w:t xml:space="preserve">, tiempo de </w:t>
-            </w:r>
-            <w:proofErr w:type="spellStart"/>
-            <w:r>
-              <w:rPr>
-                <w:sz w:val="20"/>
-                <w:szCs w:val="20"/>
-              </w:rPr>
-              <w:t>ejecucion</w:t>
-            </w:r>
-            <w:proofErr w:type="spellEnd"/>
-            <w:r>
-              <w:rPr>
-                <w:sz w:val="20"/>
-                <w:szCs w:val="20"/>
-              </w:rPr>
-              <w:t xml:space="preserve"> en ms y se exportan a CSV en /</w:t>
-            </w:r>
-            <w:proofErr w:type="spellStart"/>
-            <w:r>
-              <w:rPr>
-                <w:sz w:val="20"/>
-                <w:szCs w:val="20"/>
-              </w:rPr>
-              <w:t>metrics</w:t>
-            </w:r>
-            <w:proofErr w:type="spellEnd"/>
-            <w:r>
-              <w:rPr>
-                <w:sz w:val="20"/>
-                <w:szCs w:val="20"/>
-              </w:rPr>
-              <w:t>/.</w:t>
+              <w:t>Se calculan Speedup = T1/Tn, Eficiencia = Speedup/N_hilos, tiempo de ejecucion en ms y se exportan a CSV en /metrics/.</w:t>
             </w:r>
           </w:p>
         </w:tc>
@@ -2212,21 +1520,12 @@
             <w:pPr>
               <w:jc w:val="center"/>
             </w:pPr>
-            <w:proofErr w:type="spellStart"/>
-            <w:r>
-              <w:rPr>
-                <w:sz w:val="20"/>
-                <w:szCs w:val="20"/>
-              </w:rPr>
-              <w:t>Aplicacion</w:t>
-            </w:r>
-            <w:proofErr w:type="spellEnd"/>
-            <w:r>
-              <w:rPr>
-                <w:sz w:val="20"/>
-                <w:szCs w:val="20"/>
-              </w:rPr>
-              <w:t xml:space="preserve"> a un problema del mundo real</w:t>
+            <w:r>
+              <w:rPr>
+                <w:sz w:val="20"/>
+                <w:szCs w:val="20"/>
+              </w:rPr>
+              <w:t>Aplicacion a un problema del mundo real</w:t>
             </w:r>
           </w:p>
         </w:tc>
@@ -2256,55 +1555,7 @@
                 <w:sz w:val="20"/>
                 <w:szCs w:val="20"/>
               </w:rPr>
-              <w:t xml:space="preserve">El sistema simula fielmente un Core </w:t>
-            </w:r>
-            <w:proofErr w:type="spellStart"/>
-            <w:r>
-              <w:rPr>
-                <w:sz w:val="20"/>
-                <w:szCs w:val="20"/>
-              </w:rPr>
-              <w:t>Banking</w:t>
-            </w:r>
-            <w:proofErr w:type="spellEnd"/>
-            <w:r>
-              <w:rPr>
-                <w:sz w:val="20"/>
-                <w:szCs w:val="20"/>
-              </w:rPr>
-              <w:t xml:space="preserve"> con canales reales, </w:t>
-            </w:r>
-            <w:proofErr w:type="spellStart"/>
-            <w:r>
-              <w:rPr>
-                <w:sz w:val="20"/>
-                <w:szCs w:val="20"/>
-              </w:rPr>
-              <w:t>logica</w:t>
-            </w:r>
-            <w:proofErr w:type="spellEnd"/>
-            <w:r>
-              <w:rPr>
-                <w:sz w:val="20"/>
-                <w:szCs w:val="20"/>
-              </w:rPr>
-              <w:t xml:space="preserve"> fiscal por canal y </w:t>
-            </w:r>
-            <w:proofErr w:type="spellStart"/>
-            <w:r>
-              <w:rPr>
-                <w:sz w:val="20"/>
-                <w:szCs w:val="20"/>
-              </w:rPr>
-              <w:t>validacion</w:t>
-            </w:r>
-            <w:proofErr w:type="spellEnd"/>
-            <w:r>
-              <w:rPr>
-                <w:sz w:val="20"/>
-                <w:szCs w:val="20"/>
-              </w:rPr>
-              <w:t xml:space="preserve"> de fondos insuficientes.</w:t>
+              <w:t>El sistema simula fielmente un Core Banking con canales reales, logica fiscal por canal y validacion de fondos insuficientes.</w:t>
             </w:r>
           </w:p>
         </w:tc>
@@ -2327,30 +1578,8 @@
           <w:lang w:val="es-DO"/>
         </w:rPr>
         <w:lastRenderedPageBreak/>
-        <w:t xml:space="preserve">4. </w:t>
-      </w:r>
-      <w:proofErr w:type="spellStart"/>
-      <w:r>
-        <w:rPr>
-          <w:lang w:val="es-DO"/>
-        </w:rPr>
-        <w:t>Diseno</w:t>
-      </w:r>
-      <w:proofErr w:type="spellEnd"/>
-      <w:r>
-        <w:rPr>
-          <w:lang w:val="es-DO"/>
-        </w:rPr>
-        <w:t xml:space="preserve"> de la </w:t>
-      </w:r>
-      <w:proofErr w:type="spellStart"/>
-      <w:r>
-        <w:rPr>
-          <w:lang w:val="es-DO"/>
-        </w:rPr>
-        <w:t>Solucion</w:t>
-      </w:r>
-      <w:proofErr w:type="spellEnd"/>
+        <w:t>4. Diseno de la Solucion</w:t>
+      </w:r>
     </w:p>
     <w:p>
       <w:pPr>
@@ -2372,31 +1601,7 @@
         <w:jc w:val="both"/>
       </w:pPr>
       <w:r>
-        <w:t xml:space="preserve">El sistema </w:t>
-      </w:r>
-      <w:proofErr w:type="spellStart"/>
-      <w:r>
-        <w:t>esta</w:t>
-      </w:r>
-      <w:proofErr w:type="spellEnd"/>
-      <w:r>
-        <w:t xml:space="preserve"> organizado en 5 proyectos .NET independientes dentro de una </w:t>
-      </w:r>
-      <w:proofErr w:type="spellStart"/>
-      <w:r>
-        <w:t>solucion</w:t>
-      </w:r>
-      <w:proofErr w:type="spellEnd"/>
-      <w:r>
-        <w:t xml:space="preserve"> </w:t>
-      </w:r>
-      <w:proofErr w:type="spellStart"/>
-      <w:r>
-        <w:t>unica</w:t>
-      </w:r>
-      <w:proofErr w:type="spellEnd"/>
-      <w:r>
-        <w:t xml:space="preserve"> (BankSystem.sln):</w:t>
+        <w:t>El sistema esta organizado en 5 proyectos .NET independientes dentro de una solucion unica (BankSystem.sln):</w:t>
       </w:r>
     </w:p>
     <w:p>
@@ -2552,7 +1757,6 @@
             <w:pPr>
               <w:jc w:val="center"/>
             </w:pPr>
-            <w:proofErr w:type="spellStart"/>
             <w:r>
               <w:rPr>
                 <w:sz w:val="20"/>
@@ -2560,7 +1764,6 @@
               </w:rPr>
               <w:t>BankSystem.Core</w:t>
             </w:r>
-            <w:proofErr w:type="spellEnd"/>
           </w:p>
         </w:tc>
         <w:tc>
@@ -2589,23 +1792,7 @@
                 <w:sz w:val="20"/>
                 <w:szCs w:val="20"/>
               </w:rPr>
-              <w:t xml:space="preserve">Modelos, interfaces y </w:t>
-            </w:r>
-            <w:proofErr w:type="spellStart"/>
-            <w:r>
-              <w:rPr>
-                <w:sz w:val="20"/>
-                <w:szCs w:val="20"/>
-              </w:rPr>
-              <w:t>enums</w:t>
-            </w:r>
-            <w:proofErr w:type="spellEnd"/>
-            <w:r>
-              <w:rPr>
-                <w:sz w:val="20"/>
-                <w:szCs w:val="20"/>
-              </w:rPr>
-              <w:t xml:space="preserve"> base</w:t>
+              <w:t>Modelos, interfaces y enums base</w:t>
             </w:r>
           </w:p>
         </w:tc>
@@ -2635,23 +1822,7 @@
                 <w:sz w:val="20"/>
                 <w:szCs w:val="20"/>
               </w:rPr>
-              <w:t>Robert Nunez (</w:t>
-            </w:r>
-            <w:proofErr w:type="spellStart"/>
-            <w:r>
-              <w:rPr>
-                <w:sz w:val="20"/>
-                <w:szCs w:val="20"/>
-              </w:rPr>
-              <w:t>Lider</w:t>
-            </w:r>
-            <w:proofErr w:type="spellEnd"/>
-            <w:r>
-              <w:rPr>
-                <w:sz w:val="20"/>
-                <w:szCs w:val="20"/>
-              </w:rPr>
-              <w:t>)</w:t>
+              <w:t>Robert Nunez (Lider)</w:t>
             </w:r>
           </w:p>
         </w:tc>
@@ -2678,7 +1849,6 @@
             <w:pPr>
               <w:jc w:val="center"/>
             </w:pPr>
-            <w:proofErr w:type="spellStart"/>
             <w:r>
               <w:rPr>
                 <w:sz w:val="20"/>
@@ -2686,7 +1856,6 @@
               </w:rPr>
               <w:t>BankSystem.Data</w:t>
             </w:r>
-            <w:proofErr w:type="spellEnd"/>
           </w:p>
         </w:tc>
         <w:tc>
@@ -2715,23 +1884,7 @@
                 <w:sz w:val="20"/>
                 <w:szCs w:val="20"/>
               </w:rPr>
-              <w:t xml:space="preserve">Repositorio de cuentas, </w:t>
-            </w:r>
-            <w:proofErr w:type="spellStart"/>
-            <w:r>
-              <w:rPr>
-                <w:sz w:val="20"/>
-                <w:szCs w:val="20"/>
-              </w:rPr>
-              <w:t>TaxCollector</w:t>
-            </w:r>
-            <w:proofErr w:type="spellEnd"/>
-            <w:r>
-              <w:rPr>
-                <w:sz w:val="20"/>
-                <w:szCs w:val="20"/>
-              </w:rPr>
-              <w:t xml:space="preserve"> y generador de datos</w:t>
+              <w:t>Repositorio de cuentas, TaxCollector y generador de datos</w:t>
             </w:r>
           </w:p>
         </w:tc>
@@ -2761,17 +1914,8 @@
                 <w:sz w:val="20"/>
                 <w:szCs w:val="20"/>
               </w:rPr>
-              <w:t xml:space="preserve">Emil </w:t>
-            </w:r>
-            <w:proofErr w:type="spellStart"/>
-            <w:r>
-              <w:rPr>
-                <w:sz w:val="20"/>
-                <w:szCs w:val="20"/>
-              </w:rPr>
-              <w:t>Lopez</w:t>
-            </w:r>
-            <w:proofErr w:type="spellEnd"/>
+              <w:t>Emil Lopez</w:t>
+            </w:r>
           </w:p>
         </w:tc>
       </w:tr>
@@ -2797,7 +1941,6 @@
             <w:pPr>
               <w:jc w:val="center"/>
             </w:pPr>
-            <w:proofErr w:type="spellStart"/>
             <w:r>
               <w:rPr>
                 <w:sz w:val="20"/>
@@ -2805,7 +1948,6 @@
               </w:rPr>
               <w:t>BankSystem.ParallelProcessing</w:t>
             </w:r>
-            <w:proofErr w:type="spellEnd"/>
           </w:p>
         </w:tc>
         <w:tc>
@@ -2891,7 +2033,6 @@
             <w:pPr>
               <w:jc w:val="center"/>
             </w:pPr>
-            <w:proofErr w:type="spellStart"/>
             <w:r>
               <w:rPr>
                 <w:sz w:val="20"/>
@@ -2899,7 +2040,6 @@
               </w:rPr>
               <w:t>BankSystem.Metrics</w:t>
             </w:r>
-            <w:proofErr w:type="spellEnd"/>
           </w:p>
         </w:tc>
         <w:tc>
@@ -2923,53 +2063,12 @@
             <w:pPr>
               <w:jc w:val="center"/>
             </w:pPr>
-            <w:proofErr w:type="spellStart"/>
-            <w:r>
-              <w:rPr>
-                <w:sz w:val="20"/>
-                <w:szCs w:val="20"/>
-              </w:rPr>
-              <w:t>Medicion</w:t>
-            </w:r>
-            <w:proofErr w:type="spellEnd"/>
-            <w:r>
-              <w:rPr>
-                <w:sz w:val="20"/>
-                <w:szCs w:val="20"/>
-              </w:rPr>
-              <w:t xml:space="preserve"> de </w:t>
-            </w:r>
-            <w:proofErr w:type="spellStart"/>
-            <w:r>
-              <w:rPr>
-                <w:sz w:val="20"/>
-                <w:szCs w:val="20"/>
-              </w:rPr>
-              <w:t>Speedup</w:t>
-            </w:r>
-            <w:proofErr w:type="spellEnd"/>
-            <w:r>
-              <w:rPr>
-                <w:sz w:val="20"/>
-                <w:szCs w:val="20"/>
-              </w:rPr>
-              <w:t xml:space="preserve">, Eficiencia y </w:t>
-            </w:r>
-            <w:proofErr w:type="spellStart"/>
-            <w:r>
-              <w:rPr>
-                <w:sz w:val="20"/>
-                <w:szCs w:val="20"/>
-              </w:rPr>
-              <w:t>exportacion</w:t>
-            </w:r>
-            <w:proofErr w:type="spellEnd"/>
-            <w:r>
-              <w:rPr>
-                <w:sz w:val="20"/>
-                <w:szCs w:val="20"/>
-              </w:rPr>
-              <w:t xml:space="preserve"> CSV</w:t>
+            <w:r>
+              <w:rPr>
+                <w:sz w:val="20"/>
+                <w:szCs w:val="20"/>
+              </w:rPr>
+              <w:t>Medicion de Speedup, Eficiencia y exportacion CSV</w:t>
             </w:r>
           </w:p>
         </w:tc>
@@ -3026,7 +2125,6 @@
             <w:pPr>
               <w:jc w:val="center"/>
             </w:pPr>
-            <w:proofErr w:type="spellStart"/>
             <w:r>
               <w:rPr>
                 <w:sz w:val="20"/>
@@ -3034,7 +2132,6 @@
               </w:rPr>
               <w:t>BankSystem.App</w:t>
             </w:r>
-            <w:proofErr w:type="spellEnd"/>
           </w:p>
         </w:tc>
         <w:tc>
@@ -3063,39 +2160,7 @@
                 <w:sz w:val="20"/>
                 <w:szCs w:val="20"/>
               </w:rPr>
-              <w:t xml:space="preserve">Punto de entrada, </w:t>
-            </w:r>
-            <w:proofErr w:type="spellStart"/>
-            <w:r>
-              <w:rPr>
-                <w:sz w:val="20"/>
-                <w:szCs w:val="20"/>
-              </w:rPr>
-              <w:t>orquestacion</w:t>
-            </w:r>
-            <w:proofErr w:type="spellEnd"/>
-            <w:r>
-              <w:rPr>
-                <w:sz w:val="20"/>
-                <w:szCs w:val="20"/>
-              </w:rPr>
-              <w:t xml:space="preserve"> y </w:t>
-            </w:r>
-            <w:proofErr w:type="spellStart"/>
-            <w:r>
-              <w:rPr>
-                <w:sz w:val="20"/>
-                <w:szCs w:val="20"/>
-              </w:rPr>
-              <w:t>visualizacion</w:t>
-            </w:r>
-            <w:proofErr w:type="spellEnd"/>
-            <w:r>
-              <w:rPr>
-                <w:sz w:val="20"/>
-                <w:szCs w:val="20"/>
-              </w:rPr>
-              <w:t xml:space="preserve"> de resultados</w:t>
+              <w:t>Punto de entrada, orquestacion y visualizacion de resultados</w:t>
             </w:r>
           </w:p>
         </w:tc>
@@ -3125,23 +2190,7 @@
                 <w:sz w:val="20"/>
                 <w:szCs w:val="20"/>
               </w:rPr>
-              <w:t>Robert Nunez (</w:t>
-            </w:r>
-            <w:proofErr w:type="spellStart"/>
-            <w:r>
-              <w:rPr>
-                <w:sz w:val="20"/>
-                <w:szCs w:val="20"/>
-              </w:rPr>
-              <w:t>Lider</w:t>
-            </w:r>
-            <w:proofErr w:type="spellEnd"/>
-            <w:r>
-              <w:rPr>
-                <w:sz w:val="20"/>
-                <w:szCs w:val="20"/>
-              </w:rPr>
-              <w:t>)</w:t>
+              <w:t>Robert Nunez (Lider)</w:t>
             </w:r>
           </w:p>
         </w:tc>
@@ -3163,16 +2212,8 @@
         <w:rPr>
           <w:lang w:val="es-DO"/>
         </w:rPr>
-        <w:t xml:space="preserve">4.2 Estrategia de </w:t>
-      </w:r>
-      <w:proofErr w:type="spellStart"/>
-      <w:r>
-        <w:rPr>
-          <w:lang w:val="es-DO"/>
-        </w:rPr>
-        <w:t>Paralelizacion</w:t>
-      </w:r>
-      <w:proofErr w:type="spellEnd"/>
+        <w:t>4.2 Estrategia de Paralelizacion</w:t>
+      </w:r>
     </w:p>
     <w:p>
       <w:pPr>
@@ -3180,47 +2221,7 @@
         <w:jc w:val="both"/>
       </w:pPr>
       <w:r>
-        <w:t xml:space="preserve">Se utilizo </w:t>
-      </w:r>
-      <w:proofErr w:type="spellStart"/>
-      <w:r>
-        <w:t>descomposicion</w:t>
-      </w:r>
-      <w:proofErr w:type="spellEnd"/>
-      <w:r>
-        <w:t xml:space="preserve"> de datos como estrategia principal. El conjunto total de transacciones se distribuye </w:t>
-      </w:r>
-      <w:proofErr w:type="spellStart"/>
-      <w:r>
-        <w:t>automaticamente</w:t>
-      </w:r>
-      <w:proofErr w:type="spellEnd"/>
-      <w:r>
-        <w:t xml:space="preserve"> entre N hilos mediante </w:t>
-      </w:r>
-      <w:proofErr w:type="spellStart"/>
-      <w:r>
-        <w:t>Parallel.ForEach</w:t>
-      </w:r>
-      <w:proofErr w:type="spellEnd"/>
-      <w:r>
-        <w:t xml:space="preserve">, donde cada hilo procesa un subconjunto independiente del lote. La </w:t>
-      </w:r>
-      <w:proofErr w:type="spellStart"/>
-      <w:r>
-        <w:t>sincronizacion</w:t>
-      </w:r>
-      <w:proofErr w:type="spellEnd"/>
-      <w:r>
-        <w:t xml:space="preserve"> se aplica </w:t>
-      </w:r>
-      <w:proofErr w:type="spellStart"/>
-      <w:r>
-        <w:t>unicamente</w:t>
-      </w:r>
-      <w:proofErr w:type="spellEnd"/>
-      <w:r>
-        <w:t xml:space="preserve"> en los puntos de acceso compartido:</w:t>
+        <w:t>Se utilizo descomposicion de datos como estrategia principal. El conjunto total de transacciones se distribuye automaticamente entre N hilos mediante Parallel.ForEach, donde cada hilo procesa un subconjunto independiente del lote. La sincronizacion se aplica unicamente en los puntos de acceso compartido:</w:t>
       </w:r>
     </w:p>
     <w:p>
@@ -3239,35 +2240,7 @@
         <w:rPr>
           <w:lang w:val="es-DO"/>
         </w:rPr>
-        <w:t xml:space="preserve">Balances de cuentas: </w:t>
-      </w:r>
-      <w:proofErr w:type="spellStart"/>
-      <w:r>
-        <w:rPr>
-          <w:lang w:val="es-DO"/>
-        </w:rPr>
-        <w:t>lock</w:t>
-      </w:r>
-      <w:proofErr w:type="spellEnd"/>
-      <w:r>
-        <w:rPr>
-          <w:lang w:val="es-DO"/>
-        </w:rPr>
-        <w:t xml:space="preserve"> granular por cuenta (un objeto de </w:t>
-      </w:r>
-      <w:proofErr w:type="spellStart"/>
-      <w:r>
-        <w:rPr>
-          <w:lang w:val="es-DO"/>
-        </w:rPr>
-        <w:t>lock</w:t>
-      </w:r>
-      <w:proofErr w:type="spellEnd"/>
-      <w:r>
-        <w:rPr>
-          <w:lang w:val="es-DO"/>
-        </w:rPr>
-        <w:t xml:space="preserve"> distinto por cada ID de cuenta).</w:t>
+        <w:t>Balances de cuentas: lock granular por cuenta (un objeto de lock distinto por cada ID de cuenta).</w:t>
       </w:r>
     </w:p>
     <w:p>
@@ -3282,75 +2255,11 @@
           <w:lang w:val="es-DO"/>
         </w:rPr>
       </w:pPr>
-      <w:proofErr w:type="spellStart"/>
-      <w:r>
-        <w:rPr>
-          <w:lang w:val="es-DO"/>
-        </w:rPr>
-        <w:t>Recaudacion</w:t>
-      </w:r>
-      <w:proofErr w:type="spellEnd"/>
-      <w:r>
-        <w:rPr>
-          <w:lang w:val="es-DO"/>
-        </w:rPr>
-        <w:t xml:space="preserve"> fiscal global: operaciones </w:t>
-      </w:r>
-      <w:proofErr w:type="spellStart"/>
-      <w:r>
-        <w:rPr>
-          <w:lang w:val="es-DO"/>
-        </w:rPr>
-        <w:t>atomicas</w:t>
-      </w:r>
-      <w:proofErr w:type="spellEnd"/>
-      <w:r>
-        <w:rPr>
-          <w:lang w:val="es-DO"/>
-        </w:rPr>
-        <w:t xml:space="preserve"> con </w:t>
-      </w:r>
-      <w:proofErr w:type="spellStart"/>
-      <w:r>
-        <w:rPr>
-          <w:lang w:val="es-DO"/>
-        </w:rPr>
-        <w:t>Interlocked.Add</w:t>
-      </w:r>
-      <w:proofErr w:type="spellEnd"/>
-      <w:r>
-        <w:rPr>
-          <w:lang w:val="es-DO"/>
-        </w:rPr>
-        <w:t xml:space="preserve"> sobre un </w:t>
-      </w:r>
-      <w:proofErr w:type="spellStart"/>
-      <w:r>
-        <w:rPr>
-          <w:lang w:val="es-DO"/>
-        </w:rPr>
-        <w:t>long</w:t>
-      </w:r>
-      <w:proofErr w:type="spellEnd"/>
-      <w:r>
-        <w:rPr>
-          <w:lang w:val="es-DO"/>
-        </w:rPr>
-        <w:t xml:space="preserve"> escalado por 10,000 para mantener </w:t>
-      </w:r>
-      <w:proofErr w:type="spellStart"/>
-      <w:r>
-        <w:rPr>
-          <w:lang w:val="es-DO"/>
-        </w:rPr>
-        <w:t>precision</w:t>
-      </w:r>
-      <w:proofErr w:type="spellEnd"/>
-      <w:r>
-        <w:rPr>
-          <w:lang w:val="es-DO"/>
-        </w:rPr>
-        <w:t xml:space="preserve"> decimal.</w:t>
+      <w:r>
+        <w:rPr>
+          <w:lang w:val="es-DO"/>
+        </w:rPr>
+        <w:t>Recaudacion fiscal global: operaciones atomicas con Interlocked.Add sobre un long escalado por 10,000 para mantener precision decimal.</w:t>
       </w:r>
     </w:p>
     <w:p>
@@ -3369,16 +2278,8 @@
         <w:rPr>
           <w:lang w:val="es-DO"/>
         </w:rPr>
-        <w:t xml:space="preserve">4.3 Herramientas y </w:t>
-      </w:r>
-      <w:proofErr w:type="spellStart"/>
-      <w:r>
-        <w:rPr>
-          <w:lang w:val="es-DO"/>
-        </w:rPr>
-        <w:t>Tecnologias</w:t>
-      </w:r>
-      <w:proofErr w:type="spellEnd"/>
+        <w:t>4.3 Herramientas y Tecnologias</w:t>
+      </w:r>
     </w:p>
     <w:p>
       <w:pPr>
@@ -3408,32 +2309,9 @@
         </w:numPr>
         <w:spacing w:before="60" w:after="60"/>
       </w:pPr>
-      <w:proofErr w:type="spellStart"/>
-      <w:r>
-        <w:t>Paralelismo</w:t>
-      </w:r>
-      <w:proofErr w:type="spellEnd"/>
-      <w:r>
-        <w:t xml:space="preserve">: Task Parallel Library (TPL) - </w:t>
-      </w:r>
-      <w:proofErr w:type="spellStart"/>
-      <w:r>
-        <w:t>Parallel</w:t>
-      </w:r>
-      <w:proofErr w:type="gramStart"/>
-      <w:r>
-        <w:t>.ForEach</w:t>
-      </w:r>
-      <w:proofErr w:type="spellEnd"/>
-      <w:proofErr w:type="gramEnd"/>
-      <w:r>
-        <w:t xml:space="preserve">, </w:t>
-      </w:r>
-      <w:proofErr w:type="spellStart"/>
-      <w:r>
-        <w:t>ParallelOptions</w:t>
-      </w:r>
-      <w:proofErr w:type="spellEnd"/>
+      <w:r>
+        <w:t>Paralelismo: Task Parallel Library (TPL) - Parallel.ForEach, ParallelOptions</w:t>
+      </w:r>
     </w:p>
     <w:p>
       <w:pPr>
@@ -3447,56 +2325,12 @@
           <w:lang w:val="es-DO"/>
         </w:rPr>
       </w:pPr>
-      <w:proofErr w:type="spellStart"/>
-      <w:r>
-        <w:rPr>
-          <w:lang w:val="es-DO"/>
-        </w:rPr>
-        <w:t>Sincronizacion</w:t>
-      </w:r>
-      <w:proofErr w:type="spellEnd"/>
-      <w:r>
-        <w:rPr>
-          <w:lang w:val="es-DO"/>
-        </w:rPr>
-        <w:t xml:space="preserve">: </w:t>
-      </w:r>
-      <w:proofErr w:type="spellStart"/>
-      <w:r>
-        <w:rPr>
-          <w:lang w:val="es-DO"/>
-        </w:rPr>
-        <w:t>lock</w:t>
-      </w:r>
-      <w:proofErr w:type="spellEnd"/>
-      <w:r>
-        <w:rPr>
-          <w:lang w:val="es-DO"/>
-        </w:rPr>
-        <w:t xml:space="preserve"> (Monitor), </w:t>
-      </w:r>
-      <w:proofErr w:type="spellStart"/>
-      <w:r>
-        <w:rPr>
-          <w:lang w:val="es-DO"/>
-        </w:rPr>
-        <w:t>Interlocked</w:t>
-      </w:r>
-      <w:proofErr w:type="spellEnd"/>
-      <w:r>
-        <w:rPr>
-          <w:lang w:val="es-DO"/>
-        </w:rPr>
-        <w:t xml:space="preserve">, </w:t>
-      </w:r>
-      <w:proofErr w:type="spellStart"/>
-      <w:r>
-        <w:rPr>
-          <w:lang w:val="es-DO"/>
-        </w:rPr>
-        <w:t>ConcurrentDictionary</w:t>
-      </w:r>
-      <w:proofErr w:type="spellEnd"/>
+      <w:r>
+        <w:rPr>
+          <w:lang w:val="es-DO"/>
+        </w:rPr>
+        <w:t>Sincronizacion: lock (Monitor), Interlocked, ConcurrentDictionary</w:t>
+      </w:r>
     </w:p>
     <w:p>
       <w:pPr>
@@ -3510,30 +2344,12 @@
           <w:lang w:val="es-DO"/>
         </w:rPr>
       </w:pPr>
-      <w:proofErr w:type="spellStart"/>
-      <w:r>
-        <w:rPr>
-          <w:lang w:val="es-DO"/>
-        </w:rPr>
-        <w:t>Medicion</w:t>
-      </w:r>
-      <w:proofErr w:type="spellEnd"/>
-      <w:r>
-        <w:rPr>
-          <w:lang w:val="es-DO"/>
-        </w:rPr>
-        <w:t xml:space="preserve">: </w:t>
-      </w:r>
-      <w:proofErr w:type="spellStart"/>
-      <w:proofErr w:type="gramStart"/>
-      <w:r>
-        <w:rPr>
-          <w:lang w:val="es-DO"/>
-        </w:rPr>
-        <w:t>System.Diagnostics.Stopwatch</w:t>
-      </w:r>
-      <w:proofErr w:type="spellEnd"/>
-      <w:proofErr w:type="gramEnd"/>
+      <w:r>
+        <w:rPr>
+          <w:lang w:val="es-DO"/>
+        </w:rPr>
+        <w:t>Medicion: System.Diagnostics.Stopwatch</w:t>
+      </w:r>
     </w:p>
     <w:p>
       <w:pPr>
@@ -3590,30 +2406,8 @@
           <w:lang w:val="es-DO"/>
         </w:rPr>
         <w:lastRenderedPageBreak/>
-        <w:t xml:space="preserve">5. </w:t>
-      </w:r>
-      <w:proofErr w:type="spellStart"/>
-      <w:r>
-        <w:rPr>
-          <w:lang w:val="es-DO"/>
-        </w:rPr>
-        <w:t>Implementacion</w:t>
-      </w:r>
-      <w:proofErr w:type="spellEnd"/>
-      <w:r>
-        <w:rPr>
-          <w:lang w:val="es-DO"/>
-        </w:rPr>
-        <w:t xml:space="preserve"> </w:t>
-      </w:r>
-      <w:proofErr w:type="spellStart"/>
-      <w:r>
-        <w:rPr>
-          <w:lang w:val="es-DO"/>
-        </w:rPr>
-        <w:t>Tecnica</w:t>
-      </w:r>
-      <w:proofErr w:type="spellEnd"/>
+        <w:t>5. Implementacion Tecnica</w:t>
+      </w:r>
     </w:p>
     <w:p>
       <w:pPr>
@@ -3635,31 +2429,7 @@
         <w:jc w:val="both"/>
       </w:pPr>
       <w:r>
-        <w:t xml:space="preserve">La </w:t>
-      </w:r>
-      <w:proofErr w:type="spellStart"/>
-      <w:r>
-        <w:t>solucion</w:t>
-      </w:r>
-      <w:proofErr w:type="spellEnd"/>
-      <w:r>
-        <w:t xml:space="preserve"> sigue una arquitectura en capas donde Core define los contratos (interfaces) y los </w:t>
-      </w:r>
-      <w:proofErr w:type="spellStart"/>
-      <w:r>
-        <w:t>demas</w:t>
-      </w:r>
-      <w:proofErr w:type="spellEnd"/>
-      <w:r>
-        <w:t xml:space="preserve"> </w:t>
-      </w:r>
-      <w:proofErr w:type="spellStart"/>
-      <w:r>
-        <w:t>modulos</w:t>
-      </w:r>
-      <w:proofErr w:type="spellEnd"/>
-      <w:r>
-        <w:t xml:space="preserve"> los implementan. Esto garantizo que cada integrante pudiera trabajar en paralelo sin dependencias circulares.</w:t>
+        <w:t>La solucion sigue una arquitectura en capas donde Core define los contratos (interfaces) y los demas modulos los implementan. Esto garantizo que cada integrante pudiera trabajar en paralelo sin dependencias circulares.</w:t>
       </w:r>
     </w:p>
     <w:p>
@@ -3678,21 +2448,7 @@
         <w:rPr>
           <w:lang w:val="es-DO"/>
         </w:rPr>
-        <w:t xml:space="preserve">5.2 </w:t>
-      </w:r>
-      <w:proofErr w:type="spellStart"/>
-      <w:r>
-        <w:rPr>
-          <w:lang w:val="es-DO"/>
-        </w:rPr>
-        <w:t>Codigo</w:t>
-      </w:r>
-      <w:proofErr w:type="spellEnd"/>
-      <w:r>
-        <w:rPr>
-          <w:lang w:val="es-DO"/>
-        </w:rPr>
-        <w:t xml:space="preserve"> Clave: Procesador Paralelo</w:t>
+        <w:t>5.2 Codigo Clave: Procesador Paralelo</w:t>
       </w:r>
     </w:p>
     <w:p>
@@ -3701,31 +2457,7 @@
         <w:jc w:val="both"/>
       </w:pPr>
       <w:r>
-        <w:t xml:space="preserve">El </w:t>
-      </w:r>
-      <w:proofErr w:type="spellStart"/>
-      <w:r>
-        <w:t>metodo</w:t>
-      </w:r>
-      <w:proofErr w:type="spellEnd"/>
-      <w:r>
-        <w:t xml:space="preserve"> central del sistema es </w:t>
-      </w:r>
-      <w:proofErr w:type="spellStart"/>
-      <w:r>
-        <w:t>ProcessTransactions</w:t>
-      </w:r>
-      <w:proofErr w:type="spellEnd"/>
-      <w:r>
-        <w:t xml:space="preserve"> en </w:t>
-      </w:r>
-      <w:proofErr w:type="spellStart"/>
-      <w:r>
-        <w:t>ParallelTransactionProcessor</w:t>
-      </w:r>
-      <w:proofErr w:type="spellEnd"/>
-      <w:r>
-        <w:t>:</w:t>
+        <w:t>El metodo central del sistema es ProcessTransactions en ParallelTransactionProcessor:</w:t>
       </w:r>
     </w:p>
     <w:p>
@@ -3747,9 +2479,14 @@
           <w:szCs w:val="18"/>
           <w:lang w:val="en-US"/>
         </w:rPr>
-        <w:t xml:space="preserve">var </w:t>
-      </w:r>
-      <w:proofErr w:type="spellStart"/>
+        <w:t>var parallelOptions = new ParallelOptions { MaxDegreeOfParallelism = threadCount };</w:t>
+      </w:r>
+      <w:r>
+        <w:rPr>
+          <w:lang w:val="en-US"/>
+        </w:rPr>
+        <w:br/>
+      </w:r>
       <w:r>
         <w:rPr>
           <w:rFonts w:ascii="Courier New" w:eastAsia="Courier New" w:hAnsi="Courier New" w:cs="Courier New"/>
@@ -3758,9 +2495,14 @@
           <w:szCs w:val="18"/>
           <w:lang w:val="en-US"/>
         </w:rPr>
-        <w:t>parallelOptions</w:t>
-      </w:r>
-      <w:proofErr w:type="spellEnd"/>
+        <w:t>Parallel.ForEach(transactions, parallelOptions, transaction =&gt; {</w:t>
+      </w:r>
+      <w:r>
+        <w:rPr>
+          <w:lang w:val="en-US"/>
+        </w:rPr>
+        <w:br/>
+      </w:r>
       <w:r>
         <w:rPr>
           <w:rFonts w:ascii="Courier New" w:eastAsia="Courier New" w:hAnsi="Courier New" w:cs="Courier New"/>
@@ -3769,9 +2511,14 @@
           <w:szCs w:val="18"/>
           <w:lang w:val="en-US"/>
         </w:rPr>
-        <w:t xml:space="preserve"> = new </w:t>
-      </w:r>
-      <w:proofErr w:type="spellStart"/>
+        <w:t xml:space="preserve">    ProcessSingle(transaction);</w:t>
+      </w:r>
+      <w:r>
+        <w:rPr>
+          <w:lang w:val="en-US"/>
+        </w:rPr>
+        <w:br/>
+      </w:r>
       <w:r>
         <w:rPr>
           <w:rFonts w:ascii="Courier New" w:eastAsia="Courier New" w:hAnsi="Courier New" w:cs="Courier New"/>
@@ -3780,198 +2527,15 @@
           <w:szCs w:val="18"/>
           <w:lang w:val="en-US"/>
         </w:rPr>
-        <w:t>ParallelOptions</w:t>
-      </w:r>
-      <w:proofErr w:type="spellEnd"/>
-      <w:r>
-        <w:rPr>
-          <w:rFonts w:ascii="Courier New" w:eastAsia="Courier New" w:hAnsi="Courier New" w:cs="Courier New"/>
-          <w:color w:val="1F4E79"/>
-          <w:sz w:val="18"/>
-          <w:szCs w:val="18"/>
+        <w:t>});</w:t>
+      </w:r>
+    </w:p>
+    <w:p>
+      <w:pPr>
+        <w:spacing w:before="80" w:after="80"/>
+        <w:rPr>
           <w:lang w:val="en-US"/>
         </w:rPr>
-        <w:t xml:space="preserve"> </w:t>
-      </w:r>
-      <w:proofErr w:type="gramStart"/>
-      <w:r>
-        <w:rPr>
-          <w:rFonts w:ascii="Courier New" w:eastAsia="Courier New" w:hAnsi="Courier New" w:cs="Courier New"/>
-          <w:color w:val="1F4E79"/>
-          <w:sz w:val="18"/>
-          <w:szCs w:val="18"/>
-          <w:lang w:val="en-US"/>
-        </w:rPr>
-        <w:t xml:space="preserve">{ </w:t>
-      </w:r>
-      <w:proofErr w:type="spellStart"/>
-      <w:r>
-        <w:rPr>
-          <w:rFonts w:ascii="Courier New" w:eastAsia="Courier New" w:hAnsi="Courier New" w:cs="Courier New"/>
-          <w:color w:val="1F4E79"/>
-          <w:sz w:val="18"/>
-          <w:szCs w:val="18"/>
-          <w:lang w:val="en-US"/>
-        </w:rPr>
-        <w:t>MaxDegreeOfParallelism</w:t>
-      </w:r>
-      <w:proofErr w:type="spellEnd"/>
-      <w:proofErr w:type="gramEnd"/>
-      <w:r>
-        <w:rPr>
-          <w:rFonts w:ascii="Courier New" w:eastAsia="Courier New" w:hAnsi="Courier New" w:cs="Courier New"/>
-          <w:color w:val="1F4E79"/>
-          <w:sz w:val="18"/>
-          <w:szCs w:val="18"/>
-          <w:lang w:val="en-US"/>
-        </w:rPr>
-        <w:t xml:space="preserve"> = </w:t>
-      </w:r>
-      <w:proofErr w:type="spellStart"/>
-      <w:r>
-        <w:rPr>
-          <w:rFonts w:ascii="Courier New" w:eastAsia="Courier New" w:hAnsi="Courier New" w:cs="Courier New"/>
-          <w:color w:val="1F4E79"/>
-          <w:sz w:val="18"/>
-          <w:szCs w:val="18"/>
-          <w:lang w:val="en-US"/>
-        </w:rPr>
-        <w:t>threadCount</w:t>
-      </w:r>
-      <w:proofErr w:type="spellEnd"/>
-      <w:r>
-        <w:rPr>
-          <w:rFonts w:ascii="Courier New" w:eastAsia="Courier New" w:hAnsi="Courier New" w:cs="Courier New"/>
-          <w:color w:val="1F4E79"/>
-          <w:sz w:val="18"/>
-          <w:szCs w:val="18"/>
-          <w:lang w:val="en-US"/>
-        </w:rPr>
-        <w:t xml:space="preserve"> };</w:t>
-      </w:r>
-      <w:r>
-        <w:rPr>
-          <w:lang w:val="en-US"/>
-        </w:rPr>
-        <w:br/>
-      </w:r>
-      <w:proofErr w:type="spellStart"/>
-      <w:r>
-        <w:rPr>
-          <w:rFonts w:ascii="Courier New" w:eastAsia="Courier New" w:hAnsi="Courier New" w:cs="Courier New"/>
-          <w:color w:val="1F4E79"/>
-          <w:sz w:val="18"/>
-          <w:szCs w:val="18"/>
-          <w:lang w:val="en-US"/>
-        </w:rPr>
-        <w:t>Parallel.ForEach</w:t>
-      </w:r>
-      <w:proofErr w:type="spellEnd"/>
-      <w:r>
-        <w:rPr>
-          <w:rFonts w:ascii="Courier New" w:eastAsia="Courier New" w:hAnsi="Courier New" w:cs="Courier New"/>
-          <w:color w:val="1F4E79"/>
-          <w:sz w:val="18"/>
-          <w:szCs w:val="18"/>
-          <w:lang w:val="en-US"/>
-        </w:rPr>
-        <w:t xml:space="preserve">(transactions, </w:t>
-      </w:r>
-      <w:proofErr w:type="spellStart"/>
-      <w:r>
-        <w:rPr>
-          <w:rFonts w:ascii="Courier New" w:eastAsia="Courier New" w:hAnsi="Courier New" w:cs="Courier New"/>
-          <w:color w:val="1F4E79"/>
-          <w:sz w:val="18"/>
-          <w:szCs w:val="18"/>
-          <w:lang w:val="en-US"/>
-        </w:rPr>
-        <w:t>parallelOptions</w:t>
-      </w:r>
-      <w:proofErr w:type="spellEnd"/>
-      <w:r>
-        <w:rPr>
-          <w:rFonts w:ascii="Courier New" w:eastAsia="Courier New" w:hAnsi="Courier New" w:cs="Courier New"/>
-          <w:color w:val="1F4E79"/>
-          <w:sz w:val="18"/>
-          <w:szCs w:val="18"/>
-          <w:lang w:val="en-US"/>
-        </w:rPr>
-        <w:t>, transaction =&gt; {</w:t>
-      </w:r>
-      <w:r>
-        <w:rPr>
-          <w:lang w:val="en-US"/>
-        </w:rPr>
-        <w:br/>
-      </w:r>
-      <w:r>
-        <w:rPr>
-          <w:rFonts w:ascii="Courier New" w:eastAsia="Courier New" w:hAnsi="Courier New" w:cs="Courier New"/>
-          <w:color w:val="1F4E79"/>
-          <w:sz w:val="18"/>
-          <w:szCs w:val="18"/>
-          <w:lang w:val="en-US"/>
-        </w:rPr>
-        <w:t xml:space="preserve">    </w:t>
-      </w:r>
-      <w:proofErr w:type="spellStart"/>
-      <w:r>
-        <w:rPr>
-          <w:rFonts w:ascii="Courier New" w:eastAsia="Courier New" w:hAnsi="Courier New" w:cs="Courier New"/>
-          <w:color w:val="1F4E79"/>
-          <w:sz w:val="18"/>
-          <w:szCs w:val="18"/>
-          <w:lang w:val="en-US"/>
-        </w:rPr>
-        <w:t>ProcessSingle</w:t>
-      </w:r>
-      <w:proofErr w:type="spellEnd"/>
-      <w:r>
-        <w:rPr>
-          <w:rFonts w:ascii="Courier New" w:eastAsia="Courier New" w:hAnsi="Courier New" w:cs="Courier New"/>
-          <w:color w:val="1F4E79"/>
-          <w:sz w:val="18"/>
-          <w:szCs w:val="18"/>
-          <w:lang w:val="en-US"/>
-        </w:rPr>
-        <w:t>(transaction);</w:t>
-      </w:r>
-      <w:r>
-        <w:rPr>
-          <w:lang w:val="en-US"/>
-        </w:rPr>
-        <w:br/>
-      </w:r>
-      <w:r>
-        <w:rPr>
-          <w:rFonts w:ascii="Courier New" w:eastAsia="Courier New" w:hAnsi="Courier New" w:cs="Courier New"/>
-          <w:color w:val="1F4E79"/>
-          <w:sz w:val="18"/>
-          <w:szCs w:val="18"/>
-          <w:lang w:val="en-US"/>
-        </w:rPr>
-        <w:t>}</w:t>
-      </w:r>
-      <w:proofErr w:type="gramStart"/>
-      <w:r>
-        <w:rPr>
-          <w:rFonts w:ascii="Courier New" w:eastAsia="Courier New" w:hAnsi="Courier New" w:cs="Courier New"/>
-          <w:color w:val="1F4E79"/>
-          <w:sz w:val="18"/>
-          <w:szCs w:val="18"/>
-          <w:lang w:val="en-US"/>
-        </w:rPr>
-        <w:t>);</w:t>
-      </w:r>
-      <w:proofErr w:type="gramEnd"/>
-    </w:p>
-    <w:p>
-      <w:pPr>
-        <w:spacing w:before="80" w:after="80"/>
-        <w:rPr>
-          <w:lang w:val="en-US"/>
-        </w:rPr>
       </w:pPr>
     </w:p>
     <w:p>
@@ -3985,16 +2549,8 @@
         <w:rPr>
           <w:lang w:val="es-DO"/>
         </w:rPr>
-        <w:t xml:space="preserve">5.3 Mecanismos de </w:t>
-      </w:r>
-      <w:proofErr w:type="spellStart"/>
-      <w:r>
-        <w:rPr>
-          <w:lang w:val="es-DO"/>
-        </w:rPr>
-        <w:t>Sincronizacion</w:t>
-      </w:r>
-      <w:proofErr w:type="spellEnd"/>
+        <w:t>5.3 Mecanismos de Sincronizacion</w:t>
+      </w:r>
     </w:p>
     <w:p>
       <w:pPr>
@@ -4002,15 +2558,7 @@
         <w:jc w:val="both"/>
       </w:pPr>
       <w:r>
-        <w:t xml:space="preserve">Se implementaron dos mecanismos distintos </w:t>
-      </w:r>
-      <w:proofErr w:type="spellStart"/>
-      <w:r>
-        <w:t>segun</w:t>
-      </w:r>
-      <w:proofErr w:type="spellEnd"/>
-      <w:r>
-        <w:t xml:space="preserve"> el tipo de recurso compartido:</w:t>
+        <w:t>Se implementaron dos mecanismos distintos segun el tipo de recurso compartido:</w:t>
       </w:r>
     </w:p>
     <w:p>
@@ -4027,23 +2575,33 @@
           <w:b/>
           <w:bCs/>
         </w:rPr>
-        <w:t>Lock granular por cuenta (</w:t>
-      </w:r>
-      <w:proofErr w:type="spellStart"/>
+        <w:t>Lock granular por cuenta (AccountRepository):</w:t>
+      </w:r>
+    </w:p>
+    <w:p>
+      <w:pPr>
+        <w:spacing w:before="80" w:after="80"/>
+        <w:jc w:val="both"/>
+      </w:pPr>
+      <w:r>
+        <w:t>En lugar de un lock global sobre todo el repositorio, se usa un objeto de lock independiente por cada cuenta bancaria. Esto permite que dos hilos actualicen cuentas distintas simultaneamente sin bloquearse entre si, reduciendo la contension al minimo necesario.</w:t>
+      </w:r>
+    </w:p>
+    <w:p>
+      <w:pPr>
+        <w:spacing w:before="80" w:after="80"/>
+      </w:pPr>
+    </w:p>
+    <w:p>
+      <w:pPr>
+        <w:spacing w:before="80" w:after="80"/>
+      </w:pPr>
       <w:r>
         <w:rPr>
           <w:b/>
           <w:bCs/>
         </w:rPr>
-        <w:t>AccountRepository</w:t>
-      </w:r>
-      <w:proofErr w:type="spellEnd"/>
-      <w:r>
-        <w:rPr>
-          <w:b/>
-          <w:bCs/>
-        </w:rPr>
-        <w:t>):</w:t>
+        <w:t>Interlocked en TaxCollector:</w:t>
       </w:r>
     </w:p>
     <w:p>
@@ -4052,55 +2610,7 @@
         <w:jc w:val="both"/>
       </w:pPr>
       <w:r>
-        <w:t xml:space="preserve">En lugar de un </w:t>
-      </w:r>
-      <w:proofErr w:type="spellStart"/>
-      <w:r>
-        <w:t>lock</w:t>
-      </w:r>
-      <w:proofErr w:type="spellEnd"/>
-      <w:r>
-        <w:t xml:space="preserve"> global sobre todo el repositorio, se usa un objeto de </w:t>
-      </w:r>
-      <w:proofErr w:type="spellStart"/>
-      <w:r>
-        <w:t>lock</w:t>
-      </w:r>
-      <w:proofErr w:type="spellEnd"/>
-      <w:r>
-        <w:t xml:space="preserve"> independiente por cada cuenta bancaria. Esto permite que dos hilos actualicen cuentas distintas </w:t>
-      </w:r>
-      <w:proofErr w:type="spellStart"/>
-      <w:r>
-        <w:t>simultaneamente</w:t>
-      </w:r>
-      <w:proofErr w:type="spellEnd"/>
-      <w:r>
-        <w:t xml:space="preserve"> sin bloquearse entre </w:t>
-      </w:r>
-      <w:proofErr w:type="spellStart"/>
-      <w:r>
-        <w:t>si</w:t>
-      </w:r>
-      <w:proofErr w:type="spellEnd"/>
-      <w:r>
-        <w:t xml:space="preserve">, reduciendo la </w:t>
-      </w:r>
-      <w:proofErr w:type="spellStart"/>
-      <w:r>
-        <w:t>contension</w:t>
-      </w:r>
-      <w:proofErr w:type="spellEnd"/>
-      <w:r>
-        <w:t xml:space="preserve"> al </w:t>
-      </w:r>
-      <w:proofErr w:type="spellStart"/>
-      <w:r>
-        <w:t>minimo</w:t>
-      </w:r>
-      <w:proofErr w:type="spellEnd"/>
-      <w:r>
-        <w:t xml:space="preserve"> necesario.</w:t>
+        <w:t>La recaudacion fiscal global usa Interlocked.Add sobre un long (con factor de escala 10,000 para mantener precision decimal). Esto evita completamente el uso de lock en la operacion mas frecuente del sistema, ya que todas las transacciones de Via Electronica generan impuesto.</w:t>
       </w:r>
     </w:p>
     <w:p>
@@ -4110,129 +2620,6 @@
     </w:p>
     <w:p>
       <w:pPr>
-        <w:spacing w:before="80" w:after="80"/>
-      </w:pPr>
-      <w:proofErr w:type="spellStart"/>
-      <w:r>
-        <w:rPr>
-          <w:b/>
-          <w:bCs/>
-        </w:rPr>
-        <w:t>Interlocked</w:t>
-      </w:r>
-      <w:proofErr w:type="spellEnd"/>
-      <w:r>
-        <w:rPr>
-          <w:b/>
-          <w:bCs/>
-        </w:rPr>
-        <w:t xml:space="preserve"> en </w:t>
-      </w:r>
-      <w:proofErr w:type="spellStart"/>
-      <w:r>
-        <w:rPr>
-          <w:b/>
-          <w:bCs/>
-        </w:rPr>
-        <w:t>TaxCollector</w:t>
-      </w:r>
-      <w:proofErr w:type="spellEnd"/>
-      <w:r>
-        <w:rPr>
-          <w:b/>
-          <w:bCs/>
-        </w:rPr>
-        <w:t>:</w:t>
-      </w:r>
-    </w:p>
-    <w:p>
-      <w:pPr>
-        <w:spacing w:before="80" w:after="80"/>
-        <w:jc w:val="both"/>
-      </w:pPr>
-      <w:r>
-        <w:t xml:space="preserve">La </w:t>
-      </w:r>
-      <w:proofErr w:type="spellStart"/>
-      <w:r>
-        <w:t>recaudacion</w:t>
-      </w:r>
-      <w:proofErr w:type="spellEnd"/>
-      <w:r>
-        <w:t xml:space="preserve"> fiscal global usa </w:t>
-      </w:r>
-      <w:proofErr w:type="spellStart"/>
-      <w:r>
-        <w:t>Interlocked.Add</w:t>
-      </w:r>
-      <w:proofErr w:type="spellEnd"/>
-      <w:r>
-        <w:t xml:space="preserve"> sobre un </w:t>
-      </w:r>
-      <w:proofErr w:type="spellStart"/>
-      <w:r>
-        <w:t>long</w:t>
-      </w:r>
-      <w:proofErr w:type="spellEnd"/>
-      <w:r>
-        <w:t xml:space="preserve"> (con factor de escala 10,000 para mantener </w:t>
-      </w:r>
-      <w:proofErr w:type="spellStart"/>
-      <w:r>
-        <w:t>precision</w:t>
-      </w:r>
-      <w:proofErr w:type="spellEnd"/>
-      <w:r>
-        <w:t xml:space="preserve"> decimal). Esto evita completamente el uso de </w:t>
-      </w:r>
-      <w:proofErr w:type="spellStart"/>
-      <w:r>
-        <w:t>lock</w:t>
-      </w:r>
-      <w:proofErr w:type="spellEnd"/>
-      <w:r>
-        <w:t xml:space="preserve"> en la </w:t>
-      </w:r>
-      <w:proofErr w:type="spellStart"/>
-      <w:r>
-        <w:t>operacion</w:t>
-      </w:r>
-      <w:proofErr w:type="spellEnd"/>
-      <w:r>
-        <w:t xml:space="preserve"> </w:t>
-      </w:r>
-      <w:proofErr w:type="spellStart"/>
-      <w:r>
-        <w:t>mas</w:t>
-      </w:r>
-      <w:proofErr w:type="spellEnd"/>
-      <w:r>
-        <w:t xml:space="preserve"> frecuente del sistema, ya que todas las transacciones de </w:t>
-      </w:r>
-      <w:proofErr w:type="spellStart"/>
-      <w:r>
-        <w:t>Via</w:t>
-      </w:r>
-      <w:proofErr w:type="spellEnd"/>
-      <w:r>
-        <w:t xml:space="preserve"> </w:t>
-      </w:r>
-      <w:proofErr w:type="spellStart"/>
-      <w:r>
-        <w:t>Electronica</w:t>
-      </w:r>
-      <w:proofErr w:type="spellEnd"/>
-      <w:r>
-        <w:t xml:space="preserve"> generan impuesto.</w:t>
-      </w:r>
-    </w:p>
-    <w:p>
-      <w:pPr>
-        <w:spacing w:before="80" w:after="80"/>
-      </w:pPr>
-    </w:p>
-    <w:p>
-      <w:pPr>
         <w:pStyle w:val="Ttulo2"/>
         <w:rPr>
           <w:lang w:val="es-DO"/>
@@ -4242,21 +2629,7 @@
         <w:rPr>
           <w:lang w:val="es-DO"/>
         </w:rPr>
-        <w:t xml:space="preserve">5.4 </w:t>
-      </w:r>
-      <w:proofErr w:type="spellStart"/>
-      <w:r>
-        <w:rPr>
-          <w:lang w:val="es-DO"/>
-        </w:rPr>
-        <w:t>Logica</w:t>
-      </w:r>
-      <w:proofErr w:type="spellEnd"/>
-      <w:r>
-        <w:rPr>
-          <w:lang w:val="es-DO"/>
-        </w:rPr>
-        <w:t xml:space="preserve"> Fiscal por Canal</w:t>
+        <w:t>5.4 Logica Fiscal por Canal</w:t>
       </w:r>
     </w:p>
     <w:p>
@@ -4353,20 +2726,8 @@
                 <w:sz w:val="20"/>
                 <w:szCs w:val="20"/>
               </w:rPr>
-              <w:t xml:space="preserve">Tipo de </w:t>
-            </w:r>
-            <w:proofErr w:type="spellStart"/>
-            <w:r>
-              <w:rPr>
-                <w:b/>
-                <w:bCs/>
-                <w:color w:val="FFFFFF"/>
-                <w:sz w:val="20"/>
-                <w:szCs w:val="20"/>
-              </w:rPr>
-              <w:t>Transaccion</w:t>
-            </w:r>
-            <w:proofErr w:type="spellEnd"/>
+              <w:t>Tipo de Transaccion</w:t>
+            </w:r>
           </w:p>
         </w:tc>
         <w:tc>
@@ -4423,7 +2784,6 @@
             <w:pPr>
               <w:jc w:val="center"/>
             </w:pPr>
-            <w:proofErr w:type="spellStart"/>
             <w:r>
               <w:rPr>
                 <w:b/>
@@ -4432,18 +2792,7 @@
                 <w:sz w:val="20"/>
                 <w:szCs w:val="20"/>
               </w:rPr>
-              <w:t>Condicion</w:t>
-            </w:r>
-            <w:proofErr w:type="spellEnd"/>
-            <w:r>
-              <w:rPr>
-                <w:b/>
-                <w:bCs/>
-                <w:color w:val="FFFFFF"/>
-                <w:sz w:val="20"/>
-                <w:szCs w:val="20"/>
-              </w:rPr>
-              <w:t xml:space="preserve"> Adicional</w:t>
+              <w:t>Condicion Adicional</w:t>
             </w:r>
           </w:p>
         </w:tc>
@@ -4958,31 +3307,13 @@
             <w:pPr>
               <w:jc w:val="center"/>
             </w:pPr>
-            <w:proofErr w:type="spellStart"/>
-            <w:r>
-              <w:rPr>
-                <w:sz w:val="20"/>
-                <w:szCs w:val="20"/>
-              </w:rPr>
-              <w:t>Via</w:t>
-            </w:r>
-            <w:proofErr w:type="spellEnd"/>
-            <w:r>
-              <w:rPr>
-                <w:sz w:val="20"/>
-                <w:szCs w:val="20"/>
-              </w:rPr>
-              <w:t xml:space="preserve"> </w:t>
-            </w:r>
-            <w:proofErr w:type="spellStart"/>
-            <w:r>
-              <w:rPr>
-                <w:sz w:val="20"/>
-                <w:szCs w:val="20"/>
-              </w:rPr>
-              <w:t>Electronica</w:t>
-            </w:r>
-            <w:proofErr w:type="spellEnd"/>
+            <w:r>
+              <w:rPr>
+                <w:sz w:val="20"/>
+                <w:szCs w:val="20"/>
+              </w:rPr>
+              <w:t>Via Electronica</w:t>
+            </w:r>
           </w:p>
         </w:tc>
         <w:tc>
@@ -5094,30 +3425,8 @@
           <w:lang w:val="es-DO"/>
         </w:rPr>
         <w:lastRenderedPageBreak/>
-        <w:t xml:space="preserve">6. </w:t>
-      </w:r>
-      <w:proofErr w:type="spellStart"/>
-      <w:r>
-        <w:rPr>
-          <w:lang w:val="es-DO"/>
-        </w:rPr>
-        <w:t>Evaluacion</w:t>
-      </w:r>
-      <w:proofErr w:type="spellEnd"/>
-      <w:r>
-        <w:rPr>
-          <w:lang w:val="es-DO"/>
-        </w:rPr>
-        <w:t xml:space="preserve"> de </w:t>
-      </w:r>
-      <w:proofErr w:type="spellStart"/>
-      <w:r>
-        <w:rPr>
-          <w:lang w:val="es-DO"/>
-        </w:rPr>
-        <w:t>Desempeno</w:t>
-      </w:r>
-      <w:proofErr w:type="spellEnd"/>
+        <w:t>6. Evaluacion de Desempeno</w:t>
+      </w:r>
     </w:p>
     <w:p>
       <w:pPr>
@@ -5130,16 +3439,8 @@
         <w:rPr>
           <w:lang w:val="es-DO"/>
         </w:rPr>
-        <w:t xml:space="preserve">6.1 Resultados del </w:t>
-      </w:r>
-      <w:proofErr w:type="spellStart"/>
-      <w:r>
-        <w:rPr>
-          <w:lang w:val="es-DO"/>
-        </w:rPr>
-        <w:t>Benchmark</w:t>
-      </w:r>
-      <w:proofErr w:type="spellEnd"/>
+        <w:t>6.1 Resultados del Benchmark</w:t>
+      </w:r>
     </w:p>
     <w:p>
       <w:pPr>
@@ -5272,7 +3573,6 @@
             <w:pPr>
               <w:jc w:val="center"/>
             </w:pPr>
-            <w:proofErr w:type="spellStart"/>
             <w:r>
               <w:rPr>
                 <w:b/>
@@ -5283,7 +3583,6 @@
               </w:rPr>
               <w:t>Speedup</w:t>
             </w:r>
-            <w:proofErr w:type="spellEnd"/>
           </w:p>
         </w:tc>
         <w:tc>
@@ -5940,7 +4239,6 @@
             <w:pPr>
               <w:jc w:val="center"/>
             </w:pPr>
-            <w:proofErr w:type="spellStart"/>
             <w:r>
               <w:rPr>
                 <w:b/>
@@ -5951,7 +4249,6 @@
               </w:rPr>
               <w:t>Speedup</w:t>
             </w:r>
-            <w:proofErr w:type="spellEnd"/>
           </w:p>
         </w:tc>
         <w:tc>
@@ -6608,7 +4905,6 @@
             <w:pPr>
               <w:jc w:val="center"/>
             </w:pPr>
-            <w:proofErr w:type="spellStart"/>
             <w:r>
               <w:rPr>
                 <w:b/>
@@ -6619,7 +4915,6 @@
               </w:rPr>
               <w:t>Speedup</w:t>
             </w:r>
-            <w:proofErr w:type="spellEnd"/>
           </w:p>
         </w:tc>
         <w:tc>
@@ -7161,21 +5456,7 @@
         <w:rPr>
           <w:lang w:val="es-DO"/>
         </w:rPr>
-        <w:t xml:space="preserve">6.2 </w:t>
-      </w:r>
-      <w:proofErr w:type="spellStart"/>
-      <w:r>
-        <w:rPr>
-          <w:lang w:val="es-DO"/>
-        </w:rPr>
-        <w:t>Analisis</w:t>
-      </w:r>
-      <w:proofErr w:type="spellEnd"/>
-      <w:r>
-        <w:rPr>
-          <w:lang w:val="es-DO"/>
-        </w:rPr>
-        <w:t xml:space="preserve"> de Resultados</w:t>
+        <w:t>6.2 Analisis de Resultados</w:t>
       </w:r>
     </w:p>
     <w:p>
@@ -7184,63 +5465,7 @@
         <w:jc w:val="both"/>
       </w:pPr>
       <w:r>
-        <w:t xml:space="preserve">El escenario de 100K transacciones presento el mejor </w:t>
-      </w:r>
-      <w:proofErr w:type="spellStart"/>
-      <w:r>
-        <w:t>Speedup</w:t>
-      </w:r>
-      <w:proofErr w:type="spellEnd"/>
-      <w:r>
-        <w:t xml:space="preserve"> relativo (4.20x con 8 hilos) y la mayor eficiencia inicial (93% con 2 hilos). Esto se debe a que el volumen es suficientemente grande para amortizar el </w:t>
-      </w:r>
-      <w:proofErr w:type="spellStart"/>
-      <w:r>
-        <w:t>overhead</w:t>
-      </w:r>
-      <w:proofErr w:type="spellEnd"/>
-      <w:r>
-        <w:t xml:space="preserve"> de </w:t>
-      </w:r>
-      <w:proofErr w:type="spellStart"/>
-      <w:r>
-        <w:t>creacion</w:t>
-      </w:r>
-      <w:proofErr w:type="spellEnd"/>
-      <w:r>
-        <w:t xml:space="preserve"> de hilos, pero lo suficientemente </w:t>
-      </w:r>
-      <w:proofErr w:type="spellStart"/>
-      <w:r>
-        <w:t>pequeno</w:t>
-      </w:r>
-      <w:proofErr w:type="spellEnd"/>
-      <w:r>
-        <w:t xml:space="preserve"> para que la </w:t>
-      </w:r>
-      <w:proofErr w:type="spellStart"/>
-      <w:r>
-        <w:t>contension</w:t>
-      </w:r>
-      <w:proofErr w:type="spellEnd"/>
-      <w:r>
-        <w:t xml:space="preserve"> de </w:t>
-      </w:r>
-      <w:proofErr w:type="spellStart"/>
-      <w:r>
-        <w:t>locks</w:t>
-      </w:r>
-      <w:proofErr w:type="spellEnd"/>
-      <w:r>
-        <w:t xml:space="preserve"> sea </w:t>
-      </w:r>
-      <w:proofErr w:type="spellStart"/>
-      <w:r>
-        <w:t>minima</w:t>
-      </w:r>
-      <w:proofErr w:type="spellEnd"/>
-      <w:r>
-        <w:t>.</w:t>
+        <w:t>El escenario de 100K transacciones presento el mejor Speedup relativo (4.20x con 8 hilos) y la mayor eficiencia inicial (93% con 2 hilos). Esto se debe a que el volumen es suficientemente grande para amortizar el overhead de creacion de hilos, pero lo suficientemente pequeno para que la contension de locks sea minima.</w:t>
       </w:r>
     </w:p>
     <w:p>
@@ -7254,71 +5479,7 @@
         <w:jc w:val="both"/>
       </w:pPr>
       <w:r>
-        <w:t xml:space="preserve">El escenario de 500K mostro un comportamiento </w:t>
-      </w:r>
-      <w:proofErr w:type="spellStart"/>
-      <w:r>
-        <w:t>atipico</w:t>
-      </w:r>
-      <w:proofErr w:type="spellEnd"/>
-      <w:r>
-        <w:t xml:space="preserve">: el </w:t>
-      </w:r>
-      <w:proofErr w:type="spellStart"/>
-      <w:r>
-        <w:t>Speedup</w:t>
-      </w:r>
-      <w:proofErr w:type="spellEnd"/>
-      <w:r>
-        <w:t xml:space="preserve"> con 2 hilos es apenas 1.11x y la eficiencia cae al 55%. Esto indica un incremento en la </w:t>
-      </w:r>
-      <w:proofErr w:type="spellStart"/>
-      <w:r>
-        <w:t>contension</w:t>
-      </w:r>
-      <w:proofErr w:type="spellEnd"/>
-      <w:r>
-        <w:t xml:space="preserve"> de </w:t>
-      </w:r>
-      <w:proofErr w:type="spellStart"/>
-      <w:r>
-        <w:t>locks</w:t>
-      </w:r>
-      <w:proofErr w:type="spellEnd"/>
-      <w:r>
-        <w:t xml:space="preserve"> a medida que </w:t>
-      </w:r>
-      <w:proofErr w:type="spellStart"/>
-      <w:r>
-        <w:t>mas</w:t>
-      </w:r>
-      <w:proofErr w:type="spellEnd"/>
-      <w:r>
-        <w:t xml:space="preserve"> hilos compiten por las mismas cuentas. Con 8 hilos el </w:t>
-      </w:r>
-      <w:proofErr w:type="spellStart"/>
-      <w:r>
-        <w:t>Speedup</w:t>
-      </w:r>
-      <w:proofErr w:type="spellEnd"/>
-      <w:r>
-        <w:t xml:space="preserve"> mejora a 2.06x porque el trabajo por hilo es mayor y el </w:t>
-      </w:r>
-      <w:proofErr w:type="spellStart"/>
-      <w:r>
-        <w:t>overhead</w:t>
-      </w:r>
-      <w:proofErr w:type="spellEnd"/>
-      <w:r>
-        <w:t xml:space="preserve"> de </w:t>
-      </w:r>
-      <w:proofErr w:type="spellStart"/>
-      <w:r>
-        <w:t>sincronizacion</w:t>
-      </w:r>
-      <w:proofErr w:type="spellEnd"/>
-      <w:r>
-        <w:t xml:space="preserve"> se diluye.</w:t>
+        <w:t>El escenario de 500K mostro un comportamiento atipico: el Speedup con 2 hilos es apenas 1.11x y la eficiencia cae al 55%. Esto indica un incremento en la contension de locks a medida que mas hilos compiten por las mismas cuentas. Con 8 hilos el Speedup mejora a 2.06x porque el trabajo por hilo es mayor y el overhead de sincronizacion se diluye.</w:t>
       </w:r>
     </w:p>
     <w:p>
@@ -7333,39 +5494,7 @@
       </w:pPr>
       <w:r>
         <w:lastRenderedPageBreak/>
-        <w:t xml:space="preserve">En el escenario de 1M transacciones, el </w:t>
-      </w:r>
-      <w:proofErr w:type="spellStart"/>
-      <w:r>
-        <w:t>patron</w:t>
-      </w:r>
-      <w:proofErr w:type="spellEnd"/>
-      <w:r>
-        <w:t xml:space="preserve"> se normaliza: el </w:t>
-      </w:r>
-      <w:proofErr w:type="spellStart"/>
-      <w:r>
-        <w:t>Speedup</w:t>
-      </w:r>
-      <w:proofErr w:type="spellEnd"/>
-      <w:r>
-        <w:t xml:space="preserve"> crece consistentemente de 1.43x (2 hilos) a 3.55x (8 hilos), con una eficiencia del 44% en 8 hilos. La </w:t>
-      </w:r>
-      <w:proofErr w:type="spellStart"/>
-      <w:r>
-        <w:t>reduccion</w:t>
-      </w:r>
-      <w:proofErr w:type="spellEnd"/>
-      <w:r>
-        <w:t xml:space="preserve"> de 210ms a 59ms representa una mejora absoluta significativa para un sistema en </w:t>
-      </w:r>
-      <w:proofErr w:type="spellStart"/>
-      <w:r>
-        <w:t>produccion</w:t>
-      </w:r>
-      <w:proofErr w:type="spellEnd"/>
-      <w:r>
-        <w:t>.</w:t>
+        <w:t>En el escenario de 1M transacciones, el patron se normaliza: el Speedup crece consistentemente de 1.43x (2 hilos) a 3.55x (8 hilos), con una eficiencia del 44% en 8 hilos. La reduccion de 210ms a 59ms representa una mejora absoluta significativa para un sistema en produccion.</w:t>
       </w:r>
     </w:p>
     <w:p>
@@ -7399,61 +5528,11 @@
           <w:lang w:val="es-DO"/>
         </w:rPr>
       </w:pPr>
-      <w:proofErr w:type="spellStart"/>
-      <w:r>
-        <w:rPr>
-          <w:lang w:val="es-DO"/>
-        </w:rPr>
-        <w:t>Contension</w:t>
-      </w:r>
-      <w:proofErr w:type="spellEnd"/>
-      <w:r>
-        <w:rPr>
-          <w:lang w:val="es-DO"/>
-        </w:rPr>
-        <w:t xml:space="preserve"> en cuentas populares: cuando muchas transacciones apuntan a la misma cuenta, el </w:t>
-      </w:r>
-      <w:proofErr w:type="spellStart"/>
-      <w:r>
-        <w:rPr>
-          <w:lang w:val="es-DO"/>
-        </w:rPr>
-        <w:t>lock</w:t>
-      </w:r>
-      <w:proofErr w:type="spellEnd"/>
-      <w:r>
-        <w:rPr>
-          <w:lang w:val="es-DO"/>
-        </w:rPr>
-        <w:t xml:space="preserve"> granular genera espera. Esto explica el </w:t>
-      </w:r>
-      <w:proofErr w:type="spellStart"/>
-      <w:r>
-        <w:rPr>
-          <w:lang w:val="es-DO"/>
-        </w:rPr>
-        <w:t>Speedup</w:t>
-      </w:r>
-      <w:proofErr w:type="spellEnd"/>
-      <w:r>
-        <w:rPr>
-          <w:lang w:val="es-DO"/>
-        </w:rPr>
-        <w:t xml:space="preserve"> </w:t>
-      </w:r>
-      <w:proofErr w:type="spellStart"/>
-      <w:r>
-        <w:rPr>
-          <w:lang w:val="es-DO"/>
-        </w:rPr>
-        <w:t>sublineal</w:t>
-      </w:r>
-      <w:proofErr w:type="spellEnd"/>
-      <w:r>
-        <w:rPr>
-          <w:lang w:val="es-DO"/>
-        </w:rPr>
-        <w:t xml:space="preserve"> en todos los escenarios.</w:t>
+      <w:r>
+        <w:rPr>
+          <w:lang w:val="es-DO"/>
+        </w:rPr>
+        <w:t>Contension en cuentas populares: cuando muchas transacciones apuntan a la misma cuenta, el lock granular genera espera. Esto explica el Speedup sublineal en todos los escenarios.</w:t>
       </w:r>
     </w:p>
     <w:p>
@@ -7468,75 +5547,11 @@
           <w:lang w:val="es-DO"/>
         </w:rPr>
       </w:pPr>
-      <w:proofErr w:type="spellStart"/>
-      <w:r>
-        <w:rPr>
-          <w:lang w:val="es-DO"/>
-        </w:rPr>
-        <w:t>Overhead</w:t>
-      </w:r>
-      <w:proofErr w:type="spellEnd"/>
-      <w:r>
-        <w:rPr>
-          <w:lang w:val="es-DO"/>
-        </w:rPr>
-        <w:t xml:space="preserve"> de </w:t>
-      </w:r>
-      <w:proofErr w:type="spellStart"/>
-      <w:r>
-        <w:rPr>
-          <w:lang w:val="es-DO"/>
-        </w:rPr>
-        <w:t>Parallel.ForEach</w:t>
-      </w:r>
-      <w:proofErr w:type="spellEnd"/>
-      <w:r>
-        <w:rPr>
-          <w:lang w:val="es-DO"/>
-        </w:rPr>
-        <w:t xml:space="preserve">: con </w:t>
-      </w:r>
-      <w:proofErr w:type="spellStart"/>
-      <w:r>
-        <w:rPr>
-          <w:lang w:val="es-DO"/>
-        </w:rPr>
-        <w:t>volumenes</w:t>
-      </w:r>
-      <w:proofErr w:type="spellEnd"/>
-      <w:r>
-        <w:rPr>
-          <w:lang w:val="es-DO"/>
-        </w:rPr>
-        <w:t xml:space="preserve"> </w:t>
-      </w:r>
-      <w:proofErr w:type="spellStart"/>
-      <w:r>
-        <w:rPr>
-          <w:lang w:val="es-DO"/>
-        </w:rPr>
-        <w:t>pequenos</w:t>
-      </w:r>
-      <w:proofErr w:type="spellEnd"/>
-      <w:r>
-        <w:rPr>
-          <w:lang w:val="es-DO"/>
-        </w:rPr>
-        <w:t xml:space="preserve"> (10K), el costo de crear y sincronizar hilos supera el beneficio del paralelismo, resultando en </w:t>
-      </w:r>
-      <w:proofErr w:type="spellStart"/>
-      <w:r>
-        <w:rPr>
-          <w:lang w:val="es-DO"/>
-        </w:rPr>
-        <w:t>Speedup</w:t>
-      </w:r>
-      <w:proofErr w:type="spellEnd"/>
-      <w:r>
-        <w:rPr>
-          <w:lang w:val="es-DO"/>
-        </w:rPr>
-        <w:t xml:space="preserve"> &lt; 1.</w:t>
+      <w:r>
+        <w:rPr>
+          <w:lang w:val="es-DO"/>
+        </w:rPr>
+        <w:t>Overhead de Parallel.ForEach: con volumenes pequenos (10K), el costo de crear y sincronizar hilos supera el beneficio del paralelismo, resultando en Speedup &lt; 1.</w:t>
       </w:r>
     </w:p>
     <w:p>
@@ -7551,75 +5566,11 @@
           <w:lang w:val="es-DO"/>
         </w:rPr>
       </w:pPr>
-      <w:proofErr w:type="spellStart"/>
-      <w:r>
-        <w:rPr>
-          <w:lang w:val="es-DO"/>
-        </w:rPr>
-        <w:t>Generacion</w:t>
-      </w:r>
-      <w:proofErr w:type="spellEnd"/>
-      <w:r>
-        <w:rPr>
-          <w:lang w:val="es-DO"/>
-        </w:rPr>
-        <w:t xml:space="preserve"> de datos: la </w:t>
-      </w:r>
-      <w:proofErr w:type="spellStart"/>
-      <w:r>
-        <w:rPr>
-          <w:lang w:val="es-DO"/>
-        </w:rPr>
-        <w:t>generacion</w:t>
-      </w:r>
-      <w:proofErr w:type="spellEnd"/>
-      <w:r>
-        <w:rPr>
-          <w:lang w:val="es-DO"/>
-        </w:rPr>
-        <w:t xml:space="preserve"> de 1M transacciones toma 0.63s, tiempo comparable al procesamiento mismo. En </w:t>
-      </w:r>
-      <w:proofErr w:type="spellStart"/>
-      <w:r>
-        <w:rPr>
-          <w:lang w:val="es-DO"/>
-        </w:rPr>
-        <w:t>produccion</w:t>
-      </w:r>
-      <w:proofErr w:type="spellEnd"/>
-      <w:r>
-        <w:rPr>
-          <w:lang w:val="es-DO"/>
-        </w:rPr>
-        <w:t xml:space="preserve"> los datos llegan en </w:t>
-      </w:r>
-      <w:proofErr w:type="spellStart"/>
-      <w:r>
-        <w:rPr>
-          <w:lang w:val="es-DO"/>
-        </w:rPr>
-        <w:t>streaming</w:t>
-      </w:r>
-      <w:proofErr w:type="spellEnd"/>
-      <w:r>
-        <w:rPr>
-          <w:lang w:val="es-DO"/>
-        </w:rPr>
-        <w:t xml:space="preserve">, eliminando este </w:t>
-      </w:r>
-      <w:proofErr w:type="spellStart"/>
-      <w:r>
-        <w:rPr>
-          <w:lang w:val="es-DO"/>
-        </w:rPr>
-        <w:t>overhead</w:t>
-      </w:r>
-      <w:proofErr w:type="spellEnd"/>
-      <w:r>
-        <w:rPr>
-          <w:lang w:val="es-DO"/>
-        </w:rPr>
-        <w:t>.</w:t>
+      <w:r>
+        <w:rPr>
+          <w:lang w:val="es-DO"/>
+        </w:rPr>
+        <w:t>Generacion de datos: la generacion de 1M transacciones toma 0.63s, tiempo comparable al procesamiento mismo. En produccion los datos llegan en streaming, eliminando este overhead.</w:t>
       </w:r>
     </w:p>
     <w:p>
@@ -7873,7 +5824,6 @@
             <w:pPr>
               <w:jc w:val="center"/>
             </w:pPr>
-            <w:proofErr w:type="spellStart"/>
             <w:r>
               <w:rPr>
                 <w:sz w:val="20"/>
@@ -7881,7 +5831,6 @@
               </w:rPr>
               <w:t>Lider</w:t>
             </w:r>
-            <w:proofErr w:type="spellEnd"/>
           </w:p>
         </w:tc>
         <w:tc>
@@ -7938,106 +5887,14 @@
                 <w:lang w:val="en-US"/>
               </w:rPr>
             </w:pPr>
-            <w:proofErr w:type="spellStart"/>
             <w:r>
               <w:rPr>
                 <w:sz w:val="20"/>
                 <w:szCs w:val="20"/>
                 <w:lang w:val="en-US"/>
               </w:rPr>
-              <w:t>Account.cs</w:t>
-            </w:r>
-            <w:proofErr w:type="spellEnd"/>
-            <w:r>
-              <w:rPr>
-                <w:sz w:val="20"/>
-                <w:szCs w:val="20"/>
-                <w:lang w:val="en-US"/>
-              </w:rPr>
-              <w:t xml:space="preserve">, </w:t>
-            </w:r>
-            <w:proofErr w:type="spellStart"/>
-            <w:r>
-              <w:rPr>
-                <w:sz w:val="20"/>
-                <w:szCs w:val="20"/>
-                <w:lang w:val="en-US"/>
-              </w:rPr>
-              <w:t>Transaction.cs</w:t>
-            </w:r>
-            <w:proofErr w:type="spellEnd"/>
-            <w:r>
-              <w:rPr>
-                <w:sz w:val="20"/>
-                <w:szCs w:val="20"/>
-                <w:lang w:val="en-US"/>
-              </w:rPr>
-              <w:t xml:space="preserve">, </w:t>
-            </w:r>
-            <w:proofErr w:type="spellStart"/>
-            <w:r>
-              <w:rPr>
-                <w:sz w:val="20"/>
-                <w:szCs w:val="20"/>
-                <w:lang w:val="en-US"/>
-              </w:rPr>
-              <w:t>TaxRule.cs</w:t>
-            </w:r>
-            <w:proofErr w:type="spellEnd"/>
-            <w:r>
-              <w:rPr>
-                <w:sz w:val="20"/>
-                <w:szCs w:val="20"/>
-                <w:lang w:val="en-US"/>
-              </w:rPr>
-              <w:t xml:space="preserve">, </w:t>
-            </w:r>
-            <w:proofErr w:type="spellStart"/>
-            <w:r>
-              <w:rPr>
-                <w:sz w:val="20"/>
-                <w:szCs w:val="20"/>
-                <w:lang w:val="en-US"/>
-              </w:rPr>
-              <w:t>IAccountRepository.cs</w:t>
-            </w:r>
-            <w:proofErr w:type="spellEnd"/>
-            <w:r>
-              <w:rPr>
-                <w:sz w:val="20"/>
-                <w:szCs w:val="20"/>
-                <w:lang w:val="en-US"/>
-              </w:rPr>
-              <w:t xml:space="preserve">, </w:t>
-            </w:r>
-            <w:proofErr w:type="spellStart"/>
-            <w:r>
-              <w:rPr>
-                <w:sz w:val="20"/>
-                <w:szCs w:val="20"/>
-                <w:lang w:val="en-US"/>
-              </w:rPr>
-              <w:t>ITransactionProcessor.cs</w:t>
-            </w:r>
-            <w:proofErr w:type="spellEnd"/>
-            <w:r>
-              <w:rPr>
-                <w:sz w:val="20"/>
-                <w:szCs w:val="20"/>
-                <w:lang w:val="en-US"/>
-              </w:rPr>
-              <w:t xml:space="preserve">, </w:t>
-            </w:r>
-            <w:proofErr w:type="spellStart"/>
-            <w:r>
-              <w:rPr>
-                <w:sz w:val="20"/>
-                <w:szCs w:val="20"/>
-                <w:lang w:val="en-US"/>
-              </w:rPr>
-              <w:t>Program.cs</w:t>
-            </w:r>
-            <w:proofErr w:type="spellEnd"/>
+              <w:t>Account.cs, Transaction.cs, TaxRule.cs, IAccountRepository.cs, ITransactionProcessor.cs, Program.cs</w:t>
+            </w:r>
           </w:p>
         </w:tc>
       </w:tr>
@@ -8068,17 +5925,8 @@
                 <w:sz w:val="20"/>
                 <w:szCs w:val="20"/>
               </w:rPr>
-              <w:t xml:space="preserve">Emil </w:t>
-            </w:r>
-            <w:proofErr w:type="spellStart"/>
-            <w:r>
-              <w:rPr>
-                <w:sz w:val="20"/>
-                <w:szCs w:val="20"/>
-              </w:rPr>
-              <w:t>Lopez</w:t>
-            </w:r>
-            <w:proofErr w:type="spellEnd"/>
+              <w:t>Emil Lopez</w:t>
+            </w:r>
           </w:p>
         </w:tc>
         <w:tc>
@@ -8165,52 +6013,14 @@
                 <w:lang w:val="en-US"/>
               </w:rPr>
             </w:pPr>
-            <w:proofErr w:type="spellStart"/>
             <w:r>
               <w:rPr>
                 <w:sz w:val="20"/>
                 <w:szCs w:val="20"/>
                 <w:lang w:val="en-US"/>
               </w:rPr>
-              <w:t>AccountRepository.cs</w:t>
-            </w:r>
-            <w:proofErr w:type="spellEnd"/>
-            <w:r>
-              <w:rPr>
-                <w:sz w:val="20"/>
-                <w:szCs w:val="20"/>
-                <w:lang w:val="en-US"/>
-              </w:rPr>
-              <w:t xml:space="preserve">, </w:t>
-            </w:r>
-            <w:proofErr w:type="spellStart"/>
-            <w:r>
-              <w:rPr>
-                <w:sz w:val="20"/>
-                <w:szCs w:val="20"/>
-                <w:lang w:val="en-US"/>
-              </w:rPr>
-              <w:t>TaxCollector.cs</w:t>
-            </w:r>
-            <w:proofErr w:type="spellEnd"/>
-            <w:r>
-              <w:rPr>
-                <w:sz w:val="20"/>
-                <w:szCs w:val="20"/>
-                <w:lang w:val="en-US"/>
-              </w:rPr>
-              <w:t xml:space="preserve">, </w:t>
-            </w:r>
-            <w:proofErr w:type="spellStart"/>
-            <w:r>
-              <w:rPr>
-                <w:sz w:val="20"/>
-                <w:szCs w:val="20"/>
-                <w:lang w:val="en-US"/>
-              </w:rPr>
-              <w:t>DataGenerator.cs</w:t>
-            </w:r>
-            <w:proofErr w:type="spellEnd"/>
+              <w:t>AccountRepository.cs, TaxCollector.cs, DataGenerator.cs</w:t>
+            </w:r>
           </w:p>
         </w:tc>
       </w:tr>
@@ -8326,31 +6136,13 @@
             <w:pPr>
               <w:jc w:val="center"/>
             </w:pPr>
-            <w:proofErr w:type="spellStart"/>
-            <w:r>
-              <w:rPr>
-                <w:sz w:val="20"/>
-                <w:szCs w:val="20"/>
-              </w:rPr>
-              <w:t>ParallelTransactionProcessor.cs</w:t>
-            </w:r>
-            <w:proofErr w:type="spellEnd"/>
-            <w:r>
-              <w:rPr>
-                <w:sz w:val="20"/>
-                <w:szCs w:val="20"/>
-              </w:rPr>
-              <w:t xml:space="preserve">, </w:t>
-            </w:r>
-            <w:proofErr w:type="spellStart"/>
-            <w:r>
-              <w:rPr>
-                <w:sz w:val="20"/>
-                <w:szCs w:val="20"/>
-              </w:rPr>
-              <w:t>TaxCalculator.cs</w:t>
-            </w:r>
-            <w:proofErr w:type="spellEnd"/>
+            <w:r>
+              <w:rPr>
+                <w:sz w:val="20"/>
+                <w:szCs w:val="20"/>
+              </w:rPr>
+              <w:t>ParallelTransactionProcessor.cs, TaxCalculator.cs</w:t>
+            </w:r>
           </w:p>
         </w:tc>
       </w:tr>
@@ -8436,7 +6228,6 @@
             <w:pPr>
               <w:jc w:val="center"/>
             </w:pPr>
-            <w:proofErr w:type="spellStart"/>
             <w:r>
               <w:rPr>
                 <w:sz w:val="20"/>
@@ -8444,7 +6235,6 @@
               </w:rPr>
               <w:t>Metrics</w:t>
             </w:r>
-            <w:proofErr w:type="spellEnd"/>
           </w:p>
         </w:tc>
         <w:tc>
@@ -8471,70 +6261,14 @@
                 <w:lang w:val="en-US"/>
               </w:rPr>
             </w:pPr>
-            <w:proofErr w:type="spellStart"/>
             <w:r>
               <w:rPr>
                 <w:sz w:val="20"/>
                 <w:szCs w:val="20"/>
                 <w:lang w:val="en-US"/>
               </w:rPr>
-              <w:t>BenchmarkRunner.cs</w:t>
-            </w:r>
-            <w:proofErr w:type="spellEnd"/>
-            <w:r>
-              <w:rPr>
-                <w:sz w:val="20"/>
-                <w:szCs w:val="20"/>
-                <w:lang w:val="en-US"/>
-              </w:rPr>
-              <w:t xml:space="preserve">, </w:t>
-            </w:r>
-            <w:proofErr w:type="spellStart"/>
-            <w:r>
-              <w:rPr>
-                <w:sz w:val="20"/>
-                <w:szCs w:val="20"/>
-                <w:lang w:val="en-US"/>
-              </w:rPr>
-              <w:t>BenchmarkResult.cs</w:t>
-            </w:r>
-            <w:proofErr w:type="spellEnd"/>
-            <w:r>
-              <w:rPr>
-                <w:sz w:val="20"/>
-                <w:szCs w:val="20"/>
-                <w:lang w:val="en-US"/>
-              </w:rPr>
-              <w:t xml:space="preserve">, </w:t>
-            </w:r>
-            <w:proofErr w:type="spellStart"/>
-            <w:r>
-              <w:rPr>
-                <w:sz w:val="20"/>
-                <w:szCs w:val="20"/>
-                <w:lang w:val="en-US"/>
-              </w:rPr>
-              <w:t>CsvExport.cs</w:t>
-            </w:r>
-            <w:proofErr w:type="spellEnd"/>
-            <w:r>
-              <w:rPr>
-                <w:sz w:val="20"/>
-                <w:szCs w:val="20"/>
-                <w:lang w:val="en-US"/>
-              </w:rPr>
-              <w:t xml:space="preserve">, </w:t>
-            </w:r>
-            <w:proofErr w:type="spellStart"/>
-            <w:r>
-              <w:rPr>
-                <w:sz w:val="20"/>
-                <w:szCs w:val="20"/>
-                <w:lang w:val="en-US"/>
-              </w:rPr>
-              <w:t>MockTransactionProcessor.cs</w:t>
-            </w:r>
-            <w:proofErr w:type="spellEnd"/>
+              <w:t>BenchmarkRunner.cs, BenchmarkResult.cs, CsvExport.cs, MockTransactionProcessor.cs</w:t>
+            </w:r>
           </w:p>
         </w:tc>
       </w:tr>
@@ -8558,16 +6292,8 @@
         <w:rPr>
           <w:lang w:val="es-DO"/>
         </w:rPr>
-        <w:t xml:space="preserve">7.2 Herramientas de </w:t>
-      </w:r>
-      <w:proofErr w:type="spellStart"/>
-      <w:r>
-        <w:rPr>
-          <w:lang w:val="es-DO"/>
-        </w:rPr>
-        <w:t>Coordinacion</w:t>
-      </w:r>
-      <w:proofErr w:type="spellEnd"/>
+        <w:t>7.2 Herramientas de Coordinacion</w:t>
+      </w:r>
     </w:p>
     <w:p>
       <w:pPr>
@@ -8579,31 +6305,7 @@
         <w:spacing w:before="60" w:after="60"/>
       </w:pPr>
       <w:r>
-        <w:t xml:space="preserve">Control de </w:t>
-      </w:r>
-      <w:proofErr w:type="spellStart"/>
-      <w:r>
-        <w:t>versiones</w:t>
-      </w:r>
-      <w:proofErr w:type="spellEnd"/>
-      <w:r>
-        <w:t xml:space="preserve">: GitHub con </w:t>
-      </w:r>
-      <w:proofErr w:type="spellStart"/>
-      <w:r>
-        <w:t>ramas</w:t>
-      </w:r>
-      <w:proofErr w:type="spellEnd"/>
-      <w:r>
-        <w:t xml:space="preserve"> </w:t>
-      </w:r>
-      <w:proofErr w:type="spellStart"/>
-      <w:r>
-        <w:t>por</w:t>
-      </w:r>
-      <w:proofErr w:type="spellEnd"/>
-      <w:r>
-        <w:t xml:space="preserve"> modulo (feature/core-models, feature/data-layer, feature/parallel-processing, feature/metrics).</w:t>
+        <w:t>Control de versiones: GitHub con ramas por modulo (feature/core-models, feature/data-layer, feature/parallel-processing, feature/metrics).</w:t>
       </w:r>
     </w:p>
     <w:p>
@@ -8622,77 +6324,7 @@
         <w:rPr>
           <w:lang w:val="es-DO"/>
         </w:rPr>
-        <w:t xml:space="preserve">Flujo de trabajo: Pull </w:t>
-      </w:r>
-      <w:proofErr w:type="spellStart"/>
-      <w:r>
-        <w:rPr>
-          <w:lang w:val="es-DO"/>
-        </w:rPr>
-        <w:t>Requests</w:t>
-      </w:r>
-      <w:proofErr w:type="spellEnd"/>
-      <w:r>
-        <w:rPr>
-          <w:lang w:val="es-DO"/>
-        </w:rPr>
-        <w:t xml:space="preserve"> hacia rama </w:t>
-      </w:r>
-      <w:proofErr w:type="spellStart"/>
-      <w:r>
-        <w:rPr>
-          <w:lang w:val="es-DO"/>
-        </w:rPr>
-        <w:t>develop</w:t>
-      </w:r>
-      <w:proofErr w:type="spellEnd"/>
-      <w:r>
-        <w:rPr>
-          <w:lang w:val="es-DO"/>
-        </w:rPr>
-        <w:t xml:space="preserve">, revisados por el </w:t>
-      </w:r>
-      <w:proofErr w:type="spellStart"/>
-      <w:r>
-        <w:rPr>
-          <w:lang w:val="es-DO"/>
-        </w:rPr>
-        <w:t>lider</w:t>
-      </w:r>
-      <w:proofErr w:type="spellEnd"/>
-      <w:r>
-        <w:rPr>
-          <w:lang w:val="es-DO"/>
-        </w:rPr>
-        <w:t xml:space="preserve"> antes del </w:t>
-      </w:r>
-      <w:proofErr w:type="spellStart"/>
-      <w:r>
-        <w:rPr>
-          <w:lang w:val="es-DO"/>
-        </w:rPr>
-        <w:t>merge</w:t>
-      </w:r>
-      <w:proofErr w:type="spellEnd"/>
-      <w:r>
-        <w:rPr>
-          <w:lang w:val="es-DO"/>
-        </w:rPr>
-        <w:t xml:space="preserve"> a </w:t>
-      </w:r>
-      <w:proofErr w:type="spellStart"/>
-      <w:r>
-        <w:rPr>
-          <w:lang w:val="es-DO"/>
-        </w:rPr>
-        <w:t>main</w:t>
-      </w:r>
-      <w:proofErr w:type="spellEnd"/>
-      <w:r>
-        <w:rPr>
-          <w:lang w:val="es-DO"/>
-        </w:rPr>
-        <w:t>.</w:t>
+        <w:t>Flujo de trabajo: Pull Requests hacia rama develop, revisados por el lider antes del merge a main.</w:t>
       </w:r>
     </w:p>
     <w:p>
@@ -8707,61 +6339,11 @@
           <w:lang w:val="es-DO"/>
         </w:rPr>
       </w:pPr>
-      <w:proofErr w:type="spellStart"/>
-      <w:r>
-        <w:rPr>
-          <w:lang w:val="es-DO"/>
-        </w:rPr>
-        <w:t>Comunicacion</w:t>
-      </w:r>
-      <w:proofErr w:type="spellEnd"/>
-      <w:r>
-        <w:rPr>
-          <w:lang w:val="es-DO"/>
-        </w:rPr>
-        <w:t xml:space="preserve">: grupo de WhatsApp para </w:t>
-      </w:r>
-      <w:proofErr w:type="spellStart"/>
-      <w:r>
-        <w:rPr>
-          <w:lang w:val="es-DO"/>
-        </w:rPr>
-        <w:t>coordinacion</w:t>
-      </w:r>
-      <w:proofErr w:type="spellEnd"/>
-      <w:r>
-        <w:rPr>
-          <w:lang w:val="es-DO"/>
-        </w:rPr>
-        <w:t xml:space="preserve"> diaria y </w:t>
-      </w:r>
-      <w:proofErr w:type="spellStart"/>
-      <w:r>
-        <w:rPr>
-          <w:lang w:val="es-DO"/>
-        </w:rPr>
-        <w:t>resolucion</w:t>
-      </w:r>
-      <w:proofErr w:type="spellEnd"/>
-      <w:r>
-        <w:rPr>
-          <w:lang w:val="es-DO"/>
-        </w:rPr>
-        <w:t xml:space="preserve"> </w:t>
-      </w:r>
-      <w:proofErr w:type="spellStart"/>
-      <w:r>
-        <w:rPr>
-          <w:lang w:val="es-DO"/>
-        </w:rPr>
-        <w:t>rapida</w:t>
-      </w:r>
-      <w:proofErr w:type="spellEnd"/>
-      <w:r>
-        <w:rPr>
-          <w:lang w:val="es-DO"/>
-        </w:rPr>
-        <w:t xml:space="preserve"> de dudas.</w:t>
+      <w:r>
+        <w:rPr>
+          <w:lang w:val="es-DO"/>
+        </w:rPr>
+        <w:t>Comunicacion: grupo de WhatsApp para coordinacion diaria y resolucion rapida de dudas.</w:t>
       </w:r>
     </w:p>
     <w:p>
@@ -8780,63 +6362,7 @@
         <w:rPr>
           <w:lang w:val="es-DO"/>
         </w:rPr>
-        <w:t xml:space="preserve">Rama de </w:t>
-      </w:r>
-      <w:proofErr w:type="spellStart"/>
-      <w:r>
-        <w:rPr>
-          <w:lang w:val="es-DO"/>
-        </w:rPr>
-        <w:t>integracion</w:t>
-      </w:r>
-      <w:proofErr w:type="spellEnd"/>
-      <w:r>
-        <w:rPr>
-          <w:lang w:val="es-DO"/>
-        </w:rPr>
-        <w:t xml:space="preserve">: </w:t>
-      </w:r>
-      <w:proofErr w:type="spellStart"/>
-      <w:r>
-        <w:rPr>
-          <w:lang w:val="es-DO"/>
-        </w:rPr>
-        <w:t>develop</w:t>
-      </w:r>
-      <w:proofErr w:type="spellEnd"/>
-      <w:r>
-        <w:rPr>
-          <w:lang w:val="es-DO"/>
-        </w:rPr>
-        <w:t xml:space="preserve"> como rama base compartida; </w:t>
-      </w:r>
-      <w:proofErr w:type="spellStart"/>
-      <w:r>
-        <w:rPr>
-          <w:lang w:val="es-DO"/>
-        </w:rPr>
-        <w:t>main</w:t>
-      </w:r>
-      <w:proofErr w:type="spellEnd"/>
-      <w:r>
-        <w:rPr>
-          <w:lang w:val="es-DO"/>
-        </w:rPr>
-        <w:t xml:space="preserve"> </w:t>
-      </w:r>
-      <w:proofErr w:type="spellStart"/>
-      <w:r>
-        <w:rPr>
-          <w:lang w:val="es-DO"/>
-        </w:rPr>
-        <w:t>unicamente</w:t>
-      </w:r>
-      <w:proofErr w:type="spellEnd"/>
-      <w:r>
-        <w:rPr>
-          <w:lang w:val="es-DO"/>
-        </w:rPr>
-        <w:t xml:space="preserve"> para versiones estables.</w:t>
+        <w:t>Rama de integracion: develop como rama base compartida; main unicamente para versiones estables.</w:t>
       </w:r>
     </w:p>
     <w:p>
@@ -8865,31 +6391,7 @@
         <w:jc w:val="both"/>
       </w:pPr>
       <w:r>
-        <w:t xml:space="preserve">El proyecto </w:t>
-      </w:r>
-      <w:proofErr w:type="spellStart"/>
-      <w:r>
-        <w:t>demostro</w:t>
-      </w:r>
-      <w:proofErr w:type="spellEnd"/>
-      <w:r>
-        <w:t xml:space="preserve"> </w:t>
-      </w:r>
-      <w:proofErr w:type="spellStart"/>
-      <w:r>
-        <w:t>empiricamente</w:t>
-      </w:r>
-      <w:proofErr w:type="spellEnd"/>
-      <w:r>
-        <w:t xml:space="preserve"> que el paralelismo genera beneficios reales y medibles en el procesamiento de transacciones bancarias. Los principales aprendizajes </w:t>
-      </w:r>
-      <w:proofErr w:type="spellStart"/>
-      <w:r>
-        <w:t>tecnicos</w:t>
-      </w:r>
-      <w:proofErr w:type="spellEnd"/>
-      <w:r>
-        <w:t xml:space="preserve"> obtenidos fueron:</w:t>
+        <w:t>El proyecto demostro empiricamente que el paralelismo genera beneficios reales y medibles en el procesamiento de transacciones bancarias. Los principales aprendizajes tecnicos obtenidos fueron:</w:t>
       </w:r>
     </w:p>
     <w:p>
@@ -8913,91 +6415,7 @@
         <w:rPr>
           <w:lang w:val="es-DO"/>
         </w:rPr>
-        <w:t xml:space="preserve">El paralelismo no es siempre beneficioso: con </w:t>
-      </w:r>
-      <w:proofErr w:type="spellStart"/>
-      <w:r>
-        <w:rPr>
-          <w:lang w:val="es-DO"/>
-        </w:rPr>
-        <w:t>volumenes</w:t>
-      </w:r>
-      <w:proofErr w:type="spellEnd"/>
-      <w:r>
-        <w:rPr>
-          <w:lang w:val="es-DO"/>
-        </w:rPr>
-        <w:t xml:space="preserve"> </w:t>
-      </w:r>
-      <w:proofErr w:type="spellStart"/>
-      <w:r>
-        <w:rPr>
-          <w:lang w:val="es-DO"/>
-        </w:rPr>
-        <w:t>pequenos</w:t>
-      </w:r>
-      <w:proofErr w:type="spellEnd"/>
-      <w:r>
-        <w:rPr>
-          <w:lang w:val="es-DO"/>
-        </w:rPr>
-        <w:t xml:space="preserve"> (10K transacciones), el </w:t>
-      </w:r>
-      <w:proofErr w:type="spellStart"/>
-      <w:r>
-        <w:rPr>
-          <w:lang w:val="es-DO"/>
-        </w:rPr>
-        <w:t>overhead</w:t>
-      </w:r>
-      <w:proofErr w:type="spellEnd"/>
-      <w:r>
-        <w:rPr>
-          <w:lang w:val="es-DO"/>
-        </w:rPr>
-        <w:t xml:space="preserve"> de </w:t>
-      </w:r>
-      <w:proofErr w:type="spellStart"/>
-      <w:r>
-        <w:rPr>
-          <w:lang w:val="es-DO"/>
-        </w:rPr>
-        <w:t>creacion</w:t>
-      </w:r>
-      <w:proofErr w:type="spellEnd"/>
-      <w:r>
-        <w:rPr>
-          <w:lang w:val="es-DO"/>
-        </w:rPr>
-        <w:t xml:space="preserve"> y </w:t>
-      </w:r>
-      <w:proofErr w:type="spellStart"/>
-      <w:r>
-        <w:rPr>
-          <w:lang w:val="es-DO"/>
-        </w:rPr>
-        <w:t>sincronizacion</w:t>
-      </w:r>
-      <w:proofErr w:type="spellEnd"/>
-      <w:r>
-        <w:rPr>
-          <w:lang w:val="es-DO"/>
-        </w:rPr>
-        <w:t xml:space="preserve"> de hilos supera la ganancia, resultando en </w:t>
-      </w:r>
-      <w:proofErr w:type="spellStart"/>
-      <w:r>
-        <w:rPr>
-          <w:lang w:val="es-DO"/>
-        </w:rPr>
-        <w:t>Speedup</w:t>
-      </w:r>
-      <w:proofErr w:type="spellEnd"/>
-      <w:r>
-        <w:rPr>
-          <w:lang w:val="es-DO"/>
-        </w:rPr>
-        <w:t xml:space="preserve"> menor a 1. El punto de equilibrio se encuentra alrededor de 50K-100K transacciones.</w:t>
+        <w:t>El paralelismo no es siempre beneficioso: con volumenes pequenos (10K transacciones), el overhead de creacion y sincronizacion de hilos supera la ganancia, resultando en Speedup menor a 1. El punto de equilibrio se encuentra alrededor de 50K-100K transacciones.</w:t>
       </w:r>
     </w:p>
     <w:p>
@@ -9016,105 +6434,7 @@
         <w:rPr>
           <w:lang w:val="es-DO"/>
         </w:rPr>
-        <w:t xml:space="preserve">La granularidad del </w:t>
-      </w:r>
-      <w:proofErr w:type="spellStart"/>
-      <w:r>
-        <w:rPr>
-          <w:lang w:val="es-DO"/>
-        </w:rPr>
-        <w:t>lock</w:t>
-      </w:r>
-      <w:proofErr w:type="spellEnd"/>
-      <w:r>
-        <w:rPr>
-          <w:lang w:val="es-DO"/>
-        </w:rPr>
-        <w:t xml:space="preserve"> importa: usar un </w:t>
-      </w:r>
-      <w:proofErr w:type="spellStart"/>
-      <w:r>
-        <w:rPr>
-          <w:lang w:val="es-DO"/>
-        </w:rPr>
-        <w:t>lock</w:t>
-      </w:r>
-      <w:proofErr w:type="spellEnd"/>
-      <w:r>
-        <w:rPr>
-          <w:lang w:val="es-DO"/>
-        </w:rPr>
-        <w:t xml:space="preserve"> por cuenta en lugar de un </w:t>
-      </w:r>
-      <w:proofErr w:type="spellStart"/>
-      <w:r>
-        <w:rPr>
-          <w:lang w:val="es-DO"/>
-        </w:rPr>
-        <w:t>lock</w:t>
-      </w:r>
-      <w:proofErr w:type="spellEnd"/>
-      <w:r>
-        <w:rPr>
-          <w:lang w:val="es-DO"/>
-        </w:rPr>
-        <w:t xml:space="preserve"> global redujo significativamente la </w:t>
-      </w:r>
-      <w:proofErr w:type="spellStart"/>
-      <w:r>
-        <w:rPr>
-          <w:lang w:val="es-DO"/>
-        </w:rPr>
-        <w:t>contension</w:t>
-      </w:r>
-      <w:proofErr w:type="spellEnd"/>
-      <w:r>
-        <w:rPr>
-          <w:lang w:val="es-DO"/>
-        </w:rPr>
-        <w:t xml:space="preserve"> y </w:t>
-      </w:r>
-      <w:proofErr w:type="spellStart"/>
-      <w:r>
-        <w:rPr>
-          <w:lang w:val="es-DO"/>
-        </w:rPr>
-        <w:t>permitio</w:t>
-      </w:r>
-      <w:proofErr w:type="spellEnd"/>
-      <w:r>
-        <w:rPr>
-          <w:lang w:val="es-DO"/>
-        </w:rPr>
-        <w:t xml:space="preserve"> que </w:t>
-      </w:r>
-      <w:proofErr w:type="spellStart"/>
-      <w:r>
-        <w:rPr>
-          <w:lang w:val="es-DO"/>
-        </w:rPr>
-        <w:t>multiples</w:t>
-      </w:r>
-      <w:proofErr w:type="spellEnd"/>
-      <w:r>
-        <w:rPr>
-          <w:lang w:val="es-DO"/>
-        </w:rPr>
-        <w:t xml:space="preserve"> hilos trabajaran en paralelo sobre cuentas distintas </w:t>
-      </w:r>
-      <w:proofErr w:type="spellStart"/>
-      <w:r>
-        <w:rPr>
-          <w:lang w:val="es-DO"/>
-        </w:rPr>
-        <w:t>simultaneamente</w:t>
-      </w:r>
-      <w:proofErr w:type="spellEnd"/>
-      <w:r>
-        <w:rPr>
-          <w:lang w:val="es-DO"/>
-        </w:rPr>
-        <w:t>.</w:t>
+        <w:t>La granularidad del lock importa: usar un lock por cuenta en lugar de un lock global redujo significativamente la contension y permitio que multiples hilos trabajaran en paralelo sobre cuentas distintas simultaneamente.</w:t>
       </w:r>
     </w:p>
     <w:p>
@@ -9129,131 +6449,11 @@
           <w:lang w:val="es-DO"/>
         </w:rPr>
       </w:pPr>
-      <w:proofErr w:type="spellStart"/>
-      <w:r>
-        <w:rPr>
-          <w:lang w:val="es-DO"/>
-        </w:rPr>
-        <w:t>Interlocked</w:t>
-      </w:r>
-      <w:proofErr w:type="spellEnd"/>
-      <w:r>
-        <w:rPr>
-          <w:lang w:val="es-DO"/>
-        </w:rPr>
-        <w:t xml:space="preserve"> es </w:t>
-      </w:r>
-      <w:proofErr w:type="spellStart"/>
-      <w:r>
-        <w:rPr>
-          <w:lang w:val="es-DO"/>
-        </w:rPr>
-        <w:t>mas</w:t>
-      </w:r>
-      <w:proofErr w:type="spellEnd"/>
-      <w:r>
-        <w:rPr>
-          <w:lang w:val="es-DO"/>
-        </w:rPr>
-        <w:t xml:space="preserve"> eficiente que </w:t>
-      </w:r>
-      <w:proofErr w:type="spellStart"/>
-      <w:r>
-        <w:rPr>
-          <w:lang w:val="es-DO"/>
-        </w:rPr>
-        <w:t>lock</w:t>
-      </w:r>
-      <w:proofErr w:type="spellEnd"/>
-      <w:r>
-        <w:rPr>
-          <w:lang w:val="es-DO"/>
-        </w:rPr>
-        <w:t xml:space="preserve"> para sumas </w:t>
-      </w:r>
-      <w:proofErr w:type="spellStart"/>
-      <w:r>
-        <w:rPr>
-          <w:lang w:val="es-DO"/>
-        </w:rPr>
-        <w:t>atomicas</w:t>
-      </w:r>
-      <w:proofErr w:type="spellEnd"/>
-      <w:r>
-        <w:rPr>
-          <w:lang w:val="es-DO"/>
-        </w:rPr>
-        <w:t xml:space="preserve">: el </w:t>
-      </w:r>
-      <w:proofErr w:type="spellStart"/>
-      <w:r>
-        <w:rPr>
-          <w:lang w:val="es-DO"/>
-        </w:rPr>
-        <w:t>TaxCollector</w:t>
-      </w:r>
-      <w:proofErr w:type="spellEnd"/>
-      <w:r>
-        <w:rPr>
-          <w:lang w:val="es-DO"/>
-        </w:rPr>
-        <w:t xml:space="preserve"> </w:t>
-      </w:r>
-      <w:proofErr w:type="spellStart"/>
-      <w:r>
-        <w:rPr>
-          <w:lang w:val="es-DO"/>
-        </w:rPr>
-        <w:t>demostro</w:t>
-      </w:r>
-      <w:proofErr w:type="spellEnd"/>
-      <w:r>
-        <w:rPr>
-          <w:lang w:val="es-DO"/>
-        </w:rPr>
-        <w:t xml:space="preserve"> que operaciones de </w:t>
-      </w:r>
-      <w:proofErr w:type="spellStart"/>
-      <w:r>
-        <w:rPr>
-          <w:lang w:val="es-DO"/>
-        </w:rPr>
-        <w:t>acumulacion</w:t>
-      </w:r>
-      <w:proofErr w:type="spellEnd"/>
-      <w:r>
-        <w:rPr>
-          <w:lang w:val="es-DO"/>
-        </w:rPr>
-        <w:t xml:space="preserve"> global pueden implementarse sin </w:t>
-      </w:r>
-      <w:proofErr w:type="spellStart"/>
-      <w:r>
-        <w:rPr>
-          <w:lang w:val="es-DO"/>
-        </w:rPr>
-        <w:t>lock</w:t>
-      </w:r>
-      <w:proofErr w:type="spellEnd"/>
-      <w:r>
-        <w:rPr>
-          <w:lang w:val="es-DO"/>
-        </w:rPr>
-        <w:t xml:space="preserve"> mediante </w:t>
-      </w:r>
-      <w:proofErr w:type="spellStart"/>
-      <w:r>
-        <w:rPr>
-          <w:lang w:val="es-DO"/>
-        </w:rPr>
-        <w:t>aritmetica</w:t>
-      </w:r>
-      <w:proofErr w:type="spellEnd"/>
-      <w:r>
-        <w:rPr>
-          <w:lang w:val="es-DO"/>
-        </w:rPr>
-        <w:t xml:space="preserve"> de enteros escalada.</w:t>
+      <w:r>
+        <w:rPr>
+          <w:lang w:val="es-DO"/>
+        </w:rPr>
+        <w:t>Interlocked es mas eficiente que lock para sumas atomicas: el TaxCollector demostro que operaciones de acumulacion global pueden implementarse sin lock mediante aritmetica de enteros escalada.</w:t>
       </w:r>
     </w:p>
     <w:p>
@@ -9272,49 +6472,7 @@
         <w:rPr>
           <w:lang w:val="es-DO"/>
         </w:rPr>
-        <w:t xml:space="preserve">La </w:t>
-      </w:r>
-      <w:proofErr w:type="spellStart"/>
-      <w:r>
-        <w:rPr>
-          <w:lang w:val="es-DO"/>
-        </w:rPr>
-        <w:t>descomposicion</w:t>
-      </w:r>
-      <w:proofErr w:type="spellEnd"/>
-      <w:r>
-        <w:rPr>
-          <w:lang w:val="es-DO"/>
-        </w:rPr>
-        <w:t xml:space="preserve"> de datos es la estrategia correcta para este problema: dividir el conjunto de transacciones entre hilos es </w:t>
-      </w:r>
-      <w:proofErr w:type="spellStart"/>
-      <w:r>
-        <w:rPr>
-          <w:lang w:val="es-DO"/>
-        </w:rPr>
-        <w:t>mas</w:t>
-      </w:r>
-      <w:proofErr w:type="spellEnd"/>
-      <w:r>
-        <w:rPr>
-          <w:lang w:val="es-DO"/>
-        </w:rPr>
-        <w:t xml:space="preserve"> eficiente que dividir por canal, ya que garantiza carga balanceada independientemente de la </w:t>
-      </w:r>
-      <w:proofErr w:type="spellStart"/>
-      <w:r>
-        <w:rPr>
-          <w:lang w:val="es-DO"/>
-        </w:rPr>
-        <w:t>distribucion</w:t>
-      </w:r>
-      <w:proofErr w:type="spellEnd"/>
-      <w:r>
-        <w:rPr>
-          <w:lang w:val="es-DO"/>
-        </w:rPr>
-        <w:t xml:space="preserve"> de canales.</w:t>
+        <w:t>La descomposicion de datos es la estrategia correcta para este problema: dividir el conjunto de transacciones entre hilos es mas eficiente que dividir por canal, ya que garantiza carga balanceada independientemente de la distribucion de canales.</w:t>
       </w:r>
     </w:p>
     <w:p>
@@ -9333,77 +6491,7 @@
         <w:rPr>
           <w:lang w:val="es-DO"/>
         </w:rPr>
-        <w:t xml:space="preserve">El </w:t>
-      </w:r>
-      <w:proofErr w:type="spellStart"/>
-      <w:r>
-        <w:rPr>
-          <w:lang w:val="es-DO"/>
-        </w:rPr>
-        <w:t>diseno</w:t>
-      </w:r>
-      <w:proofErr w:type="spellEnd"/>
-      <w:r>
-        <w:rPr>
-          <w:lang w:val="es-DO"/>
-        </w:rPr>
-        <w:t xml:space="preserve"> modular facilito el trabajo en equipo: la </w:t>
-      </w:r>
-      <w:proofErr w:type="spellStart"/>
-      <w:r>
-        <w:rPr>
-          <w:lang w:val="es-DO"/>
-        </w:rPr>
-        <w:t>separacion</w:t>
-      </w:r>
-      <w:proofErr w:type="spellEnd"/>
-      <w:r>
-        <w:rPr>
-          <w:lang w:val="es-DO"/>
-        </w:rPr>
-        <w:t xml:space="preserve"> en </w:t>
-      </w:r>
-      <w:proofErr w:type="spellStart"/>
-      <w:r>
-        <w:rPr>
-          <w:lang w:val="es-DO"/>
-        </w:rPr>
-        <w:t>modulos</w:t>
-      </w:r>
-      <w:proofErr w:type="spellEnd"/>
-      <w:r>
-        <w:rPr>
-          <w:lang w:val="es-DO"/>
-        </w:rPr>
-        <w:t xml:space="preserve"> con interfaces bien definidas </w:t>
-      </w:r>
-      <w:proofErr w:type="spellStart"/>
-      <w:r>
-        <w:rPr>
-          <w:lang w:val="es-DO"/>
-        </w:rPr>
-        <w:t>permitio</w:t>
-      </w:r>
-      <w:proofErr w:type="spellEnd"/>
-      <w:r>
-        <w:rPr>
-          <w:lang w:val="es-DO"/>
-        </w:rPr>
-        <w:t xml:space="preserve"> que los 4 integrantes trabajaran en paralelo sin interferencias, validando en la </w:t>
-      </w:r>
-      <w:proofErr w:type="spellStart"/>
-      <w:r>
-        <w:rPr>
-          <w:lang w:val="es-DO"/>
-        </w:rPr>
-        <w:t>practica</w:t>
-      </w:r>
-      <w:proofErr w:type="spellEnd"/>
-      <w:r>
-        <w:rPr>
-          <w:lang w:val="es-DO"/>
-        </w:rPr>
-        <w:t xml:space="preserve"> el principio de bajo acoplamiento.</w:t>
+        <w:t>El diseno modular facilito el trabajo en equipo: la separacion en modulos con interfaces bien definidas permitio que los 4 integrantes trabajaran en paralelo sin interferencias, validando en la practica el principio de bajo acoplamiento.</w:t>
       </w:r>
     </w:p>
     <w:p>
@@ -9441,63 +6529,7 @@
         <w:rPr>
           <w:lang w:val="es-DO"/>
         </w:rPr>
-        <w:t xml:space="preserve">Inconsistencias en </w:t>
-      </w:r>
-      <w:proofErr w:type="spellStart"/>
-      <w:r>
-        <w:rPr>
-          <w:lang w:val="es-DO"/>
-        </w:rPr>
-        <w:t>namespaces</w:t>
-      </w:r>
-      <w:proofErr w:type="spellEnd"/>
-      <w:r>
-        <w:rPr>
-          <w:lang w:val="es-DO"/>
-        </w:rPr>
-        <w:t xml:space="preserve"> entre ramas al hacer </w:t>
-      </w:r>
-      <w:proofErr w:type="spellStart"/>
-      <w:r>
-        <w:rPr>
-          <w:lang w:val="es-DO"/>
-        </w:rPr>
-        <w:t>merge</w:t>
-      </w:r>
-      <w:proofErr w:type="spellEnd"/>
-      <w:r>
-        <w:rPr>
-          <w:lang w:val="es-DO"/>
-        </w:rPr>
-        <w:t xml:space="preserve">, resueltas mediante </w:t>
-      </w:r>
-      <w:proofErr w:type="spellStart"/>
-      <w:r>
-        <w:rPr>
-          <w:lang w:val="es-DO"/>
-        </w:rPr>
-        <w:t>revision</w:t>
-      </w:r>
-      <w:proofErr w:type="spellEnd"/>
-      <w:r>
-        <w:rPr>
-          <w:lang w:val="es-DO"/>
-        </w:rPr>
-        <w:t xml:space="preserve"> de </w:t>
-      </w:r>
-      <w:proofErr w:type="spellStart"/>
-      <w:r>
-        <w:rPr>
-          <w:lang w:val="es-DO"/>
-        </w:rPr>
-        <w:t>PRs</w:t>
-      </w:r>
-      <w:proofErr w:type="spellEnd"/>
-      <w:r>
-        <w:rPr>
-          <w:lang w:val="es-DO"/>
-        </w:rPr>
-        <w:t>.</w:t>
+        <w:t>Inconsistencias en namespaces entre ramas al hacer merge, resueltas mediante revision de PRs.</w:t>
       </w:r>
     </w:p>
     <w:p>
@@ -9512,33 +6544,11 @@
           <w:lang w:val="es-DO"/>
         </w:rPr>
       </w:pPr>
-      <w:proofErr w:type="spellStart"/>
-      <w:r>
-        <w:rPr>
-          <w:lang w:val="es-DO"/>
-        </w:rPr>
-        <w:t>Encoding</w:t>
-      </w:r>
-      <w:proofErr w:type="spellEnd"/>
-      <w:r>
-        <w:rPr>
-          <w:lang w:val="es-DO"/>
-        </w:rPr>
-        <w:t xml:space="preserve"> corrupto en </w:t>
-      </w:r>
-      <w:proofErr w:type="spellStart"/>
-      <w:r>
-        <w:rPr>
-          <w:lang w:val="es-DO"/>
-        </w:rPr>
-        <w:t>Program.cs</w:t>
-      </w:r>
-      <w:proofErr w:type="spellEnd"/>
-      <w:r>
-        <w:rPr>
-          <w:lang w:val="es-DO"/>
-        </w:rPr>
-        <w:t xml:space="preserve"> por diferencias entre editores, resuelto forzando UTF-8.</w:t>
+      <w:r>
+        <w:rPr>
+          <w:lang w:val="es-DO"/>
+        </w:rPr>
+        <w:t>Encoding corrupto en Program.cs por diferencias entre editores, resuelto forzando UTF-8.</w:t>
       </w:r>
     </w:p>
     <w:p>
@@ -9557,77 +6567,7 @@
         <w:rPr>
           <w:lang w:val="es-DO"/>
         </w:rPr>
-        <w:t xml:space="preserve">Comportamiento </w:t>
-      </w:r>
-      <w:proofErr w:type="spellStart"/>
-      <w:r>
-        <w:rPr>
-          <w:lang w:val="es-DO"/>
-        </w:rPr>
-        <w:t>atipico</w:t>
-      </w:r>
-      <w:proofErr w:type="spellEnd"/>
-      <w:r>
-        <w:rPr>
-          <w:lang w:val="es-DO"/>
-        </w:rPr>
-        <w:t xml:space="preserve"> del </w:t>
-      </w:r>
-      <w:proofErr w:type="spellStart"/>
-      <w:r>
-        <w:rPr>
-          <w:lang w:val="es-DO"/>
-        </w:rPr>
-        <w:t>Speedup</w:t>
-      </w:r>
-      <w:proofErr w:type="spellEnd"/>
-      <w:r>
-        <w:rPr>
-          <w:lang w:val="es-DO"/>
-        </w:rPr>
-        <w:t xml:space="preserve"> en 500K transacciones, explicado por la </w:t>
-      </w:r>
-      <w:proofErr w:type="spellStart"/>
-      <w:r>
-        <w:rPr>
-          <w:lang w:val="es-DO"/>
-        </w:rPr>
-        <w:t>distribucion</w:t>
-      </w:r>
-      <w:proofErr w:type="spellEnd"/>
-      <w:r>
-        <w:rPr>
-          <w:lang w:val="es-DO"/>
-        </w:rPr>
-        <w:t xml:space="preserve"> de cuentas y la </w:t>
-      </w:r>
-      <w:proofErr w:type="spellStart"/>
-      <w:r>
-        <w:rPr>
-          <w:lang w:val="es-DO"/>
-        </w:rPr>
-        <w:t>contension</w:t>
-      </w:r>
-      <w:proofErr w:type="spellEnd"/>
-      <w:r>
-        <w:rPr>
-          <w:lang w:val="es-DO"/>
-        </w:rPr>
-        <w:t xml:space="preserve"> de </w:t>
-      </w:r>
-      <w:proofErr w:type="spellStart"/>
-      <w:r>
-        <w:rPr>
-          <w:lang w:val="es-DO"/>
-        </w:rPr>
-        <w:t>locks</w:t>
-      </w:r>
-      <w:proofErr w:type="spellEnd"/>
-      <w:r>
-        <w:rPr>
-          <w:lang w:val="es-DO"/>
-        </w:rPr>
-        <w:t>.</w:t>
+        <w:t>Comportamiento atipico del Speedup en 500K transacciones, explicado por la distribucion de cuentas y la contension de locks.</w:t>
       </w:r>
     </w:p>
     <w:p>
@@ -9665,35 +6605,7 @@
         <w:rPr>
           <w:lang w:val="es-DO"/>
         </w:rPr>
-        <w:t xml:space="preserve">Implementar una segunda estrategia de </w:t>
-      </w:r>
-      <w:proofErr w:type="spellStart"/>
-      <w:r>
-        <w:rPr>
-          <w:lang w:val="es-DO"/>
-        </w:rPr>
-        <w:t>paralelizacion</w:t>
-      </w:r>
-      <w:proofErr w:type="spellEnd"/>
-      <w:r>
-        <w:rPr>
-          <w:lang w:val="es-DO"/>
-        </w:rPr>
-        <w:t xml:space="preserve"> por canal de origen y comparar su </w:t>
-      </w:r>
-      <w:proofErr w:type="spellStart"/>
-      <w:r>
-        <w:rPr>
-          <w:lang w:val="es-DO"/>
-        </w:rPr>
-        <w:t>Speedup</w:t>
-      </w:r>
-      <w:proofErr w:type="spellEnd"/>
-      <w:r>
-        <w:rPr>
-          <w:lang w:val="es-DO"/>
-        </w:rPr>
-        <w:t xml:space="preserve"> contra la estrategia por bloques.</w:t>
+        <w:t>Implementar una segunda estrategia de paralelizacion por canal de origen y comparar su Speedup contra la estrategia por bloques.</w:t>
       </w:r>
     </w:p>
     <w:p>
@@ -9712,21 +6624,7 @@
         <w:rPr>
           <w:lang w:val="es-DO"/>
         </w:rPr>
-        <w:t xml:space="preserve">Agregar un mecanismo de </w:t>
-      </w:r>
-      <w:proofErr w:type="spellStart"/>
-      <w:r>
-        <w:rPr>
-          <w:lang w:val="es-DO"/>
-        </w:rPr>
-        <w:t>retry</w:t>
-      </w:r>
-      <w:proofErr w:type="spellEnd"/>
-      <w:r>
-        <w:rPr>
-          <w:lang w:val="es-DO"/>
-        </w:rPr>
-        <w:t xml:space="preserve"> para transacciones fallidas por fondos insuficientes.</w:t>
+        <w:t>Agregar un mecanismo de retry para transacciones fallidas por fondos insuficientes.</w:t>
       </w:r>
     </w:p>
     <w:p>
@@ -9745,35 +6643,7 @@
         <w:rPr>
           <w:lang w:val="es-DO"/>
         </w:rPr>
-        <w:t xml:space="preserve">Generar graficas de </w:t>
-      </w:r>
-      <w:proofErr w:type="spellStart"/>
-      <w:r>
-        <w:rPr>
-          <w:lang w:val="es-DO"/>
-        </w:rPr>
-        <w:t>Speedup</w:t>
-      </w:r>
-      <w:proofErr w:type="spellEnd"/>
-      <w:r>
-        <w:rPr>
-          <w:lang w:val="es-DO"/>
-        </w:rPr>
-        <w:t xml:space="preserve"> </w:t>
-      </w:r>
-      <w:proofErr w:type="spellStart"/>
-      <w:r>
-        <w:rPr>
-          <w:lang w:val="es-DO"/>
-        </w:rPr>
-        <w:t>automaticamente</w:t>
-      </w:r>
-      <w:proofErr w:type="spellEnd"/>
-      <w:r>
-        <w:rPr>
-          <w:lang w:val="es-DO"/>
-        </w:rPr>
-        <w:t xml:space="preserve"> en formato imagen dentro del reporte CSV.</w:t>
+        <w:t>Generar graficas de Speedup automaticamente en formato imagen dentro del reporte CSV.</w:t>
       </w:r>
     </w:p>
     <w:p>
@@ -9792,77 +6662,7 @@
         <w:rPr>
           <w:lang w:val="es-DO"/>
         </w:rPr>
-        <w:t xml:space="preserve">Explorar el uso de </w:t>
-      </w:r>
-      <w:proofErr w:type="spellStart"/>
-      <w:r>
-        <w:rPr>
-          <w:lang w:val="es-DO"/>
-        </w:rPr>
-        <w:t>ValueTask</w:t>
-      </w:r>
-      <w:proofErr w:type="spellEnd"/>
-      <w:r>
-        <w:rPr>
-          <w:lang w:val="es-DO"/>
-        </w:rPr>
-        <w:t xml:space="preserve"> y </w:t>
-      </w:r>
-      <w:proofErr w:type="spellStart"/>
-      <w:r>
-        <w:rPr>
-          <w:lang w:val="es-DO"/>
-        </w:rPr>
-        <w:t>async</w:t>
-      </w:r>
-      <w:proofErr w:type="spellEnd"/>
-      <w:r>
-        <w:rPr>
-          <w:lang w:val="es-DO"/>
-        </w:rPr>
-        <w:t>/</w:t>
-      </w:r>
-      <w:proofErr w:type="spellStart"/>
-      <w:r>
-        <w:rPr>
-          <w:lang w:val="es-DO"/>
-        </w:rPr>
-        <w:t>await</w:t>
-      </w:r>
-      <w:proofErr w:type="spellEnd"/>
-      <w:r>
-        <w:rPr>
-          <w:lang w:val="es-DO"/>
-        </w:rPr>
-        <w:t xml:space="preserve"> para procesamiento I/O-</w:t>
-      </w:r>
-      <w:proofErr w:type="spellStart"/>
-      <w:r>
-        <w:rPr>
-          <w:lang w:val="es-DO"/>
-        </w:rPr>
-        <w:t>bound</w:t>
-      </w:r>
-      <w:proofErr w:type="spellEnd"/>
-      <w:r>
-        <w:rPr>
-          <w:lang w:val="es-DO"/>
-        </w:rPr>
-        <w:t xml:space="preserve"> en canales </w:t>
-      </w:r>
-      <w:proofErr w:type="spellStart"/>
-      <w:r>
-        <w:rPr>
-          <w:lang w:val="es-DO"/>
-        </w:rPr>
-        <w:t>electronicos</w:t>
-      </w:r>
-      <w:proofErr w:type="spellEnd"/>
-      <w:r>
-        <w:rPr>
-          <w:lang w:val="es-DO"/>
-        </w:rPr>
-        <w:t>.</w:t>
+        <w:t>Explorar el uso de ValueTask y async/await para procesamiento I/O-bound en canales electronicos.</w:t>
       </w:r>
     </w:p>
     <w:p>
@@ -9908,25 +6708,7 @@
         <w:spacing w:before="60" w:after="60"/>
       </w:pPr>
       <w:r>
-        <w:t xml:space="preserve">Microsoft Corporation. (2024). </w:t>
-      </w:r>
-      <w:proofErr w:type="spellStart"/>
-      <w:r>
-        <w:t>Parallel.ForEach</w:t>
-      </w:r>
-      <w:proofErr w:type="spellEnd"/>
-      <w:r>
-        <w:t xml:space="preserve"> Method. </w:t>
-      </w:r>
-      <w:proofErr w:type="spellStart"/>
-      <w:proofErr w:type="gramStart"/>
-      <w:r>
-        <w:t>System.Threading.Tasks</w:t>
-      </w:r>
-      <w:proofErr w:type="spellEnd"/>
-      <w:proofErr w:type="gramEnd"/>
-      <w:r>
-        <w:t>. https://learn.microsoft.com/dotnet/api/system.threading.tasks.parallel.foreach</w:t>
+        <w:t>Microsoft Corporation. (2024). Parallel.ForEach Method. System.Threading.Tasks. https://learn.microsoft.com/dotnet/api/system.threading.tasks.parallel.foreach</w:t>
       </w:r>
     </w:p>
     <w:p>
@@ -9955,49 +6737,13 @@
         </w:rPr>
       </w:pPr>
       <w:r>
-        <w:t xml:space="preserve">Amdahl, G. M. (1967). Validity of the single processor </w:t>
-      </w:r>
-      <w:proofErr w:type="gramStart"/>
-      <w:r>
-        <w:t>approach</w:t>
-      </w:r>
-      <w:proofErr w:type="gramEnd"/>
-      <w:r>
-        <w:t xml:space="preserve"> to achieving large scale computing capabilities. </w:t>
-      </w:r>
-      <w:r>
-        <w:rPr>
-          <w:lang w:val="es-DO"/>
-        </w:rPr>
-        <w:t xml:space="preserve">AFIPS </w:t>
-      </w:r>
-      <w:proofErr w:type="spellStart"/>
-      <w:r>
-        <w:rPr>
-          <w:lang w:val="es-DO"/>
-        </w:rPr>
-        <w:t>Conference</w:t>
-      </w:r>
-      <w:proofErr w:type="spellEnd"/>
-      <w:r>
-        <w:rPr>
-          <w:lang w:val="es-DO"/>
-        </w:rPr>
-        <w:t xml:space="preserve"> </w:t>
-      </w:r>
-      <w:proofErr w:type="spellStart"/>
-      <w:r>
-        <w:rPr>
-          <w:lang w:val="es-DO"/>
-        </w:rPr>
-        <w:t>Proceedings</w:t>
-      </w:r>
-      <w:proofErr w:type="spellEnd"/>
-      <w:r>
-        <w:rPr>
-          <w:lang w:val="es-DO"/>
-        </w:rPr>
-        <w:t>, 30, 483-485.</w:t>
+        <w:t xml:space="preserve">Amdahl, G. M. (1967). Validity of the single processor approach to achieving large scale computing capabilities. </w:t>
+      </w:r>
+      <w:r>
+        <w:rPr>
+          <w:lang w:val="es-DO"/>
+        </w:rPr>
+        <w:t>AFIPS Conference Proceedings, 30, 483-485.</w:t>
       </w:r>
     </w:p>
     <w:p>
@@ -10015,47 +6761,11 @@
       <w:r>
         <w:t xml:space="preserve">Gustafson, J. L. (1988). Reevaluating Amdahl's law. </w:t>
       </w:r>
-      <w:proofErr w:type="spellStart"/>
-      <w:r>
-        <w:rPr>
-          <w:lang w:val="es-DO"/>
-        </w:rPr>
-        <w:t>Communications</w:t>
-      </w:r>
-      <w:proofErr w:type="spellEnd"/>
-      <w:r>
-        <w:rPr>
-          <w:lang w:val="es-DO"/>
-        </w:rPr>
-        <w:t xml:space="preserve"> </w:t>
-      </w:r>
-      <w:proofErr w:type="spellStart"/>
-      <w:r>
-        <w:rPr>
-          <w:lang w:val="es-DO"/>
-        </w:rPr>
-        <w:t>of</w:t>
-      </w:r>
-      <w:proofErr w:type="spellEnd"/>
-      <w:r>
-        <w:rPr>
-          <w:lang w:val="es-DO"/>
-        </w:rPr>
-        <w:t xml:space="preserve"> </w:t>
-      </w:r>
-      <w:proofErr w:type="spellStart"/>
-      <w:r>
-        <w:rPr>
-          <w:lang w:val="es-DO"/>
-        </w:rPr>
-        <w:t>the</w:t>
-      </w:r>
-      <w:proofErr w:type="spellEnd"/>
-      <w:r>
-        <w:rPr>
-          <w:lang w:val="es-DO"/>
-        </w:rPr>
-        <w:t xml:space="preserve"> ACM, 31(5), 532-533.</w:t>
+      <w:r>
+        <w:rPr>
+          <w:lang w:val="es-DO"/>
+        </w:rPr>
+        <w:t>Communications of the ACM, 31(5), 532-533.</w:t>
       </w:r>
     </w:p>
     <w:p>
@@ -10111,16 +6821,8 @@
         <w:rPr>
           <w:lang w:val="es-DO"/>
         </w:rPr>
-        <w:t xml:space="preserve">Anexo A: Manual de </w:t>
-      </w:r>
-      <w:proofErr w:type="spellStart"/>
-      <w:r>
-        <w:rPr>
-          <w:lang w:val="es-DO"/>
-        </w:rPr>
-        <w:t>Ejecucion</w:t>
-      </w:r>
-      <w:proofErr w:type="spellEnd"/>
+        <w:t>Anexo A: Manual de Ejecucion</w:t>
+      </w:r>
     </w:p>
     <w:p>
       <w:pPr>
@@ -10239,21 +6941,7 @@
         <w:rPr>
           <w:lang w:val="es-DO"/>
         </w:rPr>
-        <w:t xml:space="preserve">Clonar el repositorio: </w:t>
-      </w:r>
-      <w:proofErr w:type="spellStart"/>
-      <w:r>
-        <w:rPr>
-          <w:lang w:val="es-DO"/>
-        </w:rPr>
-        <w:t>git</w:t>
-      </w:r>
-      <w:proofErr w:type="spellEnd"/>
-      <w:r>
-        <w:rPr>
-          <w:lang w:val="es-DO"/>
-        </w:rPr>
-        <w:t xml:space="preserve"> clone </w:t>
+        <w:t xml:space="preserve">Clonar el repositorio: git clone </w:t>
       </w:r>
       <w:hyperlink r:id="rId9" w:history="1">
         <w:r>
@@ -10281,35 +6969,7 @@
         <w:rPr>
           <w:lang w:val="es-DO"/>
         </w:rPr>
-        <w:t xml:space="preserve">Navegar a la </w:t>
-      </w:r>
-      <w:proofErr w:type="spellStart"/>
-      <w:r>
-        <w:rPr>
-          <w:lang w:val="es-DO"/>
-        </w:rPr>
-        <w:t>raiz</w:t>
-      </w:r>
-      <w:proofErr w:type="spellEnd"/>
-      <w:r>
-        <w:rPr>
-          <w:lang w:val="es-DO"/>
-        </w:rPr>
-        <w:t xml:space="preserve"> del proyecto: cd </w:t>
-      </w:r>
-      <w:proofErr w:type="spellStart"/>
-      <w:r>
-        <w:rPr>
-          <w:lang w:val="es-DO"/>
-        </w:rPr>
-        <w:t>Sist</w:t>
-      </w:r>
-      <w:proofErr w:type="spellEnd"/>
-      <w:r>
-        <w:rPr>
-          <w:lang w:val="es-DO"/>
-        </w:rPr>
-        <w:t>-Transacciones-Paralelas</w:t>
+        <w:t>Navegar a la raiz del proyecto: cd Sist-Transacciones-Paralelas</w:t>
       </w:r>
     </w:p>
     <w:p>
@@ -10328,44 +6988,8 @@
         <w:rPr>
           <w:lang w:val="es-DO"/>
         </w:rPr>
-        <w:t xml:space="preserve">Compilar la </w:t>
-      </w:r>
-      <w:proofErr w:type="spellStart"/>
-      <w:r>
-        <w:rPr>
-          <w:lang w:val="es-DO"/>
-        </w:rPr>
-        <w:t>solucion</w:t>
-      </w:r>
-      <w:proofErr w:type="spellEnd"/>
-      <w:r>
-        <w:rPr>
-          <w:lang w:val="es-DO"/>
-        </w:rPr>
-        <w:t xml:space="preserve">: </w:t>
-      </w:r>
-      <w:proofErr w:type="spellStart"/>
-      <w:r>
-        <w:rPr>
-          <w:lang w:val="es-DO"/>
-        </w:rPr>
-        <w:t>dotnet</w:t>
-      </w:r>
-      <w:proofErr w:type="spellEnd"/>
-      <w:r>
-        <w:rPr>
-          <w:lang w:val="es-DO"/>
-        </w:rPr>
-        <w:t xml:space="preserve"> </w:t>
-      </w:r>
-      <w:proofErr w:type="spellStart"/>
-      <w:r>
-        <w:rPr>
-          <w:lang w:val="es-DO"/>
-        </w:rPr>
-        <w:t>build</w:t>
-      </w:r>
-      <w:proofErr w:type="spellEnd"/>
+        <w:t>Compilar la solucion: dotnet build</w:t>
+      </w:r>
     </w:p>
     <w:p>
       <w:pPr>
@@ -10383,86 +7007,8 @@
         <w:rPr>
           <w:lang w:val="es-DO"/>
         </w:rPr>
-        <w:t xml:space="preserve">Ejecutar con </w:t>
-      </w:r>
-      <w:proofErr w:type="spellStart"/>
-      <w:r>
-        <w:rPr>
-          <w:lang w:val="es-DO"/>
-        </w:rPr>
-        <w:t>parametros</w:t>
-      </w:r>
-      <w:proofErr w:type="spellEnd"/>
-      <w:r>
-        <w:rPr>
-          <w:lang w:val="es-DO"/>
-        </w:rPr>
-        <w:t xml:space="preserve"> por defecto (1,000 cuentas / 10,000 transacciones): </w:t>
-      </w:r>
-      <w:proofErr w:type="spellStart"/>
-      <w:r>
-        <w:rPr>
-          <w:lang w:val="es-DO"/>
-        </w:rPr>
-        <w:t>dotnet</w:t>
-      </w:r>
-      <w:proofErr w:type="spellEnd"/>
-      <w:r>
-        <w:rPr>
-          <w:lang w:val="es-DO"/>
-        </w:rPr>
-        <w:t xml:space="preserve"> run --</w:t>
-      </w:r>
-      <w:proofErr w:type="spellStart"/>
-      <w:r>
-        <w:rPr>
-          <w:lang w:val="es-DO"/>
-        </w:rPr>
-        <w:t>project</w:t>
-      </w:r>
-      <w:proofErr w:type="spellEnd"/>
-      <w:r>
-        <w:rPr>
-          <w:lang w:val="es-DO"/>
-        </w:rPr>
-        <w:t xml:space="preserve"> </w:t>
-      </w:r>
-      <w:proofErr w:type="spellStart"/>
-      <w:r>
-        <w:rPr>
-          <w:lang w:val="es-DO"/>
-        </w:rPr>
-        <w:t>src</w:t>
-      </w:r>
-      <w:proofErr w:type="spellEnd"/>
-      <w:r>
-        <w:rPr>
-          <w:lang w:val="es-DO"/>
-        </w:rPr>
-        <w:t>/</w:t>
-      </w:r>
-      <w:proofErr w:type="spellStart"/>
-      <w:r>
-        <w:rPr>
-          <w:lang w:val="es-DO"/>
-        </w:rPr>
-        <w:t>BankSystem.App</w:t>
-      </w:r>
-      <w:proofErr w:type="spellEnd"/>
-      <w:r>
-        <w:rPr>
-          <w:lang w:val="es-DO"/>
-        </w:rPr>
-        <w:t>/</w:t>
-      </w:r>
-      <w:proofErr w:type="spellStart"/>
-      <w:r>
-        <w:rPr>
-          <w:lang w:val="es-DO"/>
-        </w:rPr>
-        <w:t>BankSystem.App.csproj</w:t>
-      </w:r>
-      <w:proofErr w:type="spellEnd"/>
+        <w:t>Ejecutar con parametros por defecto (1,000 cuentas / 10,000 transacciones): dotnet run --project src/BankSystem.App/BankSystem.App.csproj</w:t>
+      </w:r>
     </w:p>
     <w:p>
       <w:pPr>
@@ -10480,91 +7026,7 @@
         <w:rPr>
           <w:lang w:val="es-DO"/>
         </w:rPr>
-        <w:t xml:space="preserve">Ejecutar con </w:t>
-      </w:r>
-      <w:proofErr w:type="spellStart"/>
-      <w:r>
-        <w:rPr>
-          <w:lang w:val="es-DO"/>
-        </w:rPr>
-        <w:t>parametros</w:t>
-      </w:r>
-      <w:proofErr w:type="spellEnd"/>
-      <w:r>
-        <w:rPr>
-          <w:lang w:val="es-DO"/>
-        </w:rPr>
-        <w:t xml:space="preserve"> personalizados: </w:t>
-      </w:r>
-      <w:proofErr w:type="spellStart"/>
-      <w:r>
-        <w:rPr>
-          <w:lang w:val="es-DO"/>
-        </w:rPr>
-        <w:t>dotnet</w:t>
-      </w:r>
-      <w:proofErr w:type="spellEnd"/>
-      <w:r>
-        <w:rPr>
-          <w:lang w:val="es-DO"/>
-        </w:rPr>
-        <w:t xml:space="preserve"> run --</w:t>
-      </w:r>
-      <w:proofErr w:type="spellStart"/>
-      <w:r>
-        <w:rPr>
-          <w:lang w:val="es-DO"/>
-        </w:rPr>
-        <w:t>project</w:t>
-      </w:r>
-      <w:proofErr w:type="spellEnd"/>
-      <w:r>
-        <w:rPr>
-          <w:lang w:val="es-DO"/>
-        </w:rPr>
-        <w:t xml:space="preserve"> </w:t>
-      </w:r>
-      <w:proofErr w:type="spellStart"/>
-      <w:r>
-        <w:rPr>
-          <w:lang w:val="es-DO"/>
-        </w:rPr>
-        <w:t>src</w:t>
-      </w:r>
-      <w:proofErr w:type="spellEnd"/>
-      <w:r>
-        <w:rPr>
-          <w:lang w:val="es-DO"/>
-        </w:rPr>
-        <w:t>/</w:t>
-      </w:r>
-      <w:proofErr w:type="spellStart"/>
-      <w:r>
-        <w:rPr>
-          <w:lang w:val="es-DO"/>
-        </w:rPr>
-        <w:t>BankSystem.App</w:t>
-      </w:r>
-      <w:proofErr w:type="spellEnd"/>
-      <w:r>
-        <w:rPr>
-          <w:lang w:val="es-DO"/>
-        </w:rPr>
-        <w:t>/</w:t>
-      </w:r>
-      <w:proofErr w:type="spellStart"/>
-      <w:r>
-        <w:rPr>
-          <w:lang w:val="es-DO"/>
-        </w:rPr>
-        <w:t>BankSystem.App.csproj</w:t>
-      </w:r>
-      <w:proofErr w:type="spellEnd"/>
-      <w:r>
-        <w:rPr>
-          <w:lang w:val="es-DO"/>
-        </w:rPr>
-        <w:t xml:space="preserve"> [transacciones] [cuentas]</w:t>
+        <w:t>Ejecutar con parametros personalizados: dotnet run --project src/BankSystem.App/BankSystem.App.csproj [transacciones] [cuentas]</w:t>
       </w:r>
     </w:p>
     <w:p>
@@ -10583,91 +7045,7 @@
         <w:rPr>
           <w:lang w:val="es-DO"/>
         </w:rPr>
-        <w:t xml:space="preserve">Ejemplo con 1 </w:t>
-      </w:r>
-      <w:proofErr w:type="spellStart"/>
-      <w:r>
-        <w:rPr>
-          <w:lang w:val="es-DO"/>
-        </w:rPr>
-        <w:t>millon</w:t>
-      </w:r>
-      <w:proofErr w:type="spellEnd"/>
-      <w:r>
-        <w:rPr>
-          <w:lang w:val="es-DO"/>
-        </w:rPr>
-        <w:t xml:space="preserve"> de transacciones: </w:t>
-      </w:r>
-      <w:proofErr w:type="spellStart"/>
-      <w:r>
-        <w:rPr>
-          <w:lang w:val="es-DO"/>
-        </w:rPr>
-        <w:t>dotnet</w:t>
-      </w:r>
-      <w:proofErr w:type="spellEnd"/>
-      <w:r>
-        <w:rPr>
-          <w:lang w:val="es-DO"/>
-        </w:rPr>
-        <w:t xml:space="preserve"> run --</w:t>
-      </w:r>
-      <w:proofErr w:type="spellStart"/>
-      <w:r>
-        <w:rPr>
-          <w:lang w:val="es-DO"/>
-        </w:rPr>
-        <w:t>project</w:t>
-      </w:r>
-      <w:proofErr w:type="spellEnd"/>
-      <w:r>
-        <w:rPr>
-          <w:lang w:val="es-DO"/>
-        </w:rPr>
-        <w:t xml:space="preserve"> </w:t>
-      </w:r>
-      <w:proofErr w:type="spellStart"/>
-      <w:r>
-        <w:rPr>
-          <w:lang w:val="es-DO"/>
-        </w:rPr>
-        <w:t>src</w:t>
-      </w:r>
-      <w:proofErr w:type="spellEnd"/>
-      <w:r>
-        <w:rPr>
-          <w:lang w:val="es-DO"/>
-        </w:rPr>
-        <w:t>/</w:t>
-      </w:r>
-      <w:proofErr w:type="spellStart"/>
-      <w:r>
-        <w:rPr>
-          <w:lang w:val="es-DO"/>
-        </w:rPr>
-        <w:t>BankSystem.App</w:t>
-      </w:r>
-      <w:proofErr w:type="spellEnd"/>
-      <w:r>
-        <w:rPr>
-          <w:lang w:val="es-DO"/>
-        </w:rPr>
-        <w:t>/</w:t>
-      </w:r>
-      <w:proofErr w:type="spellStart"/>
-      <w:r>
-        <w:rPr>
-          <w:lang w:val="es-DO"/>
-        </w:rPr>
-        <w:t>BankSystem.App.csproj</w:t>
-      </w:r>
-      <w:proofErr w:type="spellEnd"/>
-      <w:r>
-        <w:rPr>
-          <w:lang w:val="es-DO"/>
-        </w:rPr>
-        <w:t xml:space="preserve"> 1000000 10000</w:t>
+        <w:t>Ejemplo con 1 millon de transacciones: dotnet run --project src/BankSystem.App/BankSystem.App.csproj 1000000 10000</w:t>
       </w:r>
     </w:p>
     <w:p>
@@ -10681,37 +7059,8 @@
         <w:jc w:val="both"/>
       </w:pPr>
       <w:r>
-        <w:t xml:space="preserve">Los resultados del </w:t>
-      </w:r>
-      <w:proofErr w:type="spellStart"/>
-      <w:r>
-        <w:t>benchmark</w:t>
-      </w:r>
-      <w:proofErr w:type="spellEnd"/>
-      <w:r>
-        <w:t xml:space="preserve"> se exportan </w:t>
-      </w:r>
-      <w:proofErr w:type="spellStart"/>
-      <w:r>
-        <w:t>automaticamente</w:t>
-      </w:r>
-      <w:proofErr w:type="spellEnd"/>
-      <w:r>
-        <w:t xml:space="preserve"> a: </w:t>
-      </w:r>
-      <w:proofErr w:type="spellStart"/>
-      <w:r>
-        <w:t>metrics</w:t>
-      </w:r>
-      <w:proofErr w:type="spellEnd"/>
-      <w:r>
-        <w:t>/</w:t>
-      </w:r>
-      <w:proofErr w:type="spellStart"/>
-      <w:r>
-        <w:t>results</w:t>
-      </w:r>
-      <w:proofErr w:type="spellEnd"/>
+        <w:t>Los resultados del benchmark se exportan automaticamente a: metrics/results</w:t>
+      </w:r>
     </w:p>
     <w:p>
       <w:pPr>
@@ -10737,13 +7086,7 @@
         <w:spacing w:before="80" w:after="80"/>
       </w:pPr>
       <w:r>
-        <w:t xml:space="preserve">Repositorio </w:t>
-      </w:r>
-      <w:r>
-        <w:t>público</w:t>
-      </w:r>
-      <w:r>
-        <w:t xml:space="preserve"> en GitHub:</w:t>
+        <w:t>Repositorio público en GitHub:</w:t>
       </w:r>
     </w:p>
     <w:p>
@@ -10792,43 +7135,7 @@
         <w:rPr>
           <w:lang w:val="es-DO"/>
         </w:rPr>
-        <w:t>/</w:t>
-      </w:r>
-      <w:proofErr w:type="spellStart"/>
-      <w:proofErr w:type="gramStart"/>
-      <w:r>
-        <w:rPr>
-          <w:lang w:val="es-DO"/>
-        </w:rPr>
-        <w:t>src</w:t>
-      </w:r>
-      <w:proofErr w:type="spellEnd"/>
-      <w:r>
-        <w:rPr>
-          <w:lang w:val="es-DO"/>
-        </w:rPr>
-        <w:t xml:space="preserve">  -</w:t>
-      </w:r>
-      <w:proofErr w:type="gramEnd"/>
-      <w:r>
-        <w:rPr>
-          <w:lang w:val="es-DO"/>
-        </w:rPr>
-        <w:t xml:space="preserve">  </w:t>
-      </w:r>
-      <w:proofErr w:type="spellStart"/>
-      <w:r>
-        <w:rPr>
-          <w:lang w:val="es-DO"/>
-        </w:rPr>
-        <w:t>Codigo</w:t>
-      </w:r>
-      <w:proofErr w:type="spellEnd"/>
-      <w:r>
-        <w:rPr>
-          <w:lang w:val="es-DO"/>
-        </w:rPr>
-        <w:t xml:space="preserve"> fuente (5 proyectos .NET)</w:t>
+        <w:t>/src  -  Codigo fuente (5 proyectos .NET)</w:t>
       </w:r>
     </w:p>
     <w:p>
@@ -10847,43 +7154,7 @@
         <w:rPr>
           <w:lang w:val="es-DO"/>
         </w:rPr>
-        <w:t>/</w:t>
-      </w:r>
-      <w:proofErr w:type="spellStart"/>
-      <w:proofErr w:type="gramStart"/>
-      <w:r>
-        <w:rPr>
-          <w:lang w:val="es-DO"/>
-        </w:rPr>
-        <w:t>docs</w:t>
-      </w:r>
-      <w:proofErr w:type="spellEnd"/>
-      <w:r>
-        <w:rPr>
-          <w:lang w:val="es-DO"/>
-        </w:rPr>
-        <w:t xml:space="preserve">  -</w:t>
-      </w:r>
-      <w:proofErr w:type="gramEnd"/>
-      <w:r>
-        <w:rPr>
-          <w:lang w:val="es-DO"/>
-        </w:rPr>
-        <w:t xml:space="preserve">  </w:t>
-      </w:r>
-      <w:proofErr w:type="spellStart"/>
-      <w:r>
-        <w:rPr>
-          <w:lang w:val="es-DO"/>
-        </w:rPr>
-        <w:t>Documentacion</w:t>
-      </w:r>
-      <w:proofErr w:type="spellEnd"/>
-      <w:r>
-        <w:rPr>
-          <w:lang w:val="es-DO"/>
-        </w:rPr>
-        <w:t xml:space="preserve"> del proyecto</w:t>
+        <w:t>/docs  -  Documentacion del proyecto</w:t>
       </w:r>
     </w:p>
     <w:p>
@@ -10902,38 +7173,8 @@
         <w:rPr>
           <w:lang w:val="es-DO"/>
         </w:rPr>
-        <w:t>/</w:t>
-      </w:r>
-      <w:proofErr w:type="spellStart"/>
-      <w:proofErr w:type="gramStart"/>
-      <w:r>
-        <w:rPr>
-          <w:lang w:val="es-DO"/>
-        </w:rPr>
-        <w:t>metrics</w:t>
-      </w:r>
-      <w:proofErr w:type="spellEnd"/>
-      <w:r>
-        <w:rPr>
-          <w:lang w:val="es-DO"/>
-        </w:rPr>
-        <w:t xml:space="preserve">  -</w:t>
-      </w:r>
-      <w:proofErr w:type="gramEnd"/>
-      <w:r>
-        <w:rPr>
-          <w:lang w:val="es-DO"/>
-        </w:rPr>
-        <w:t xml:space="preserve">  Resultados CSV de </w:t>
-      </w:r>
-      <w:proofErr w:type="spellStart"/>
-      <w:r>
-        <w:rPr>
-          <w:lang w:val="es-DO"/>
-        </w:rPr>
-        <w:t>benchmarks</w:t>
-      </w:r>
-      <w:proofErr w:type="spellEnd"/>
+        <w:t>/metrics  -  Resultados CSV de benchmarks</w:t>
+      </w:r>
     </w:p>
     <w:p>
       <w:pPr>
@@ -10951,43 +7192,7 @@
         <w:rPr>
           <w:lang w:val="es-DO"/>
         </w:rPr>
-        <w:t>/</w:t>
-      </w:r>
-      <w:proofErr w:type="spellStart"/>
-      <w:proofErr w:type="gramStart"/>
-      <w:r>
-        <w:rPr>
-          <w:lang w:val="es-DO"/>
-        </w:rPr>
-        <w:t>tests</w:t>
-      </w:r>
-      <w:proofErr w:type="spellEnd"/>
-      <w:r>
-        <w:rPr>
-          <w:lang w:val="es-DO"/>
-        </w:rPr>
-        <w:t xml:space="preserve">  -</w:t>
-      </w:r>
-      <w:proofErr w:type="gramEnd"/>
-      <w:r>
-        <w:rPr>
-          <w:lang w:val="es-DO"/>
-        </w:rPr>
-        <w:t xml:space="preserve">  Pruebas y </w:t>
-      </w:r>
-      <w:proofErr w:type="spellStart"/>
-      <w:r>
-        <w:rPr>
-          <w:lang w:val="es-DO"/>
-        </w:rPr>
-        <w:t>generacion</w:t>
-      </w:r>
-      <w:proofErr w:type="spellEnd"/>
-      <w:r>
-        <w:rPr>
-          <w:lang w:val="es-DO"/>
-        </w:rPr>
-        <w:t xml:space="preserve"> de carga</w:t>
+        <w:t>/tests  -  Pruebas y generacion de carga</w:t>
       </w:r>
     </w:p>
     <w:sectPr>
